--- a/documentation/PROGRAMMER_DOCUMENTATION.docx
+++ b/documentation/PROGRAMMER_DOCUMENTATION.docx
@@ -243,7 +243,7 @@
           <w:rFonts w:ascii="Courier New" w:hAnsi="Courier New"/>
           <w:sz w:val="19"/>
         </w:rPr>
-        <w:t>main_for_machine_learning.py          spectogram_creation.py</w:t>
+        <w:t>main_machine_learning.py          spectogram_creation.py</w:t>
       </w:r>
     </w:p>
     <w:p>
@@ -298,7 +298,49 @@
           <w:rFonts w:ascii="Courier New" w:hAnsi="Courier New"/>
           <w:sz w:val="19"/>
         </w:rPr>
-        <w:t xml:space="preserve">                                CNN.py       Multimodal_CNN.py</w:t>
+        <w:t xml:space="preserve">                                </w:t>
+      </w:r>
+      <w:r>
+        <w:rPr>
+          <w:rFonts w:ascii="Courier New" w:hAnsi="Courier New"/>
+          <w:sz w:val="19"/>
+        </w:rPr>
+        <w:t>main_cnn</w:t>
+      </w:r>
+      <w:r>
+        <w:rPr>
+          <w:rFonts w:ascii="Courier New" w:hAnsi="Courier New"/>
+          <w:sz w:val="19"/>
+        </w:rPr>
+        <w:t xml:space="preserve">.py       </w:t>
+      </w:r>
+      <w:r>
+        <w:rPr>
+          <w:rFonts w:ascii="Courier New" w:hAnsi="Courier New"/>
+          <w:sz w:val="19"/>
+        </w:rPr>
+        <w:t>main_m</w:t>
+      </w:r>
+      <w:r>
+        <w:rPr>
+          <w:rFonts w:ascii="Courier New" w:hAnsi="Courier New"/>
+          <w:sz w:val="19"/>
+        </w:rPr>
+        <w:t>ultimodal_</w:t>
+      </w:r>
+      <w:r>
+        <w:rPr>
+          <w:rFonts w:ascii="Courier New" w:hAnsi="Courier New"/>
+          <w:sz w:val="19"/>
+        </w:rPr>
+        <w:t>cnn</w:t>
+      </w:r>
+      <w:r>
+        <w:rPr>
+          <w:rFonts w:ascii="Courier New" w:hAnsi="Courier New"/>
+          <w:sz w:val="19"/>
+        </w:rPr>
+        <w:t>.py</w:t>
       </w:r>
     </w:p>
     <w:p>
@@ -322,185 +364,7 @@
         <w:rPr>
           <w:rtl/>
         </w:rPr>
-        <w:t>לאחר איחוד מקורות ה-Free Text, קובצי האודיו מסודרים לפי מבטא:</w:t>
-      </w:r>
-    </w:p>
-    <w:p>
-      <w:pPr>
-        <w:jc w:val="right"/>
-      </w:pPr>
-      <w:r>
-        <w:rPr>
-          <w:rFonts w:ascii="Courier New" w:hAnsi="Courier New"/>
-          <w:sz w:val="19"/>
-        </w:rPr>
-        <w:t>audio_by_accent_raw/</w:t>
-      </w:r>
-    </w:p>
-    <w:p>
-      <w:pPr>
-        <w:jc w:val="right"/>
-      </w:pPr>
-      <w:r>
-        <w:rPr>
-          <w:rFonts w:ascii="Courier New" w:hAnsi="Courier New"/>
-          <w:sz w:val="19"/>
-        </w:rPr>
-        <w:t>├── chinese/</w:t>
-      </w:r>
-    </w:p>
-    <w:p>
-      <w:pPr>
-        <w:jc w:val="right"/>
-      </w:pPr>
-      <w:r>
-        <w:rPr>
-          <w:rFonts w:ascii="Courier New" w:hAnsi="Courier New"/>
-          <w:sz w:val="19"/>
-        </w:rPr>
-        <w:t>├── indian/</w:t>
-      </w:r>
-    </w:p>
-    <w:p>
-      <w:pPr>
-        <w:jc w:val="right"/>
-      </w:pPr>
-      <w:r>
-        <w:rPr>
-          <w:rFonts w:ascii="Courier New" w:hAnsi="Courier New"/>
-          <w:sz w:val="19"/>
-        </w:rPr>
-        <w:t>├── nigerian/</w:t>
-      </w:r>
-    </w:p>
-    <w:p>
-      <w:pPr>
-        <w:jc w:val="right"/>
-      </w:pPr>
-      <w:r>
-        <w:rPr>
-          <w:rFonts w:ascii="Courier New" w:hAnsi="Courier New"/>
-          <w:sz w:val="19"/>
-        </w:rPr>
-        <w:t>└── usa/</w:t>
-      </w:r>
-    </w:p>
-    <w:p>
-      <w:pPr>
-        <w:bidi/>
-      </w:pPr>
-      <w:r>
-        <w:rPr>
-          <w:rtl/>
-        </w:rPr>
-        <w:t>Speech Accent Archive נשמר בנפרד וגם הוא מסודר לפי מבטא:</w:t>
-      </w:r>
-    </w:p>
-    <w:p>
-      <w:pPr>
-        <w:jc w:val="right"/>
-      </w:pPr>
-      <w:r>
-        <w:rPr>
-          <w:rFonts w:ascii="Courier New" w:hAnsi="Courier New"/>
-          <w:sz w:val="19"/>
-        </w:rPr>
-        <w:t>accents_audio/</w:t>
-      </w:r>
-    </w:p>
-    <w:p>
-      <w:pPr>
-        <w:jc w:val="right"/>
-      </w:pPr>
-      <w:r>
-        <w:rPr>
-          <w:rFonts w:ascii="Courier New" w:hAnsi="Courier New"/>
-          <w:sz w:val="19"/>
-        </w:rPr>
-        <w:t>└── accent_archive/</w:t>
-      </w:r>
-    </w:p>
-    <w:p>
-      <w:pPr>
-        <w:jc w:val="right"/>
-      </w:pPr>
-      <w:r>
-        <w:rPr>
-          <w:rFonts w:ascii="Courier New" w:hAnsi="Courier New"/>
-          <w:sz w:val="19"/>
-        </w:rPr>
-        <w:t xml:space="preserve">    ├── chinese/</w:t>
-      </w:r>
-    </w:p>
-    <w:p>
-      <w:pPr>
-        <w:jc w:val="right"/>
-      </w:pPr>
-      <w:r>
-        <w:rPr>
-          <w:rFonts w:ascii="Courier New" w:hAnsi="Courier New"/>
-          <w:sz w:val="19"/>
-        </w:rPr>
-        <w:t xml:space="preserve">    ├── hindi/</w:t>
-      </w:r>
-    </w:p>
-    <w:p>
-      <w:pPr>
-        <w:jc w:val="right"/>
-      </w:pPr>
-      <w:r>
-        <w:rPr>
-          <w:rFonts w:ascii="Courier New" w:hAnsi="Courier New"/>
-          <w:sz w:val="19"/>
-        </w:rPr>
-        <w:t xml:space="preserve">    ├── nigerian/</w:t>
-      </w:r>
-    </w:p>
-    <w:p>
-      <w:pPr>
-        <w:jc w:val="right"/>
-      </w:pPr>
-      <w:r>
-        <w:rPr>
-          <w:rFonts w:ascii="Courier New" w:hAnsi="Courier New"/>
-          <w:sz w:val="19"/>
-        </w:rPr>
-        <w:t xml:space="preserve">    └── usa/</w:t>
-      </w:r>
-    </w:p>
-    <w:p>
-      <w:pPr>
-        <w:bidi/>
-      </w:pPr>
-      <w:r>
-        <w:rPr>
-          <w:rtl/>
-        </w:rPr>
-        <w:t>ההפרדה לפי מבטא נשמרת גם בשלבי העיבוד הבאים כדי לאפשר יצירת metadata ובקרה על הרכב הנתונים.</w:t>
-      </w:r>
-    </w:p>
-    <w:p>
-      <w:pPr>
-        <w:pStyle w:val="Heading2"/>
-        <w:bidi/>
-      </w:pPr>
-      <w:r>
-        <w:rPr>
-          <w:rFonts w:ascii="Arial" w:hAnsi="Arial"/>
-          <w:rtl/>
-        </w:rPr>
-        <w:t>3. מצבי הנתונים</w:t>
-      </w:r>
-    </w:p>
-    <w:p>
-      <w:pPr>
-        <w:bidi/>
-      </w:pPr>
-      <w:r>
-        <w:rPr>
-          <w:rtl/>
-        </w:rPr>
-        <w:t>המערכת תומכת בשלושה מצבים</w:t>
+        <w:t>לאחר איחוד מקורות ה-Free Text</w:t>
       </w:r>
       <w:r>
         <w:rPr>
@@ -508,7 +372,13 @@
           <w:rtl/>
           <w:lang w:bidi="he-IL"/>
         </w:rPr>
-        <w:t xml:space="preserve"> (מאגרים)</w:t>
+        <w:t xml:space="preserve"> בעזרת הקובץ </w:t>
+      </w:r>
+      <w:r>
+        <w:rPr>
+          <w:lang w:bidi="he-IL"/>
+        </w:rPr>
+        <w:t>group_sources_to_one_by_accent.py</w:t>
       </w:r>
       <w:r>
         <w:rPr>
@@ -522,34 +392,67 @@
         <w:rPr>
           <w:rtl/>
         </w:rPr>
-        <w:t>:</w:t>
-      </w:r>
-    </w:p>
-    <w:p>
+        <w:t>, קבצי האודיו מסודרים לפי מבטא:</w:t>
+      </w:r>
+    </w:p>
+    <w:p>
+      <w:pPr>
+        <w:jc w:val="right"/>
+      </w:pPr>
       <w:r>
         <w:rPr>
           <w:rFonts w:ascii="Courier New" w:hAnsi="Courier New"/>
           <w:sz w:val="19"/>
         </w:rPr>
-        <w:t>archive_only</w:t>
-      </w:r>
-    </w:p>
-    <w:p>
+        <w:t>audio_by_accent_raw/</w:t>
+      </w:r>
+    </w:p>
+    <w:p>
+      <w:pPr>
+        <w:jc w:val="right"/>
+      </w:pPr>
       <w:r>
         <w:rPr>
           <w:rFonts w:ascii="Courier New" w:hAnsi="Courier New"/>
           <w:sz w:val="19"/>
         </w:rPr>
-        <w:t>free_text</w:t>
-      </w:r>
-    </w:p>
-    <w:p>
+        <w:t>├── chinese/</w:t>
+      </w:r>
+    </w:p>
+    <w:p>
+      <w:pPr>
+        <w:jc w:val="right"/>
+      </w:pPr>
       <w:r>
         <w:rPr>
           <w:rFonts w:ascii="Courier New" w:hAnsi="Courier New"/>
           <w:sz w:val="19"/>
         </w:rPr>
-        <w:t>mixed</w:t>
+        <w:t>├── indian/</w:t>
+      </w:r>
+    </w:p>
+    <w:p>
+      <w:pPr>
+        <w:jc w:val="right"/>
+      </w:pPr>
+      <w:r>
+        <w:rPr>
+          <w:rFonts w:ascii="Courier New" w:hAnsi="Courier New"/>
+          <w:sz w:val="19"/>
+        </w:rPr>
+        <w:t>├── nigerian/</w:t>
+      </w:r>
+    </w:p>
+    <w:p>
+      <w:pPr>
+        <w:jc w:val="right"/>
+      </w:pPr>
+      <w:r>
+        <w:rPr>
+          <w:rFonts w:ascii="Courier New" w:hAnsi="Courier New"/>
+          <w:sz w:val="19"/>
+        </w:rPr>
+        <w:t>└── usa/</w:t>
       </w:r>
     </w:p>
     <w:p>
@@ -560,60 +463,284 @@
         <w:rPr>
           <w:rtl/>
         </w:rPr>
-        <w:t>אותו mode צריך להישמר בין ה-metadata, קובץ הפיצ'רים, הספקטרוגרמות וקובץ ההרצה.</w:t>
+        <w:t>Speech Accent Archive נשמר בנפרד וגם הוא מסודר לפי מבטא:</w:t>
+      </w:r>
+    </w:p>
+    <w:p>
+      <w:pPr>
+        <w:jc w:val="right"/>
+      </w:pPr>
+      <w:r>
+        <w:rPr>
+          <w:rFonts w:ascii="Courier New" w:hAnsi="Courier New"/>
+          <w:sz w:val="19"/>
+        </w:rPr>
+        <w:t>accents_audio/</w:t>
+      </w:r>
+    </w:p>
+    <w:p>
+      <w:pPr>
+        <w:jc w:val="right"/>
+      </w:pPr>
+      <w:r>
+        <w:rPr>
+          <w:rFonts w:ascii="Courier New" w:hAnsi="Courier New"/>
+          <w:sz w:val="19"/>
+        </w:rPr>
+        <w:t>└── accent_archive/</w:t>
+      </w:r>
+    </w:p>
+    <w:p>
+      <w:pPr>
+        <w:jc w:val="right"/>
+      </w:pPr>
+      <w:r>
+        <w:rPr>
+          <w:rFonts w:ascii="Courier New" w:hAnsi="Courier New"/>
+          <w:sz w:val="19"/>
+        </w:rPr>
+        <w:t xml:space="preserve">    ├── chinese/</w:t>
+      </w:r>
+    </w:p>
+    <w:p>
+      <w:pPr>
+        <w:jc w:val="right"/>
+      </w:pPr>
+      <w:r>
+        <w:rPr>
+          <w:rFonts w:ascii="Courier New" w:hAnsi="Courier New"/>
+          <w:sz w:val="19"/>
+        </w:rPr>
+        <w:t xml:space="preserve">    ├── hindi/</w:t>
+      </w:r>
+    </w:p>
+    <w:p>
+      <w:pPr>
+        <w:jc w:val="right"/>
+      </w:pPr>
+      <w:r>
+        <w:rPr>
+          <w:rFonts w:ascii="Courier New" w:hAnsi="Courier New"/>
+          <w:sz w:val="19"/>
+        </w:rPr>
+        <w:t xml:space="preserve">    ├── nigerian/</w:t>
+      </w:r>
+    </w:p>
+    <w:p>
+      <w:pPr>
+        <w:jc w:val="right"/>
+      </w:pPr>
+      <w:r>
+        <w:rPr>
+          <w:rFonts w:ascii="Courier New" w:hAnsi="Courier New"/>
+          <w:sz w:val="19"/>
+        </w:rPr>
+        <w:t xml:space="preserve">    └── usa/</w:t>
+      </w:r>
+    </w:p>
+    <w:p>
+      <w:pPr>
+        <w:bidi/>
+        <w:rPr>
+          <w:rtl/>
+          <w:lang w:bidi="he-IL"/>
+        </w:rPr>
+      </w:pPr>
+      <w:r>
+        <w:rPr>
+          <w:rtl/>
+        </w:rPr>
+        <w:t>ההפרדה לפי מבטא נשמרת גם בשלבי העיבוד הבאים כדי לאפשר יצירת metadata ובקרה על הרכב הנתונים.</w:t>
       </w:r>
     </w:p>
     <w:p>
       <w:pPr>
         <w:pStyle w:val="Heading2"/>
         <w:bidi/>
+        <w:rPr>
+          <w:rtl/>
+          <w:lang w:bidi="he-IL"/>
+        </w:rPr>
       </w:pPr>
       <w:r>
         <w:rPr>
           <w:rFonts w:ascii="Arial" w:hAnsi="Arial"/>
           <w:rtl/>
         </w:rPr>
-        <w:t>4. Metadata ופיצ'רים</w:t>
+        <w:t xml:space="preserve">3. </w:t>
+      </w:r>
+      <w:r>
+        <w:rPr>
+          <w:rFonts w:ascii="Arial" w:hAnsi="Arial" w:hint="cs"/>
+          <w:rtl/>
+          <w:lang w:bidi="he-IL"/>
+        </w:rPr>
+        <w:t xml:space="preserve">נרמול קבצי האודיו </w:t>
       </w:r>
     </w:p>
     <w:p>
       <w:pPr>
         <w:bidi/>
-      </w:pPr>
-      <w:r>
         <w:rPr>
           <w:rtl/>
-        </w:rPr>
-        <w:t>metadata_generator.py יוצר את קובצי ה-metadata.</w:t>
-      </w:r>
-    </w:p>
-    <w:p>
-      <w:pPr>
-        <w:bidi/>
-      </w:pPr>
-      <w:r>
-        <w:rPr>
+          <w:lang w:bidi="he-IL"/>
+        </w:rPr>
+      </w:pPr>
+      <w:r>
+        <w:rPr>
+          <w:rFonts w:hint="cs"/>
           <w:rtl/>
-        </w:rPr>
-        <w:t>create_features.py מפעיל את חילוץ הפיצ'רים שבתיקיית features/ ויוצר:</w:t>
-      </w:r>
-    </w:p>
-    <w:p>
+          <w:lang w:bidi="he-IL"/>
+        </w:rPr>
+        <w:t xml:space="preserve">לאחר יצירת שני קבצי האודיו המרוכזים מהסעיף הקודם , נעביר לכל קובץ אודיו נרמול בעזרת הקוד </w:t>
+      </w:r>
+      <w:r>
+        <w:rPr>
+          <w:lang w:bidi="he-IL"/>
+        </w:rPr>
+        <w:t>normalize_all_data_for_2_folders</w:t>
+      </w:r>
+      <w:r>
+        <w:rPr>
+          <w:rFonts w:hint="cs"/>
+          <w:rtl/>
+          <w:lang w:bidi="he-IL"/>
+        </w:rPr>
+        <w:t xml:space="preserve"> שבתיקיית </w:t>
+      </w:r>
+      <w:r>
+        <w:rPr>
+          <w:lang w:bidi="he-IL"/>
+        </w:rPr>
+        <w:t>cut_and_normalize</w:t>
+      </w:r>
+      <w:r>
+        <w:rPr>
+          <w:rFonts w:hint="cs"/>
+          <w:rtl/>
+          <w:lang w:bidi="he-IL"/>
+        </w:rPr>
+        <w:t xml:space="preserve"> .  כעת נקבל את התיקייה </w:t>
+      </w:r>
       <w:r>
         <w:rPr>
           <w:rFonts w:ascii="Courier New" w:hAnsi="Courier New"/>
           <w:sz w:val="19"/>
         </w:rPr>
-        <w:t>master_extracted_features_archive_only.csv</w:t>
-      </w:r>
-    </w:p>
-    <w:p>
+        <w:t>audio_by_accent_raw_normalized</w:t>
+      </w:r>
+      <w:r>
+        <w:rPr>
+          <w:rFonts w:ascii="Courier New" w:hAnsi="Courier New" w:hint="cs"/>
+          <w:sz w:val="19"/>
+          <w:rtl/>
+          <w:lang w:bidi="he-IL"/>
+        </w:rPr>
+        <w:t xml:space="preserve"> עבור קבצי מאגר </w:t>
+      </w:r>
       <w:r>
         <w:rPr>
           <w:rFonts w:ascii="Courier New" w:hAnsi="Courier New"/>
           <w:sz w:val="19"/>
-        </w:rPr>
-        <w:t>master_extracted_features_free_text.csv</w:t>
+          <w:lang w:bidi="he-IL"/>
+        </w:rPr>
+        <w:t>free_text</w:t>
+      </w:r>
+      <w:r>
+        <w:rPr>
+          <w:rFonts w:ascii="Courier New" w:hAnsi="Courier New" w:hint="cs"/>
+          <w:sz w:val="19"/>
+          <w:rtl/>
+          <w:lang w:bidi="he-IL"/>
+        </w:rPr>
+        <w:t xml:space="preserve"> </w:t>
+      </w:r>
+      <w:r>
+        <w:rPr>
+          <w:rFonts w:hint="cs"/>
+          <w:rtl/>
+          <w:lang w:bidi="he-IL"/>
+        </w:rPr>
+        <w:t>ותיקי</w:t>
+      </w:r>
+      <w:r>
+        <w:rPr>
+          <w:rFonts w:hint="cs"/>
+          <w:rtl/>
+          <w:lang w:bidi="he-IL"/>
+        </w:rPr>
+        <w:t>י</w:t>
+      </w:r>
+      <w:r>
+        <w:rPr>
+          <w:rFonts w:hint="cs"/>
+          <w:rtl/>
+          <w:lang w:bidi="he-IL"/>
+        </w:rPr>
+        <w:t xml:space="preserve">ת </w:t>
+      </w:r>
+    </w:p>
+    <w:p>
+      <w:pPr>
+        <w:bidi/>
+        <w:rPr>
+          <w:rtl/>
+          <w:lang w:bidi="he-IL"/>
+        </w:rPr>
+      </w:pPr>
+    </w:p>
+    <w:p>
+      <w:pPr>
+        <w:pStyle w:val="Heading2"/>
+        <w:bidi/>
+      </w:pPr>
+      <w:r>
+        <w:rPr>
+          <w:rFonts w:ascii="Arial" w:hAnsi="Arial" w:hint="cs"/>
+          <w:rtl/>
+          <w:lang w:bidi="he-IL"/>
+        </w:rPr>
+        <w:t>4</w:t>
+      </w:r>
+      <w:r>
+        <w:rPr>
+          <w:rFonts w:ascii="Arial" w:hAnsi="Arial"/>
+          <w:rtl/>
+        </w:rPr>
+        <w:t>. מצבי הנתונים</w:t>
+      </w:r>
+    </w:p>
+    <w:p>
+      <w:pPr>
+        <w:bidi/>
+      </w:pPr>
+      <w:r>
+        <w:rPr>
+          <w:rtl/>
+        </w:rPr>
+        <w:t>המערכת תומכת בשלושה מצבים</w:t>
+      </w:r>
+      <w:r>
+        <w:rPr>
+          <w:rFonts w:hint="cs"/>
+          <w:rtl/>
+          <w:lang w:bidi="he-IL"/>
+        </w:rPr>
+        <w:t xml:space="preserve"> (מאגרים)</w:t>
+      </w:r>
+      <w:r>
+        <w:rPr>
+          <w:rFonts w:hint="cs"/>
+          <w:rtl/>
+          <w:lang w:bidi="he-IL"/>
+        </w:rPr>
+        <w:t xml:space="preserve"> </w:t>
+      </w:r>
+      <w:r>
+        <w:rPr>
+          <w:rtl/>
+        </w:rPr>
+        <w:t>:</w:t>
       </w:r>
     </w:p>
     <w:p>
@@ -622,7 +749,106 @@
           <w:rFonts w:ascii="Courier New" w:hAnsi="Courier New"/>
           <w:sz w:val="19"/>
         </w:rPr>
+        <w:t>archive_only</w:t>
+      </w:r>
+    </w:p>
+    <w:p>
+      <w:r>
+        <w:rPr>
+          <w:rFonts w:ascii="Courier New" w:hAnsi="Courier New"/>
+          <w:sz w:val="19"/>
+        </w:rPr>
+        <w:t>free_text</w:t>
+      </w:r>
+    </w:p>
+    <w:p>
+      <w:r>
+        <w:rPr>
+          <w:rFonts w:ascii="Courier New" w:hAnsi="Courier New"/>
+          <w:sz w:val="19"/>
+        </w:rPr>
+        <w:t>mixed</w:t>
+      </w:r>
+    </w:p>
+    <w:p>
+      <w:pPr>
+        <w:bidi/>
+      </w:pPr>
+      <w:r>
+        <w:rPr>
+          <w:rtl/>
+        </w:rPr>
+        <w:t>אותו mode צריך להישמר בין ה-metadata, קובץ הפיצ'רים, הספקטרוגרמות וקובץ ההרצה.</w:t>
+      </w:r>
+    </w:p>
+    <w:p>
+      <w:pPr>
+        <w:pStyle w:val="Heading2"/>
+        <w:bidi/>
+      </w:pPr>
+      <w:r>
+        <w:rPr>
+          <w:rFonts w:ascii="Arial" w:hAnsi="Arial" w:hint="cs"/>
+          <w:rtl/>
+          <w:lang w:bidi="he-IL"/>
+        </w:rPr>
         <w:lastRenderedPageBreak/>
+        <w:t>5</w:t>
+      </w:r>
+      <w:r>
+        <w:rPr>
+          <w:rFonts w:ascii="Arial" w:hAnsi="Arial"/>
+          <w:rtl/>
+        </w:rPr>
+        <w:t>. Metadata ופיצ'רים</w:t>
+      </w:r>
+    </w:p>
+    <w:p>
+      <w:pPr>
+        <w:bidi/>
+      </w:pPr>
+      <w:r>
+        <w:rPr>
+          <w:rtl/>
+        </w:rPr>
+        <w:t>metadata_generator.py יוצר את קובצי ה-metadata.</w:t>
+      </w:r>
+    </w:p>
+    <w:p>
+      <w:pPr>
+        <w:bidi/>
+      </w:pPr>
+      <w:r>
+        <w:rPr>
+          <w:rtl/>
+        </w:rPr>
+        <w:t>create_features.py מפעיל את חילוץ הפיצ'רים שבתיקיית features/ ויוצר:</w:t>
+      </w:r>
+    </w:p>
+    <w:p>
+      <w:r>
+        <w:rPr>
+          <w:rFonts w:ascii="Courier New" w:hAnsi="Courier New"/>
+          <w:sz w:val="19"/>
+        </w:rPr>
+        <w:t>master_extracted_features_archive_only.csv</w:t>
+      </w:r>
+    </w:p>
+    <w:p>
+      <w:r>
+        <w:rPr>
+          <w:rFonts w:ascii="Courier New" w:hAnsi="Courier New"/>
+          <w:sz w:val="19"/>
+        </w:rPr>
+        <w:t>master_extracted_features_free_text.csv</w:t>
+      </w:r>
+    </w:p>
+    <w:p>
+      <w:r>
+        <w:rPr>
+          <w:rFonts w:ascii="Courier New" w:hAnsi="Courier New"/>
+          <w:sz w:val="19"/>
+        </w:rPr>
         <w:t>master_extracted_features_mixed.csv</w:t>
       </w:r>
     </w:p>
@@ -656,7 +882,15 @@
           <w:rtl/>
           <w:lang w:bidi="he-IL"/>
         </w:rPr>
-        <w:t xml:space="preserve">5. </w:t>
+        <w:t>6</w:t>
+      </w:r>
+      <w:r>
+        <w:rPr>
+          <w:rFonts w:asciiTheme="majorBidi" w:hAnsiTheme="majorBidi" w:hint="cs"/>
+          <w:rtl/>
+          <w:lang w:bidi="he-IL"/>
+        </w:rPr>
+        <w:t xml:space="preserve">. </w:t>
       </w:r>
       <w:r>
         <w:rPr>
@@ -678,7 +912,6 @@
       <w:pPr>
         <w:bidi/>
         <w:rPr>
-          <w:rFonts w:hint="cs"/>
           <w:lang w:bidi="he-IL"/>
         </w:rPr>
       </w:pPr>
@@ -694,106 +927,22 @@
           <w:rtl/>
           <w:lang w:bidi="he-IL"/>
         </w:rPr>
-        <w:t>5.1</w:t>
-      </w:r>
-      <w:r>
-        <w:rPr>
-          <w:rFonts w:ascii="Arial" w:hAnsi="Arial"/>
-          <w:rtl/>
-        </w:rPr>
-        <w:t xml:space="preserve"> מסלול למידת מכונה</w:t>
-      </w:r>
-    </w:p>
-    <w:p>
-      <w:pPr>
-        <w:bidi/>
-      </w:pPr>
-      <w:r>
-        <w:rPr>
-          <w:rtl/>
-        </w:rPr>
-        <w:t>הקובץ:</w:t>
-      </w:r>
-    </w:p>
-    <w:p>
-      <w:r>
-        <w:rPr>
-          <w:rFonts w:ascii="Courier New" w:hAnsi="Courier New"/>
-          <w:sz w:val="19"/>
-        </w:rPr>
-        <w:t>main_for_machine_learning.py</w:t>
-      </w:r>
-    </w:p>
-    <w:p>
-      <w:pPr>
-        <w:bidi/>
-      </w:pPr>
-      <w:r>
-        <w:rPr>
-          <w:rtl/>
-        </w:rPr>
-        <w:t>מנהל את ניסויי למידת המכונה. המסווגים נמצאים תחת:</w:t>
-      </w:r>
-    </w:p>
-    <w:p>
-      <w:r>
-        <w:rPr>
-          <w:rFonts w:ascii="Courier New" w:hAnsi="Courier New"/>
-          <w:sz w:val="19"/>
-        </w:rPr>
-        <w:t>classifiers/</w:t>
-      </w:r>
-    </w:p>
-    <w:p>
-      <w:pPr>
-        <w:bidi/>
-      </w:pPr>
-      <w:r>
-        <w:rPr>
-          <w:rtl/>
-        </w:rPr>
-        <w:t>הקלט המרכזי הוא קובץ:</w:t>
-      </w:r>
-    </w:p>
-    <w:p>
-      <w:r>
-        <w:rPr>
-          <w:rFonts w:ascii="Courier New" w:hAnsi="Courier New"/>
-          <w:sz w:val="19"/>
-        </w:rPr>
-        <w:t>master_extracted_features_&lt;mode&gt;.csv</w:t>
-      </w:r>
-    </w:p>
-    <w:p>
-      <w:pPr>
-        <w:bidi/>
-      </w:pPr>
-      <w:r>
-        <w:rPr>
-          <w:rtl/>
-        </w:rPr>
-        <w:t>הקוד מאפשר לבחור את מצב הנתונים, להפעיל Feature Selection, לקבוע Top K ולבחור את שיטת כוונון ההיפר-פרמטרים.</w:t>
-      </w:r>
-    </w:p>
-    <w:p>
-      <w:pPr>
-        <w:pStyle w:val="Heading2"/>
-        <w:bidi/>
-      </w:pPr>
+        <w:t>6</w:t>
+      </w:r>
       <w:r>
         <w:rPr>
           <w:rFonts w:ascii="Arial" w:hAnsi="Arial" w:hint="cs"/>
           <w:rtl/>
           <w:lang w:bidi="he-IL"/>
         </w:rPr>
-        <w:t>5.2</w:t>
+        <w:t>.1</w:t>
       </w:r>
       <w:r>
         <w:rPr>
           <w:rFonts w:ascii="Arial" w:hAnsi="Arial"/>
           <w:rtl/>
         </w:rPr>
-        <w:t xml:space="preserve"> המודל האקוסטי</w:t>
+        <w:t xml:space="preserve"> מסלול למידת מכונה</w:t>
       </w:r>
     </w:p>
     <w:p>
@@ -804,7 +953,7 @@
         <w:rPr>
           <w:rtl/>
         </w:rPr>
-        <w:t>הספקטרוגרמות נוצרות באמצעות:</w:t>
+        <w:t>הקובץ:</w:t>
       </w:r>
     </w:p>
     <w:p>
@@ -813,7 +962,7 @@
           <w:rFonts w:ascii="Courier New" w:hAnsi="Courier New"/>
           <w:sz w:val="19"/>
         </w:rPr>
-        <w:t>cut_and_normalize/spectogram_creation.py</w:t>
+        <w:t>main_for_machine_learning.py</w:t>
       </w:r>
     </w:p>
     <w:p>
@@ -824,7 +973,7 @@
         <w:rPr>
           <w:rtl/>
         </w:rPr>
-        <w:t>ונשמרות תחת:</w:t>
+        <w:t>מנהל את ניסויי למידת המכונה. המסווגים נמצאים תחת:</w:t>
       </w:r>
     </w:p>
     <w:p>
@@ -833,7 +982,7 @@
           <w:rFonts w:ascii="Courier New" w:hAnsi="Courier New"/>
           <w:sz w:val="19"/>
         </w:rPr>
-        <w:t>spectogram_logmel_&lt;mode&gt;/</w:t>
+        <w:t>classifiers/</w:t>
       </w:r>
     </w:p>
     <w:p>
@@ -844,7 +993,7 @@
         <w:rPr>
           <w:rtl/>
         </w:rPr>
-        <w:t>המודל האקוסטי מופעל באמצעות:</w:t>
+        <w:t>הקלט המרכזי הוא קובץ:</w:t>
       </w:r>
     </w:p>
     <w:p>
@@ -853,7 +1002,23 @@
           <w:rFonts w:ascii="Courier New" w:hAnsi="Courier New"/>
           <w:sz w:val="19"/>
         </w:rPr>
-        <w:t>CNN.py</w:t>
+        <w:t>master_extracted_features_&lt;mode&gt;.csv</w:t>
+      </w:r>
+    </w:p>
+    <w:p>
+      <w:pPr>
+        <w:bidi/>
+        <w:rPr>
+          <w:rFonts w:hint="cs"/>
+          <w:rtl/>
+          <w:lang w:bidi="he-IL"/>
+        </w:rPr>
+      </w:pPr>
+      <w:r>
+        <w:rPr>
+          <w:rtl/>
+        </w:rPr>
+        <w:t>הקוד מאפשר לבחור את מצב הנתונים, להפעיל Feature Selection, לקבוע Top K ולבחור את שיטת כוונון ההיפר-פרמטרים.</w:t>
       </w:r>
     </w:p>
     <w:p>
@@ -867,14 +1032,22 @@
           <w:rtl/>
           <w:lang w:bidi="he-IL"/>
         </w:rPr>
-        <w:t xml:space="preserve">5.3 </w:t>
+        <w:t>6</w:t>
+      </w:r>
+      <w:r>
+        <w:rPr>
+          <w:rFonts w:ascii="Arial" w:hAnsi="Arial" w:hint="cs"/>
+          <w:rtl/>
+          <w:lang w:bidi="he-IL"/>
+        </w:rPr>
+        <w:t>.2</w:t>
       </w:r>
       <w:r>
         <w:rPr>
           <w:rFonts w:ascii="Arial" w:hAnsi="Arial"/>
           <w:rtl/>
         </w:rPr>
-        <w:t>המודל המולטי-מודאלי</w:t>
+        <w:t xml:space="preserve"> המודל האקוסטי</w:t>
       </w:r>
     </w:p>
     <w:p>
@@ -885,7 +1058,7 @@
         <w:rPr>
           <w:rtl/>
         </w:rPr>
-        <w:t>המודל המולטי-מודאלי מופעל באמצעות:</w:t>
+        <w:t>הספקטרוגרמות נוצרות באמצעות:</w:t>
       </w:r>
     </w:p>
     <w:p>
@@ -894,32 +1067,97 @@
           <w:rFonts w:ascii="Courier New" w:hAnsi="Courier New"/>
           <w:sz w:val="19"/>
         </w:rPr>
-        <w:t>Multimodal_CNN.py</w:t>
+        <w:t>cut_and_normalize/spectogram_creation.py</w:t>
       </w:r>
     </w:p>
     <w:p>
       <w:pPr>
         <w:bidi/>
-        <w:rPr>
+      </w:pPr>
+      <w:r>
+        <w:rPr>
+          <w:rtl/>
+        </w:rPr>
+        <w:t>ונשמרות תחת:</w:t>
+      </w:r>
+    </w:p>
+    <w:p>
+      <w:r>
+        <w:rPr>
+          <w:rFonts w:ascii="Courier New" w:hAnsi="Courier New"/>
+          <w:sz w:val="19"/>
+        </w:rPr>
+        <w:t>spectogram_logmel_&lt;mode&gt;/</w:t>
+      </w:r>
+    </w:p>
+    <w:p>
+      <w:pPr>
+        <w:bidi/>
+      </w:pPr>
+      <w:r>
+        <w:rPr>
+          <w:rtl/>
+        </w:rPr>
+        <w:t>המודל האקוסטי מופעל באמצעות:</w:t>
+      </w:r>
+    </w:p>
+    <w:p>
+      <w:r>
+        <w:rPr>
+          <w:rFonts w:ascii="Courier New" w:hAnsi="Courier New"/>
+          <w:sz w:val="19"/>
+        </w:rPr>
+        <w:t>CNN.py</w:t>
+      </w:r>
+    </w:p>
+    <w:p>
+      <w:pPr>
+        <w:pStyle w:val="Heading2"/>
+        <w:bidi/>
+      </w:pPr>
+      <w:r>
+        <w:rPr>
+          <w:rFonts w:ascii="Arial" w:hAnsi="Arial" w:hint="cs"/>
           <w:rtl/>
           <w:lang w:bidi="he-IL"/>
         </w:rPr>
-      </w:pPr>
-      <w:r>
-        <w:rPr>
-          <w:rtl/>
-        </w:rPr>
-        <w:t>הוא מקבל שני סוגי קלט: ספקטרוגרמת Log-Mel ופיצ'רים פונטיים מתוך קובץ הפיצ'רים.</w:t>
-      </w:r>
-    </w:p>
-    <w:p>
-      <w:pPr>
-        <w:bidi/>
-        <w:rPr>
+        <w:t>6</w:t>
+      </w:r>
+      <w:r>
+        <w:rPr>
+          <w:rFonts w:ascii="Arial" w:hAnsi="Arial" w:hint="cs"/>
           <w:rtl/>
           <w:lang w:bidi="he-IL"/>
         </w:rPr>
-      </w:pPr>
+        <w:t xml:space="preserve">.3 </w:t>
+      </w:r>
+      <w:r>
+        <w:rPr>
+          <w:rFonts w:ascii="Arial" w:hAnsi="Arial"/>
+          <w:rtl/>
+        </w:rPr>
+        <w:t>המודל המולטי-מודאלי</w:t>
+      </w:r>
+    </w:p>
+    <w:p>
+      <w:pPr>
+        <w:bidi/>
+      </w:pPr>
+      <w:r>
+        <w:rPr>
+          <w:rtl/>
+        </w:rPr>
+        <w:t>המודל המולטי-מודאלי מופעל באמצעות:</w:t>
+      </w:r>
+    </w:p>
+    <w:p>
+      <w:r>
+        <w:rPr>
+          <w:rFonts w:ascii="Courier New" w:hAnsi="Courier New"/>
+          <w:sz w:val="19"/>
+        </w:rPr>
+        <w:t>Multimodal_CNN.py</w:t>
+      </w:r>
     </w:p>
     <w:p>
       <w:pPr>
@@ -929,6 +1167,403 @@
           <w:lang w:bidi="he-IL"/>
         </w:rPr>
       </w:pPr>
+      <w:r>
+        <w:rPr>
+          <w:rtl/>
+        </w:rPr>
+        <w:t>הוא מקבל שני סוגי קלט: ספקטרוגרמת Log-Mel ופיצ'רים פונטיים מתוך קובץ הפיצ'רים.</w:t>
+      </w:r>
+    </w:p>
+    <w:p>
+      <w:pPr>
+        <w:pStyle w:val="Heading1"/>
+        <w:bidi/>
+        <w:rPr>
+          <w:rFonts w:asciiTheme="majorBidi" w:hAnsiTheme="majorBidi"/>
+          <w:lang w:bidi="he-IL"/>
+        </w:rPr>
+      </w:pPr>
+      <w:r>
+        <w:rPr>
+          <w:rFonts w:asciiTheme="majorBidi" w:hAnsiTheme="majorBidi" w:hint="cs"/>
+          <w:rtl/>
+          <w:lang w:bidi="he-IL"/>
+        </w:rPr>
+        <w:lastRenderedPageBreak/>
+        <w:t>7</w:t>
+      </w:r>
+      <w:r>
+        <w:rPr>
+          <w:rFonts w:asciiTheme="majorBidi" w:hAnsiTheme="majorBidi" w:hint="cs"/>
+          <w:rtl/>
+          <w:lang w:bidi="he-IL"/>
+        </w:rPr>
+        <w:t xml:space="preserve">. </w:t>
+      </w:r>
+      <w:r>
+        <w:rPr>
+          <w:rFonts w:asciiTheme="majorBidi" w:hAnsiTheme="majorBidi"/>
+          <w:rtl/>
+          <w:lang w:bidi="he-IL"/>
+        </w:rPr>
+        <w:t xml:space="preserve">הרצה דרך </w:t>
+      </w:r>
+      <w:r>
+        <w:rPr>
+          <w:rFonts w:asciiTheme="majorBidi" w:hAnsiTheme="majorBidi"/>
+          <w:lang w:bidi="he-IL"/>
+        </w:rPr>
+        <w:t>kaggle</w:t>
+      </w:r>
+    </w:p>
+    <w:p>
+      <w:pPr>
+        <w:bidi/>
+        <w:rPr>
+          <w:rtl/>
+          <w:lang w:bidi="he-IL"/>
+        </w:rPr>
+      </w:pPr>
+    </w:p>
+    <w:p>
+      <w:pPr>
+        <w:pStyle w:val="Heading2"/>
+        <w:bidi/>
+      </w:pPr>
+      <w:r>
+        <w:rPr>
+          <w:rFonts w:ascii="Arial" w:hAnsi="Arial" w:hint="cs"/>
+          <w:rtl/>
+          <w:lang w:bidi="he-IL"/>
+        </w:rPr>
+        <w:t>7</w:t>
+      </w:r>
+      <w:r>
+        <w:rPr>
+          <w:rFonts w:ascii="Arial" w:hAnsi="Arial" w:hint="cs"/>
+          <w:rtl/>
+          <w:lang w:bidi="he-IL"/>
+        </w:rPr>
+        <w:t>.1</w:t>
+      </w:r>
+      <w:r>
+        <w:rPr>
+          <w:rFonts w:ascii="Arial" w:hAnsi="Arial"/>
+          <w:rtl/>
+        </w:rPr>
+        <w:t xml:space="preserve"> מחברת למידת המכונה</w:t>
+      </w:r>
+    </w:p>
+    <w:p>
+      <w:pPr>
+        <w:bidi/>
+      </w:pPr>
+      <w:r>
+        <w:rPr>
+          <w:rtl/>
+        </w:rPr>
+        <w:t>המחברת בנויה ממספר חלקים עיקריים:</w:t>
+      </w:r>
+    </w:p>
+    <w:p>
+      <w:pPr>
+        <w:pStyle w:val="ListBullet"/>
+        <w:bidi/>
+      </w:pPr>
+      <w:r>
+        <w:rPr>
+          <w:rtl/>
+        </w:rPr>
+        <w:t>בתחילת המחברת מוגדר מצב ההרצה, מאותרים קובצי הפיצ'רים ונבדקת תקינות הנתונים.</w:t>
+      </w:r>
+    </w:p>
+    <w:p>
+      <w:pPr>
+        <w:pStyle w:val="ListBullet"/>
+        <w:bidi/>
+      </w:pPr>
+      <w:r>
+        <w:rPr>
+          <w:rtl/>
+        </w:rPr>
+        <w:t>לאחר מכן מתבצע preprocessing של הטבלה: הסרת עמודות שאינן פיצ'רים, טיפול בערכים חסרים ונרמול.</w:t>
+      </w:r>
+    </w:p>
+    <w:p>
+      <w:pPr>
+        <w:pStyle w:val="ListBullet"/>
+        <w:bidi/>
+      </w:pPr>
+      <w:r>
+        <w:rPr>
+          <w:rtl/>
+        </w:rPr>
+        <w:t>אם Feature Selection מופעל, הפיצ'רים מדורגים באמצעות ANOVA ונבחרים הפיצ'רים המובילים.</w:t>
+      </w:r>
+    </w:p>
+    <w:p>
+      <w:pPr>
+        <w:pStyle w:val="ListBullet"/>
+        <w:bidi/>
+      </w:pPr>
+      <w:r>
+        <w:rPr>
+          <w:rtl/>
+        </w:rPr>
+        <w:t>האימון מתבצע ב-5-Fold Group Cross-Validation לפי דובר, ולאחריו נבדק שאין Speaker Leakage.</w:t>
+      </w:r>
+    </w:p>
+    <w:p>
+      <w:pPr>
+        <w:pStyle w:val="ListBullet"/>
+        <w:bidi/>
+      </w:pPr>
+      <w:r>
+        <w:rPr>
+          <w:rtl/>
+        </w:rPr>
+        <w:t>בסיום מוצגים Accuracy, Macro F1, מטריצות בלבול וניתוחים של חשיבות ותרומת הפיצ'רים.</w:t>
+      </w:r>
+    </w:p>
+    <w:p>
+      <w:pPr>
+        <w:bidi/>
+      </w:pPr>
+      <w:r>
+        <w:rPr>
+          <w:rtl/>
+        </w:rPr>
+        <w:t>מחברת:</w:t>
+      </w:r>
+    </w:p>
+    <w:p>
+      <w:r>
+        <w:rPr>
+          <w:rFonts w:ascii="Courier New" w:hAnsi="Courier New"/>
+          <w:sz w:val="19"/>
+        </w:rPr>
+        <w:t>[להוסיף קישור]</w:t>
+      </w:r>
+    </w:p>
+    <w:p>
+      <w:pPr>
+        <w:pStyle w:val="Heading2"/>
+        <w:bidi/>
+      </w:pPr>
+      <w:r>
+        <w:rPr>
+          <w:rFonts w:ascii="Arial" w:hAnsi="Arial" w:hint="cs"/>
+          <w:rtl/>
+          <w:lang w:bidi="he-IL"/>
+        </w:rPr>
+        <w:t>7</w:t>
+      </w:r>
+      <w:r>
+        <w:rPr>
+          <w:rFonts w:ascii="Arial" w:hAnsi="Arial" w:hint="cs"/>
+          <w:rtl/>
+          <w:lang w:bidi="he-IL"/>
+        </w:rPr>
+        <w:t>.2</w:t>
+      </w:r>
+      <w:r>
+        <w:rPr>
+          <w:rFonts w:ascii="Arial" w:hAnsi="Arial"/>
+          <w:rtl/>
+        </w:rPr>
+        <w:t xml:space="preserve"> מחברת המודל האקוסטי</w:t>
+      </w:r>
+    </w:p>
+    <w:p>
+      <w:pPr>
+        <w:bidi/>
+      </w:pPr>
+      <w:r>
+        <w:rPr>
+          <w:rtl/>
+        </w:rPr>
+        <w:t>המחברת מחולקת לשלבים הבאים:</w:t>
+      </w:r>
+    </w:p>
+    <w:p>
+      <w:pPr>
+        <w:pStyle w:val="ListBullet"/>
+        <w:bidi/>
+      </w:pPr>
+      <w:r>
+        <w:rPr>
+          <w:rtl/>
+        </w:rPr>
+        <w:t>הגדרת מצב ההרצה, בחירת GPU או CPU, איתור ה-metadata והספקטרוגרמות ובדיקת התאמה ביניהם.</w:t>
+      </w:r>
+    </w:p>
+    <w:p>
+      <w:pPr>
+        <w:pStyle w:val="ListBullet"/>
+        <w:bidi/>
+      </w:pPr>
+      <w:r>
+        <w:rPr>
+          <w:rtl/>
+        </w:rPr>
+        <w:t>הגדרת Dataset, SpecAugment ומודל CNN בעל שלושה בלוקים קונבולוציוניים.</w:t>
+      </w:r>
+    </w:p>
+    <w:p>
+      <w:pPr>
+        <w:pStyle w:val="ListBullet"/>
+        <w:bidi/>
+      </w:pPr>
+      <w:r>
+        <w:rPr>
+          <w:rtl/>
+        </w:rPr>
+        <w:t>אימון והערכה ב-5-Fold Group Cross-Validation לפי דובר, כולל Validation ושמירת המודל הטוב בכל Fold.</w:t>
+      </w:r>
+    </w:p>
+    <w:p>
+      <w:pPr>
+        <w:pStyle w:val="ListBullet"/>
+        <w:bidi/>
+      </w:pPr>
+      <w:r>
+        <w:rPr>
+          <w:rtl/>
+        </w:rPr>
+        <w:t>בדיקה מפורשת שאין חפיפה של דוברים בין Train, Validation ו-Test.</w:t>
+      </w:r>
+    </w:p>
+    <w:p>
+      <w:pPr>
+        <w:pStyle w:val="ListBullet"/>
+        <w:bidi/>
+      </w:pPr>
+      <w:r>
+        <w:rPr>
+          <w:rtl/>
+        </w:rPr>
+        <w:t>הפקת מדדי Accuracy ו-Macro F1, מטריצות בלבול וגרפים לניתוח המודל, כגון Grad-CAM, ספקטרוגרמות ממוצעות ו-Spectral Rolloff.</w:t>
+      </w:r>
+    </w:p>
+    <w:p>
+      <w:pPr>
+        <w:bidi/>
+      </w:pPr>
+      <w:r>
+        <w:rPr>
+          <w:rtl/>
+        </w:rPr>
+        <w:t>מחברת:</w:t>
+      </w:r>
+    </w:p>
+    <w:p>
+      <w:r>
+        <w:rPr>
+          <w:rFonts w:ascii="Courier New" w:hAnsi="Courier New"/>
+          <w:sz w:val="19"/>
+        </w:rPr>
+        <w:t>[להוסיף קישור]</w:t>
+      </w:r>
+    </w:p>
+    <w:p>
+      <w:pPr>
+        <w:pStyle w:val="Heading2"/>
+        <w:bidi/>
+      </w:pPr>
+      <w:r>
+        <w:rPr>
+          <w:rFonts w:ascii="Arial" w:hAnsi="Arial" w:hint="cs"/>
+          <w:rtl/>
+          <w:lang w:bidi="he-IL"/>
+        </w:rPr>
+        <w:t>7</w:t>
+      </w:r>
+      <w:r>
+        <w:rPr>
+          <w:rFonts w:ascii="Arial" w:hAnsi="Arial" w:hint="cs"/>
+          <w:rtl/>
+          <w:lang w:bidi="he-IL"/>
+        </w:rPr>
+        <w:t>.3</w:t>
+      </w:r>
+      <w:r>
+        <w:rPr>
+          <w:rFonts w:ascii="Arial" w:hAnsi="Arial"/>
+          <w:rtl/>
+        </w:rPr>
+        <w:t xml:space="preserve"> מחברת המודל המולטי-מודאלי</w:t>
+      </w:r>
+    </w:p>
+    <w:p>
+      <w:pPr>
+        <w:bidi/>
+      </w:pPr>
+      <w:r>
+        <w:rPr>
+          <w:rtl/>
+        </w:rPr>
+        <w:t>המחברת דומה למסלול ה-CNN, אך מוסיפה זרוע פונטית:</w:t>
+      </w:r>
+    </w:p>
+    <w:p>
+      <w:pPr>
+        <w:pStyle w:val="ListBullet"/>
+        <w:bidi/>
+      </w:pPr>
+      <w:r>
+        <w:rPr>
+          <w:rtl/>
+        </w:rPr>
+        <w:t>טעינת הספקטרוגרמה יחד עם וקטור פונטי הכולל חמישה פיצ'רים.</w:t>
+      </w:r>
+    </w:p>
+    <w:p>
+      <w:pPr>
+        <w:pStyle w:val="ListBullet"/>
+        <w:bidi/>
+      </w:pPr>
+      <w:r>
+        <w:rPr>
+          <w:rtl/>
+        </w:rPr>
+        <w:t>הזרוע האקוסטית מעבדת את הספקטרוגרמה והזרוע הפונטית מעבדת את הווקטור.</w:t>
+      </w:r>
+    </w:p>
+    <w:p>
+      <w:pPr>
+        <w:pStyle w:val="ListBullet"/>
+        <w:bidi/>
+      </w:pPr>
+      <w:r>
+        <w:rPr>
+          <w:rtl/>
+        </w:rPr>
+        <w:t>שני הייצוגים משולבים לפני הסיווג באמצעות מנגנון Gated Residual Fusion.</w:t>
+      </w:r>
+    </w:p>
+    <w:p>
+      <w:pPr>
+        <w:pStyle w:val="ListBullet"/>
+        <w:bidi/>
+      </w:pPr>
+      <w:r>
+        <w:rPr>
+          <w:rtl/>
+        </w:rPr>
+        <w:t>האימון מתבצע ב-5-Fold Group Cross-Validation עם בדיקת Speaker Leakage ושמירת המודל הטוב.</w:t>
+      </w:r>
+    </w:p>
+    <w:p>
+      <w:pPr>
+        <w:pStyle w:val="ListBullet"/>
+        <w:bidi/>
+      </w:pPr>
+      <w:r>
+        <w:rPr>
+          <w:rtl/>
+        </w:rPr>
+        <w:t>בסיום מופקים מדדי ביצוע, מטריצות בלבול וגרפי ניתוח. המחברת כוללת גם מנגנון אינפרנס לקובץ אודיו חדש, הכולל תמלול, יצירת הווקטור הפונטי, יצירת הספקטרוגרמה וסיווג המבטא.</w:t>
+      </w:r>
     </w:p>
     <w:p>
       <w:pPr>
@@ -939,48 +1574,107 @@
           <w:lang w:bidi="he-IL"/>
         </w:rPr>
       </w:pPr>
-    </w:p>
-    <w:p>
-      <w:pPr>
-        <w:pStyle w:val="Heading1"/>
+      <w:r>
+        <w:rPr>
+          <w:rtl/>
+        </w:rPr>
+        <w:t>מחברת:</w:t>
+      </w:r>
+    </w:p>
+    <w:p>
+      <w:pPr>
+        <w:rPr>
+          <w:lang w:bidi="he-IL"/>
+        </w:rPr>
+      </w:pPr>
+      <w:r>
+        <w:rPr>
+          <w:rFonts w:ascii="Courier New" w:hAnsi="Courier New"/>
+          <w:sz w:val="19"/>
+        </w:rPr>
+        <w:t>[להוסיף קישור]</w:t>
+      </w:r>
+    </w:p>
+    <w:p>
+      <w:pPr>
+        <w:rPr>
+          <w:lang w:bidi="he-IL"/>
+        </w:rPr>
+      </w:pPr>
+    </w:p>
+    <w:p>
+      <w:pPr>
+        <w:rPr>
+          <w:lang w:bidi="he-IL"/>
+        </w:rPr>
+      </w:pPr>
+    </w:p>
+    <w:p>
+      <w:pPr>
+        <w:pStyle w:val="Heading2"/>
         <w:bidi/>
         <w:rPr>
-          <w:rFonts w:asciiTheme="majorBidi" w:hAnsiTheme="majorBidi"/>
-          <w:lang w:bidi="he-IL"/>
-        </w:rPr>
-      </w:pPr>
-      <w:r>
-        <w:rPr>
-          <w:rFonts w:asciiTheme="majorBidi" w:hAnsiTheme="majorBidi" w:hint="cs"/>
+          <w:rFonts w:ascii="Arial" w:hAnsi="Arial"/>
           <w:rtl/>
           <w:lang w:bidi="he-IL"/>
         </w:rPr>
-        <w:lastRenderedPageBreak/>
-        <w:t>6</w:t>
-      </w:r>
-      <w:r>
-        <w:rPr>
-          <w:rFonts w:asciiTheme="majorBidi" w:hAnsiTheme="majorBidi" w:hint="cs"/>
+      </w:pPr>
+      <w:r>
+        <w:rPr>
+          <w:rFonts w:ascii="Arial" w:hAnsi="Arial" w:hint="cs"/>
           <w:rtl/>
           <w:lang w:bidi="he-IL"/>
         </w:rPr>
-        <w:t xml:space="preserve">. </w:t>
-      </w:r>
-      <w:r>
-        <w:rPr>
-          <w:rFonts w:asciiTheme="majorBidi" w:hAnsiTheme="majorBidi"/>
+        <w:lastRenderedPageBreak/>
+        <w:t>7.</w:t>
+      </w:r>
+      <w:r>
+        <w:rPr>
+          <w:rFonts w:ascii="Arial" w:hAnsi="Arial" w:hint="cs"/>
           <w:rtl/>
           <w:lang w:bidi="he-IL"/>
         </w:rPr>
-        <w:t xml:space="preserve">הרצה דרך </w:t>
-      </w:r>
-      <w:r>
-        <w:rPr>
-          <w:rFonts w:asciiTheme="majorBidi" w:hAnsiTheme="majorBidi"/>
+        <w:t>4</w:t>
+      </w:r>
+      <w:r>
+        <w:rPr>
+          <w:rFonts w:ascii="Arial" w:hAnsi="Arial"/>
+          <w:rtl/>
+        </w:rPr>
+        <w:t xml:space="preserve"> </w:t>
+      </w:r>
+      <w:r>
+        <w:rPr>
+          <w:rFonts w:ascii="Arial" w:hAnsi="Arial" w:hint="cs"/>
+          <w:rtl/>
           <w:lang w:bidi="he-IL"/>
         </w:rPr>
-        <w:t>kaggle</w:t>
-      </w:r>
+        <w:t>מימוש מודלי ה-</w:t>
+      </w:r>
+      <w:r>
+        <w:rPr>
+          <w:rFonts w:ascii="Arial" w:hAnsi="Arial"/>
+          <w:lang w:bidi="he-IL"/>
+        </w:rPr>
+        <w:t>CNN</w:t>
+      </w:r>
+      <w:r>
+        <w:rPr>
+          <w:rFonts w:ascii="Arial" w:hAnsi="Arial" w:hint="cs"/>
+          <w:rtl/>
+          <w:lang w:bidi="he-IL"/>
+        </w:rPr>
+        <w:t xml:space="preserve"> </w:t>
+      </w:r>
+    </w:p>
+    <w:p>
+      <w:pPr>
+        <w:bidi/>
+        <w:rPr>
+          <w:rtl/>
+          <w:lang w:bidi="he-IL"/>
+        </w:rPr>
+      </w:pPr>
     </w:p>
     <w:p>
       <w:pPr>
@@ -991,6 +1685,119 @@
           <w:lang w:bidi="he-IL"/>
         </w:rPr>
       </w:pPr>
+      <w:r>
+        <w:rPr>
+          <w:rtl/>
+          <w:lang w:bidi="he-IL"/>
+        </w:rPr>
+        <w:t>המודל האקוסטי מבוסס על שלושה בלוקים קונבולוציוניים, הכוללים 20, 40 ו־80 פילטרים בהתאמה. הבחירה בארכיטקטורה מצומצמת נועדה להתאים את מורכבות המודל לגודל מאגר הנתונים (כ־5,000 דגימות), ובכך להפחית את הסיכון ל־</w:t>
+      </w:r>
+      <w:r>
+        <w:rPr>
+          <w:lang w:bidi="he-IL"/>
+        </w:rPr>
+        <w:t xml:space="preserve"> </w:t>
+      </w:r>
+      <w:r>
+        <w:rPr>
+          <w:lang w:bidi="he-IL"/>
+        </w:rPr>
+        <w:t xml:space="preserve">Overfitting </w:t>
+      </w:r>
+      <w:r>
+        <w:rPr>
+          <w:rtl/>
+          <w:lang w:bidi="he-IL"/>
+        </w:rPr>
+        <w:t>וללמידת רעשי רקע במקום מאפייני המבטא. בכל בלוק מתבצע</w:t>
+      </w:r>
+      <w:r>
+        <w:rPr>
+          <w:lang w:bidi="he-IL"/>
+        </w:rPr>
+        <w:t xml:space="preserve"> MaxPooling </w:t>
+      </w:r>
+      <w:r>
+        <w:rPr>
+          <w:rtl/>
+          <w:lang w:bidi="he-IL"/>
+        </w:rPr>
+        <w:t>בגודל 2×2, המצמצם בהדרגה את ממדי המידע תוך שמירה על דפוסים אקוסטיים חשובים לזיהוי המבטאים</w:t>
+      </w:r>
+      <w:r>
+        <w:rPr>
+          <w:lang w:bidi="he-IL"/>
+        </w:rPr>
+        <w:t>.</w:t>
+      </w:r>
+    </w:p>
+    <w:p>
+      <w:pPr>
+        <w:bidi/>
+        <w:rPr>
+          <w:rFonts w:hint="cs"/>
+          <w:rtl/>
+          <w:lang w:bidi="he-IL"/>
+        </w:rPr>
+      </w:pPr>
+      <w:r>
+        <w:rPr>
+          <w:rtl/>
+          <w:lang w:bidi="he-IL"/>
+        </w:rPr>
+        <w:t>במודל המולטי־מודאלי משולבים גם מאפיינים פונטיים המבוססים על ספירת צלילי</w:t>
+      </w:r>
+      <w:r>
+        <w:rPr>
+          <w:lang w:bidi="he-IL"/>
+        </w:rPr>
+        <w:t xml:space="preserve"> .</w:t>
+      </w:r>
+      <w:r>
+        <w:rPr>
+          <w:lang w:bidi="he-IL"/>
+        </w:rPr>
+        <w:t xml:space="preserve"> IPA </w:t>
+      </w:r>
+      <w:r>
+        <w:rPr>
+          <w:rtl/>
+          <w:lang w:bidi="he-IL"/>
+        </w:rPr>
+        <w:t>תחילה, המאפיינים הפונטיים מועברים דרך שכבה ליניארית המרחיבה אותם ל־80 תכונות, בהתאם לגודל הייצוג האקוסטי. לאחר מכן, השילוב מתבצע באמצעות מנגנון</w:t>
+      </w:r>
+      <w:r>
+        <w:rPr>
+          <w:lang w:bidi="he-IL"/>
+        </w:rPr>
+        <w:t xml:space="preserve"> Residual Gate </w:t>
+      </w:r>
+      <w:r>
+        <w:rPr>
+          <w:rtl/>
+          <w:lang w:bidi="he-IL"/>
+        </w:rPr>
+        <w:t>המשתמש בפונקציית</w:t>
+      </w:r>
+      <w:r>
+        <w:rPr>
+          <w:lang w:bidi="he-IL"/>
+        </w:rPr>
+        <w:t xml:space="preserve"> Sigmoid </w:t>
+      </w:r>
+      <w:r>
+        <w:rPr>
+          <w:rtl/>
+          <w:lang w:bidi="he-IL"/>
+        </w:rPr>
+        <w:t>לחישוב משקל בין 0 ל־1 עבור המידע הפונטי בכל דגימה. מנגנון זה מאפשר למודל להתאים את תרומת המידע הפונטי לכל דגימה ומפחית את הסיכון שהמודל יתעלם ממנו בשל הדומיננטיות של המידע האקוסטי. המידע הפונטי מוכפל במשקל שנקבע ומתווסף לייצוג האקוסטי, כך שהמודל שומר על המידע האקוסטי כבסיס ומשתמש במאפיינים הפונטיים כמידע משלים, שעשוי לסייע במיוחד בהבחנה בין מבטאים דומים</w:t>
+      </w:r>
+      <w:r>
+        <w:rPr>
+          <w:lang w:bidi="he-IL"/>
+        </w:rPr>
+        <w:t>.</w:t>
+      </w:r>
     </w:p>
     <w:p>
       <w:pPr>
@@ -1003,238 +1810,30 @@
           <w:rtl/>
           <w:lang w:bidi="he-IL"/>
         </w:rPr>
-        <w:t>6.1</w:t>
-      </w:r>
-      <w:r>
-        <w:rPr>
-          <w:rFonts w:ascii="Arial" w:hAnsi="Arial"/>
-          <w:rtl/>
-        </w:rPr>
-        <w:t xml:space="preserve"> מחברת למידת המכונה</w:t>
-      </w:r>
-    </w:p>
-    <w:p>
-      <w:pPr>
-        <w:bidi/>
-      </w:pPr>
-      <w:r>
-        <w:rPr>
-          <w:rtl/>
-        </w:rPr>
-        <w:t>המחברת בנויה ממספר חלקים עיקריים:</w:t>
-      </w:r>
-    </w:p>
-    <w:p>
-      <w:pPr>
-        <w:pStyle w:val="ListBullet"/>
-        <w:bidi/>
-      </w:pPr>
-      <w:r>
-        <w:rPr>
-          <w:rtl/>
-        </w:rPr>
-        <w:t>בתחילת המחברת מוגדר מצב ההרצה, מאותרים קובצי הפיצ'רים ונבדקת תקינות הנתונים.</w:t>
-      </w:r>
-    </w:p>
-    <w:p>
-      <w:pPr>
-        <w:pStyle w:val="ListBullet"/>
-        <w:bidi/>
-      </w:pPr>
-      <w:r>
-        <w:rPr>
-          <w:rtl/>
-        </w:rPr>
-        <w:t>לאחר מכן מתבצע preprocessing של הטבלה: הסרת עמודות שאינן פיצ'רים, טיפול בערכים חסרים ונרמול.</w:t>
-      </w:r>
-    </w:p>
-    <w:p>
-      <w:pPr>
-        <w:pStyle w:val="ListBullet"/>
-        <w:bidi/>
-      </w:pPr>
-      <w:r>
-        <w:rPr>
-          <w:rtl/>
-        </w:rPr>
-        <w:t>אם Feature Selection מופעל, הפיצ'רים מדורגים באמצעות ANOVA ונבחרים הפיצ'רים המובילים.</w:t>
-      </w:r>
-    </w:p>
-    <w:p>
-      <w:pPr>
-        <w:pStyle w:val="ListBullet"/>
-        <w:bidi/>
-      </w:pPr>
-      <w:r>
-        <w:rPr>
-          <w:rtl/>
-        </w:rPr>
-        <w:t>האימון מתבצע ב-5-Fold Group Cross-Validation לפי דובר, ולאחריו נבדק שאין Speaker Leakage.</w:t>
-      </w:r>
-    </w:p>
-    <w:p>
-      <w:pPr>
-        <w:pStyle w:val="ListBullet"/>
-        <w:bidi/>
-      </w:pPr>
-      <w:r>
-        <w:rPr>
-          <w:rtl/>
-        </w:rPr>
-        <w:t>בסיום מוצגים Accuracy, Macro F1, מטריצות בלבול וניתוחים של חשיבות ותרומת הפיצ'רים.</w:t>
-      </w:r>
-    </w:p>
-    <w:p>
-      <w:pPr>
-        <w:bidi/>
-      </w:pPr>
-      <w:r>
-        <w:rPr>
-          <w:rtl/>
-        </w:rPr>
-        <w:t>מחברת:</w:t>
-      </w:r>
-    </w:p>
-    <w:p>
-      <w:r>
-        <w:rPr>
-          <w:rFonts w:ascii="Courier New" w:hAnsi="Courier New"/>
-          <w:sz w:val="19"/>
-        </w:rPr>
-        <w:t>[להוסיף קישור]</w:t>
-      </w:r>
-    </w:p>
-    <w:p>
-      <w:pPr>
-        <w:pStyle w:val="Heading2"/>
-        <w:bidi/>
-      </w:pPr>
+        <w:t>7</w:t>
+      </w:r>
       <w:r>
         <w:rPr>
           <w:rFonts w:ascii="Arial" w:hAnsi="Arial" w:hint="cs"/>
           <w:rtl/>
           <w:lang w:bidi="he-IL"/>
         </w:rPr>
-        <w:t>6.2</w:t>
-      </w:r>
-      <w:r>
-        <w:rPr>
-          <w:rFonts w:ascii="Arial" w:hAnsi="Arial"/>
-          <w:rtl/>
-        </w:rPr>
-        <w:t>. מחברת המודל האקוסטי</w:t>
-      </w:r>
-    </w:p>
-    <w:p>
-      <w:pPr>
-        <w:bidi/>
-      </w:pPr>
-      <w:r>
-        <w:rPr>
-          <w:rtl/>
-        </w:rPr>
-        <w:t>המחברת מחולקת לשלבים הבאים:</w:t>
-      </w:r>
-    </w:p>
-    <w:p>
-      <w:pPr>
-        <w:pStyle w:val="ListBullet"/>
-        <w:bidi/>
-      </w:pPr>
-      <w:r>
-        <w:rPr>
-          <w:rtl/>
-        </w:rPr>
-        <w:t>הגדרת מצב ההרצה, בחירת GPU או CPU, איתור ה-metadata והספקטרוגרמות ובדיקת התאמה ביניהם.</w:t>
-      </w:r>
-    </w:p>
-    <w:p>
-      <w:pPr>
-        <w:pStyle w:val="ListBullet"/>
-        <w:bidi/>
-      </w:pPr>
-      <w:r>
-        <w:rPr>
-          <w:rtl/>
-        </w:rPr>
-        <w:t>הגדרת Dataset, SpecAugment ומודל CNN בעל שלושה בלוקים קונבולוציוניים.</w:t>
-      </w:r>
-    </w:p>
-    <w:p>
-      <w:pPr>
-        <w:pStyle w:val="ListBullet"/>
-        <w:bidi/>
-      </w:pPr>
-      <w:r>
-        <w:rPr>
-          <w:rtl/>
-        </w:rPr>
-        <w:t>אימון והערכה ב-5-Fold Group Cross-Validation לפי דובר, כולל Validation ושמירת המודל הטוב בכל Fold.</w:t>
-      </w:r>
-    </w:p>
-    <w:p>
-      <w:pPr>
-        <w:pStyle w:val="ListBullet"/>
-        <w:bidi/>
-      </w:pPr>
-      <w:r>
-        <w:rPr>
-          <w:rtl/>
-        </w:rPr>
-        <w:t>בדיקה מפורשת שאין חפיפה של דוברים בין Train, Validation ו-Test.</w:t>
-      </w:r>
-    </w:p>
-    <w:p>
-      <w:pPr>
-        <w:pStyle w:val="ListBullet"/>
-        <w:bidi/>
-      </w:pPr>
-      <w:r>
-        <w:rPr>
-          <w:rtl/>
-        </w:rPr>
-        <w:t>הפקת מדדי Accuracy ו-Macro F1, מטריצות בלבול וגרפים לניתוח המודל, כגון Grad-CAM, ספקטרוגרמות ממוצעות ו-Spectral Rolloff.</w:t>
-      </w:r>
-    </w:p>
-    <w:p>
-      <w:pPr>
-        <w:bidi/>
-      </w:pPr>
-      <w:r>
-        <w:rPr>
-          <w:rtl/>
-        </w:rPr>
-        <w:t>מחברת:</w:t>
-      </w:r>
-    </w:p>
-    <w:p>
-      <w:r>
-        <w:rPr>
-          <w:rFonts w:ascii="Courier New" w:hAnsi="Courier New"/>
-          <w:sz w:val="19"/>
-        </w:rPr>
-        <w:t>[להוסיף קישור]</w:t>
-      </w:r>
-    </w:p>
-    <w:p>
-      <w:pPr>
-        <w:pStyle w:val="Heading2"/>
-        <w:bidi/>
-      </w:pPr>
+        <w:t>.</w:t>
+      </w:r>
       <w:r>
         <w:rPr>
           <w:rFonts w:ascii="Arial" w:hAnsi="Arial" w:hint="cs"/>
           <w:rtl/>
           <w:lang w:bidi="he-IL"/>
         </w:rPr>
-        <w:t>6.3</w:t>
+        <w:t>5</w:t>
       </w:r>
       <w:r>
         <w:rPr>
           <w:rFonts w:ascii="Arial" w:hAnsi="Arial"/>
           <w:rtl/>
         </w:rPr>
-        <w:t>. מחברת המודל המולטי-מודאלי</w:t>
+        <w:t xml:space="preserve"> גרפים ותוצרים</w:t>
       </w:r>
     </w:p>
     <w:p>
@@ -1245,78 +1844,7 @@
         <w:rPr>
           <w:rtl/>
         </w:rPr>
-        <w:t>המחברת דומה למסלול ה-CNN, אך מוסיפה זרוע פונטית:</w:t>
-      </w:r>
-    </w:p>
-    <w:p>
-      <w:pPr>
-        <w:pStyle w:val="ListBullet"/>
-        <w:bidi/>
-      </w:pPr>
-      <w:r>
-        <w:rPr>
-          <w:rtl/>
-        </w:rPr>
-        <w:t>טעינת הספקטרוגרמה יחד עם וקטור פונטי הכולל חמישה פיצ'רים.</w:t>
-      </w:r>
-    </w:p>
-    <w:p>
-      <w:pPr>
-        <w:pStyle w:val="ListBullet"/>
-        <w:bidi/>
-      </w:pPr>
-      <w:r>
-        <w:rPr>
-          <w:rtl/>
-        </w:rPr>
-        <w:t>הזרוע האקוסטית מעבדת את הספקטרוגרמה והזרוע הפונטית מעבדת את הווקטור.</w:t>
-      </w:r>
-    </w:p>
-    <w:p>
-      <w:pPr>
-        <w:pStyle w:val="ListBullet"/>
-        <w:bidi/>
-      </w:pPr>
-      <w:r>
-        <w:rPr>
-          <w:rtl/>
-        </w:rPr>
-        <w:t>שני הייצוגים משולבים לפני הסיווג באמצעות מנגנון Gated Residual Fusion.</w:t>
-      </w:r>
-    </w:p>
-    <w:p>
-      <w:pPr>
-        <w:pStyle w:val="ListBullet"/>
-        <w:bidi/>
-      </w:pPr>
-      <w:r>
-        <w:rPr>
-          <w:rtl/>
-        </w:rPr>
-        <w:t>האימון מתבצע ב-5-Fold Group Cross-Validation עם בדיקת Speaker Leakage ושמירת המודל הטוב.</w:t>
-      </w:r>
-    </w:p>
-    <w:p>
-      <w:pPr>
-        <w:pStyle w:val="ListBullet"/>
-        <w:bidi/>
-      </w:pPr>
-      <w:r>
-        <w:rPr>
-          <w:rtl/>
-        </w:rPr>
-        <w:t>בסיום מופקים מדדי ביצוע, מטריצות בלבול וגרפי ניתוח. המחברת כוללת גם מנגנון אינפרנס לקובץ אודיו חדש, הכולל תמלול, יצירת הווקטור הפונטי, יצירת הספקטרוגרמה וסיווג המבטא.</w:t>
-      </w:r>
-    </w:p>
-    <w:p>
-      <w:pPr>
-        <w:bidi/>
-      </w:pPr>
-      <w:r>
-        <w:rPr>
-          <w:rtl/>
-        </w:rPr>
-        <w:t>מחברת:</w:t>
+        <w:t>ב-Kaggle חלק מהגרפים מוצגים ישירות בפלט המחברת. בהרצה מקומית ב-PyCharm הם נשמרים גם תחת:</w:t>
       </w:r>
     </w:p>
     <w:p>
@@ -1325,7 +1853,7 @@
           <w:rFonts w:ascii="Courier New" w:hAnsi="Courier New"/>
           <w:sz w:val="19"/>
         </w:rPr>
-        <w:t>[להוסיף קישור]</w:t>
+        <w:t>graphs/</w:t>
       </w:r>
     </w:p>
     <w:p>
@@ -1335,72 +1863,10 @@
       </w:pPr>
       <w:r>
         <w:rPr>
-          <w:rFonts w:ascii="Arial" w:hAnsi="Arial" w:hint="cs"/>
-          <w:rtl/>
-          <w:lang w:bidi="he-IL"/>
-        </w:rPr>
-        <w:t>6.4</w:t>
-      </w:r>
-      <w:r>
-        <w:rPr>
           <w:rFonts w:ascii="Arial" w:hAnsi="Arial"/>
           <w:rtl/>
         </w:rPr>
-        <w:t>. גרפים ותוצרים</w:t>
-      </w:r>
-    </w:p>
-    <w:p>
-      <w:pPr>
-        <w:bidi/>
-      </w:pPr>
-      <w:r>
-        <w:rPr>
-          <w:rtl/>
-        </w:rPr>
-        <w:t>ב-Kaggle חלק מהגרפים מוצגים ישירות בפלט המחברת. בהרצה מקומית ב-PyCharm הם נשמרים גם תחת:</w:t>
-      </w:r>
-    </w:p>
-    <w:p>
-      <w:r>
-        <w:rPr>
-          <w:rFonts w:ascii="Courier New" w:hAnsi="Courier New"/>
-          <w:sz w:val="19"/>
-        </w:rPr>
-        <w:t>graphs/</w:t>
-      </w:r>
-    </w:p>
-    <w:p>
-      <w:pPr>
-        <w:bidi/>
-      </w:pPr>
-      <w:r>
-        <w:rPr>
-          <w:rtl/>
-        </w:rPr>
-        <w:lastRenderedPageBreak/>
-        <w:t>תוצאות נוספות נשמרות תחת:</w:t>
-      </w:r>
-    </w:p>
-    <w:p>
-      <w:r>
-        <w:rPr>
-          <w:rFonts w:ascii="Courier New" w:hAnsi="Courier New"/>
-          <w:sz w:val="19"/>
-        </w:rPr>
-        <w:t>results/</w:t>
-      </w:r>
-    </w:p>
-    <w:p>
-      <w:pPr>
-        <w:pStyle w:val="Heading2"/>
-        <w:bidi/>
-      </w:pPr>
-      <w:r>
-        <w:rPr>
-          <w:rFonts w:ascii="Arial" w:hAnsi="Arial"/>
-          <w:rtl/>
-        </w:rPr>
-        <w:t>12. הוספת פיצ'ר חדש</w:t>
+        <w:t>הוספת פיצ'ר חדש</w:t>
       </w:r>
     </w:p>
     <w:p>
@@ -1452,7 +1918,7 @@
           <w:rFonts w:ascii="Arial" w:hAnsi="Arial"/>
           <w:rtl/>
         </w:rPr>
-        <w:t>13. הוספת מסווג חדש</w:t>
+        <w:t>הוספת מסווג חדש</w:t>
       </w:r>
     </w:p>
     <w:p>
@@ -1470,13 +1936,84 @@
       <w:pPr>
         <w:pStyle w:val="Heading2"/>
         <w:bidi/>
+        <w:rPr>
+          <w:rtl/>
+          <w:lang w:bidi="he-IL"/>
+        </w:rPr>
       </w:pPr>
       <w:r>
         <w:rPr>
           <w:rFonts w:ascii="Arial" w:hAnsi="Arial"/>
           <w:rtl/>
         </w:rPr>
-        <w:t>14. קלט ופלט</w:t>
+        <w:t>קלט ופלט</w:t>
+      </w:r>
+    </w:p>
+    <w:p>
+      <w:pPr>
+        <w:bidi/>
+        <w:rPr>
+          <w:rtl/>
+          <w:lang w:bidi="he-IL"/>
+        </w:rPr>
+      </w:pPr>
+    </w:p>
+    <w:p>
+      <w:pPr>
+        <w:tabs>
+          <w:tab w:val="left" w:pos="8009"/>
+        </w:tabs>
+        <w:bidi/>
+        <w:spacing w:after="160"/>
+        <w:rPr>
+          <w:rFonts w:hint="cs"/>
+          <w:lang w:bidi="he-IL"/>
+        </w:rPr>
+      </w:pPr>
+      <w:r>
+        <w:rPr>
+          <w:rFonts w:hint="cs"/>
+          <w:b/>
+          <w:bCs/>
+          <w:u w:val="single"/>
+          <w:rtl/>
+          <w:lang w:bidi="he-IL"/>
+        </w:rPr>
+        <w:t>קלט</w:t>
+      </w:r>
+      <w:r>
+        <w:rPr>
+          <w:rFonts w:hint="cs"/>
+          <w:u w:val="single"/>
+          <w:rtl/>
+          <w:lang w:bidi="he-IL"/>
+        </w:rPr>
+        <w:t>:</w:t>
+      </w:r>
+      <w:r>
+        <w:t xml:space="preserve"> </w:t>
+      </w:r>
+      <w:r>
+        <w:t xml:space="preserve"> </w:t>
+      </w:r>
+      <w:r>
+        <w:rPr>
+          <w:rFonts w:hint="cs"/>
+          <w:rtl/>
+          <w:lang w:bidi="he-IL"/>
+        </w:rPr>
+        <w:t xml:space="preserve"> </w:t>
+      </w:r>
+      <w:r>
+        <w:t>המשתמש מעלה קובץ אודיו חדש, שעובר את אותו תהליך עיבוד מקדים וחילוץ פיצ'רים ששימש באימון. לאחר הנרמול, הווקטור המתקבל מוזן למסווג הסופי</w:t>
+      </w:r>
+      <w:r>
+        <w:rPr>
+          <w:rFonts w:hint="cs"/>
+          <w:rtl/>
+          <w:lang w:bidi="he-IL"/>
+        </w:rPr>
+        <w:t xml:space="preserve"> שהשיג את התוצאות הטובות ביותר.</w:t>
       </w:r>
     </w:p>
     <w:p>
@@ -1541,18 +2078,34 @@
           <w:rFonts w:ascii="Courier New" w:hAnsi="Courier New"/>
           <w:sz w:val="19"/>
         </w:rPr>
-        <w:t>-&gt; results / graphs</w:t>
+        <w:t>-&gt; graphs</w:t>
       </w:r>
     </w:p>
     <w:p>
       <w:pPr>
         <w:bidi/>
-      </w:pPr>
-      <w:r>
-        <w:rPr>
+        <w:rPr>
+          <w:rFonts w:hint="cs"/>
           <w:rtl/>
+          <w:lang w:bidi="he-IL"/>
+        </w:rPr>
+      </w:pPr>
+      <w:r>
+        <w:rPr>
+          <w:rtl/>
         </w:rPr>
         <w:t>מסלול CNN:</w:t>
+      </w:r>
+    </w:p>
+    <w:p>
+      <w:pPr>
+        <w:bidi/>
+      </w:pPr>
+      <w:r>
+        <w:rPr>
+          <w:rtl/>
+        </w:rPr>
+        <w:t>מסלול Multimodal CNN:</w:t>
       </w:r>
     </w:p>
     <w:p>
@@ -1561,6 +2114,7 @@
           <w:rFonts w:ascii="Courier New" w:hAnsi="Courier New"/>
           <w:sz w:val="19"/>
         </w:rPr>
+        <w:lastRenderedPageBreak/>
         <w:t>audio</w:t>
       </w:r>
     </w:p>
@@ -1579,7 +2133,7 @@
           <w:rFonts w:ascii="Courier New" w:hAnsi="Courier New"/>
           <w:sz w:val="19"/>
         </w:rPr>
-        <w:t>-&gt; spectogram_creation.py</w:t>
+        <w:t>-&gt; master_extracted_features_&lt;mode&gt;.csv</w:t>
       </w:r>
     </w:p>
     <w:p>
@@ -1588,7 +2142,7 @@
           <w:rFonts w:ascii="Courier New" w:hAnsi="Courier New"/>
           <w:sz w:val="19"/>
         </w:rPr>
-        <w:t>-&gt; spectogram_logmel_&lt;mode&gt;/</w:t>
+        <w:t>-&gt; spectogram_creation.py</w:t>
       </w:r>
     </w:p>
     <w:p>
@@ -1597,7 +2151,7 @@
           <w:rFonts w:ascii="Courier New" w:hAnsi="Courier New"/>
           <w:sz w:val="19"/>
         </w:rPr>
-        <w:t>-&gt; CNN.py</w:t>
+        <w:t>-&gt; spectogram_logmel_&lt;mode&gt;/</w:t>
       </w:r>
     </w:p>
     <w:p>
@@ -1606,81 +2160,74 @@
           <w:rFonts w:ascii="Courier New" w:hAnsi="Courier New"/>
           <w:sz w:val="19"/>
         </w:rPr>
-        <w:t>-&gt; results / graphs</w:t>
-      </w:r>
-    </w:p>
-    <w:p>
-      <w:pPr>
-        <w:bidi/>
-      </w:pPr>
-      <w:r>
-        <w:rPr>
-          <w:rtl/>
-        </w:rPr>
-        <w:t>מסלול Multimodal CNN:</w:t>
-      </w:r>
-    </w:p>
-    <w:p>
-      <w:r>
+        <w:t>-&gt; Multimodal_CNN.py</w:t>
+      </w:r>
+    </w:p>
+    <w:p>
+      <w:pPr>
         <w:rPr>
           <w:rFonts w:ascii="Courier New" w:hAnsi="Courier New"/>
           <w:sz w:val="19"/>
         </w:rPr>
-        <w:t>audio</w:t>
-      </w:r>
-    </w:p>
-    <w:p>
+      </w:pPr>
       <w:r>
         <w:rPr>
           <w:rFonts w:ascii="Courier New" w:hAnsi="Courier New"/>
           <w:sz w:val="19"/>
         </w:rPr>
-        <w:t>-&gt; create_features.py</w:t>
-      </w:r>
-    </w:p>
-    <w:p>
-      <w:r>
+        <w:t>-&gt; graphs</w:t>
+      </w:r>
+    </w:p>
+    <w:p>
+      <w:pPr>
         <w:rPr>
           <w:rFonts w:ascii="Courier New" w:hAnsi="Courier New"/>
           <w:sz w:val="19"/>
         </w:rPr>
-        <w:t>-&gt; master_extracted_features_&lt;mode&gt;.csv</w:t>
-      </w:r>
-    </w:p>
-    <w:p>
-      <w:r>
-        <w:rPr>
-          <w:rFonts w:ascii="Courier New" w:hAnsi="Courier New"/>
-          <w:sz w:val="19"/>
-        </w:rPr>
-        <w:t>-&gt; spectogram_creation.py</w:t>
-      </w:r>
-    </w:p>
-    <w:p>
-      <w:r>
-        <w:rPr>
-          <w:rFonts w:ascii="Courier New" w:hAnsi="Courier New"/>
-          <w:sz w:val="19"/>
-        </w:rPr>
-        <w:t>-&gt; spectogram_logmel_&lt;mode&gt;/</w:t>
-      </w:r>
-    </w:p>
-    <w:p>
-      <w:r>
-        <w:rPr>
-          <w:rFonts w:ascii="Courier New" w:hAnsi="Courier New"/>
-          <w:sz w:val="19"/>
-        </w:rPr>
-        <w:t>-&gt; Multimodal_CNN.py</w:t>
-      </w:r>
-    </w:p>
-    <w:p>
-      <w:r>
-        <w:rPr>
-          <w:rFonts w:ascii="Courier New" w:hAnsi="Courier New"/>
-          <w:sz w:val="19"/>
-        </w:rPr>
-        <w:t>-&gt; results / graphs</w:t>
+      </w:pPr>
+    </w:p>
+    <w:p>
+      <w:pPr>
+        <w:jc w:val="right"/>
+      </w:pPr>
+      <w:r>
+        <w:rPr>
+          <w:b/>
+          <w:bCs/>
+          <w:u w:val="single"/>
+        </w:rPr>
+        <w:t>הפלט</w:t>
+      </w:r>
+      <w:r>
+        <w:rPr>
+          <w:b/>
+          <w:bCs/>
+        </w:rPr>
+        <w:t>:</w:t>
+      </w:r>
+      <w:r>
+        <w:t xml:space="preserve"> </w:t>
+      </w:r>
+      <w:r>
+        <w:t xml:space="preserve">התוכנה מציגה את המבטא שחזה המסווג, </w:t>
+      </w:r>
+      <w:r>
+        <w:rPr>
+          <w:rFonts w:hint="cs"/>
+        </w:rPr>
+        <w:t>ו</w:t>
+      </w:r>
+      <w:r>
+        <w:t xml:space="preserve">גם את </w:t>
+      </w:r>
+      <w:r>
+        <w:rPr>
+          <w:rFonts w:hint="cs"/>
+        </w:rPr>
+        <w:t>אחוז השייכות של האודיו ל</w:t>
+      </w:r>
+      <w:r>
+        <w:t>כל אחת מארבע קבוצות המבטא</w:t>
       </w:r>
     </w:p>
     <w:sectPr>
@@ -1863,6 +2410,155 @@
       </w:pPr>
       <w:rPr>
         <w:rFonts w:ascii="Symbol" w:hAnsi="Symbol" w:hint="default"/>
+      </w:rPr>
+    </w:lvl>
+  </w:abstractNum>
+  <w:abstractNum w:abstractNumId="9" w15:restartNumberingAfterBreak="0">
+    <w:nsid w:val="3501367E"/>
+    <w:multiLevelType w:val="multilevel"/>
+    <w:tmpl w:val="8D883392"/>
+    <w:lvl w:ilvl="0">
+      <w:start w:val="1"/>
+      <w:numFmt w:val="bullet"/>
+      <w:lvlText w:val=""/>
+      <w:lvlJc w:val="left"/>
+      <w:pPr>
+        <w:tabs>
+          <w:tab w:val="num" w:pos="720"/>
+        </w:tabs>
+        <w:ind w:left="720" w:hanging="360"/>
+      </w:pPr>
+      <w:rPr>
+        <w:rFonts w:ascii="Symbol" w:hAnsi="Symbol" w:hint="default"/>
+        <w:sz w:val="20"/>
+      </w:rPr>
+    </w:lvl>
+    <w:lvl w:ilvl="1" w:tentative="1">
+      <w:start w:val="1"/>
+      <w:numFmt w:val="bullet"/>
+      <w:lvlText w:val="o"/>
+      <w:lvlJc w:val="left"/>
+      <w:pPr>
+        <w:tabs>
+          <w:tab w:val="num" w:pos="1440"/>
+        </w:tabs>
+        <w:ind w:left="1440" w:hanging="360"/>
+      </w:pPr>
+      <w:rPr>
+        <w:rFonts w:ascii="Courier New" w:hAnsi="Courier New" w:hint="default"/>
+        <w:sz w:val="20"/>
+      </w:rPr>
+    </w:lvl>
+    <w:lvl w:ilvl="2" w:tentative="1">
+      <w:start w:val="1"/>
+      <w:numFmt w:val="bullet"/>
+      <w:lvlText w:val=""/>
+      <w:lvlJc w:val="left"/>
+      <w:pPr>
+        <w:tabs>
+          <w:tab w:val="num" w:pos="2160"/>
+        </w:tabs>
+        <w:ind w:left="2160" w:hanging="360"/>
+      </w:pPr>
+      <w:rPr>
+        <w:rFonts w:ascii="Wingdings" w:hAnsi="Wingdings" w:hint="default"/>
+        <w:sz w:val="20"/>
+      </w:rPr>
+    </w:lvl>
+    <w:lvl w:ilvl="3" w:tentative="1">
+      <w:start w:val="1"/>
+      <w:numFmt w:val="bullet"/>
+      <w:lvlText w:val=""/>
+      <w:lvlJc w:val="left"/>
+      <w:pPr>
+        <w:tabs>
+          <w:tab w:val="num" w:pos="2880"/>
+        </w:tabs>
+        <w:ind w:left="2880" w:hanging="360"/>
+      </w:pPr>
+      <w:rPr>
+        <w:rFonts w:ascii="Wingdings" w:hAnsi="Wingdings" w:hint="default"/>
+        <w:sz w:val="20"/>
+      </w:rPr>
+    </w:lvl>
+    <w:lvl w:ilvl="4" w:tentative="1">
+      <w:start w:val="1"/>
+      <w:numFmt w:val="bullet"/>
+      <w:lvlText w:val=""/>
+      <w:lvlJc w:val="left"/>
+      <w:pPr>
+        <w:tabs>
+          <w:tab w:val="num" w:pos="3600"/>
+        </w:tabs>
+        <w:ind w:left="3600" w:hanging="360"/>
+      </w:pPr>
+      <w:rPr>
+        <w:rFonts w:ascii="Wingdings" w:hAnsi="Wingdings" w:hint="default"/>
+        <w:sz w:val="20"/>
+      </w:rPr>
+    </w:lvl>
+    <w:lvl w:ilvl="5" w:tentative="1">
+      <w:start w:val="1"/>
+      <w:numFmt w:val="bullet"/>
+      <w:lvlText w:val=""/>
+      <w:lvlJc w:val="left"/>
+      <w:pPr>
+        <w:tabs>
+          <w:tab w:val="num" w:pos="4320"/>
+        </w:tabs>
+        <w:ind w:left="4320" w:hanging="360"/>
+      </w:pPr>
+      <w:rPr>
+        <w:rFonts w:ascii="Wingdings" w:hAnsi="Wingdings" w:hint="default"/>
+        <w:sz w:val="20"/>
+      </w:rPr>
+    </w:lvl>
+    <w:lvl w:ilvl="6" w:tentative="1">
+      <w:start w:val="1"/>
+      <w:numFmt w:val="bullet"/>
+      <w:lvlText w:val=""/>
+      <w:lvlJc w:val="left"/>
+      <w:pPr>
+        <w:tabs>
+          <w:tab w:val="num" w:pos="5040"/>
+        </w:tabs>
+        <w:ind w:left="5040" w:hanging="360"/>
+      </w:pPr>
+      <w:rPr>
+        <w:rFonts w:ascii="Wingdings" w:hAnsi="Wingdings" w:hint="default"/>
+        <w:sz w:val="20"/>
+      </w:rPr>
+    </w:lvl>
+    <w:lvl w:ilvl="7" w:tentative="1">
+      <w:start w:val="1"/>
+      <w:numFmt w:val="bullet"/>
+      <w:lvlText w:val=""/>
+      <w:lvlJc w:val="left"/>
+      <w:pPr>
+        <w:tabs>
+          <w:tab w:val="num" w:pos="5760"/>
+        </w:tabs>
+        <w:ind w:left="5760" w:hanging="360"/>
+      </w:pPr>
+      <w:rPr>
+        <w:rFonts w:ascii="Wingdings" w:hAnsi="Wingdings" w:hint="default"/>
+        <w:sz w:val="20"/>
+      </w:rPr>
+    </w:lvl>
+    <w:lvl w:ilvl="8" w:tentative="1">
+      <w:start w:val="1"/>
+      <w:numFmt w:val="bullet"/>
+      <w:lvlText w:val=""/>
+      <w:lvlJc w:val="left"/>
+      <w:pPr>
+        <w:tabs>
+          <w:tab w:val="num" w:pos="6480"/>
+        </w:tabs>
+        <w:ind w:left="6480" w:hanging="360"/>
+      </w:pPr>
+      <w:rPr>
+        <w:rFonts w:ascii="Wingdings" w:hAnsi="Wingdings" w:hint="default"/>
+        <w:sz w:val="20"/>
       </w:rPr>
     </w:lvl>
   </w:abstractNum>
@@ -1892,6 +2588,9 @@
   </w:num>
   <w:num w:numId="9" w16cid:durableId="323706910">
     <w:abstractNumId w:val="0"/>
+  </w:num>
+  <w:num w:numId="10" w16cid:durableId="1592355624">
+    <w:abstractNumId w:val="9"/>
   </w:num>
 </w:numbering>
 </file>
@@ -2502,7 +3201,6 @@
   <w:style w:type="character" w:default="1" w:styleId="DefaultParagraphFont">
     <w:name w:val="Default Paragraph Font"/>
     <w:uiPriority w:val="1"/>
-    <w:semiHidden/>
     <w:unhideWhenUsed/>
   </w:style>
   <w:style w:type="table" w:default="1" w:styleId="TableNormal">

--- a/documentation/PROGRAMMER_DOCUMENTATION.docx
+++ b/documentation/PROGRAMMER_DOCUMENTATION.docx
@@ -6,10 +6,16 @@
       <w:pPr>
         <w:pStyle w:val="Heading1"/>
         <w:bidi/>
+        <w:rPr>
+          <w:sz w:val="32"/>
+          <w:szCs w:val="32"/>
+        </w:rPr>
       </w:pPr>
       <w:r>
         <w:rPr>
           <w:rFonts w:ascii="Arial" w:hAnsi="Arial"/>
+          <w:sz w:val="32"/>
+          <w:szCs w:val="32"/>
           <w:rtl/>
         </w:rPr>
         <w:t>תיעוד חיצוני למתכנת</w:t>
@@ -36,7 +42,21 @@
         <w:rPr>
           <w:rtl/>
         </w:rPr>
-        <w:t>המערכת מתחילה ממאגרי אודיו ממספר מקורות. לאחר ארגון הנתונים, חיתוך ההקלטות ויצירת metadata, מופעל שלב משותף של חילוץ פיצ'רים. לאחר מכן התהליך מתפצל למסלול Machine Learning ולמסלולי CNN.</w:t>
+        <w:t>המערכת מתחילה ממאגרי אודיו ממספר מקורות. לאחר ארגון הנתונים, חיתוך ההקלטות</w:t>
+      </w:r>
+      <w:r>
+        <w:rPr>
+          <w:rFonts w:hint="cs"/>
+          <w:rtl/>
+          <w:lang w:bidi="he-IL"/>
+        </w:rPr>
+        <w:t xml:space="preserve"> נרמולן</w:t>
+      </w:r>
+      <w:r>
+        <w:rPr>
+          <w:rtl/>
+        </w:rPr>
+        <w:t xml:space="preserve"> ויצירת metadata, מופעל שלב משותף של חילוץ פיצ'רים. לאחר מכן התהליך מתפצל למסלול Machine Learning ולמסלולי CNN.</w:t>
       </w:r>
     </w:p>
     <w:p>
@@ -101,23 +121,19 @@
         </w:rPr>
         <w:t>group_sources_to_one_       cut_and_normalize/</w:t>
       </w:r>
-    </w:p>
-    <w:p>
       <w:r>
         <w:rPr>
           <w:rFonts w:ascii="Courier New" w:hAnsi="Courier New"/>
           <w:sz w:val="19"/>
         </w:rPr>
-        <w:t>by_accent.py                           |</w:t>
-      </w:r>
-    </w:p>
-    <w:p>
+        <w:t xml:space="preserve"> </w:t>
+      </w:r>
       <w:r>
         <w:rPr>
           <w:rFonts w:ascii="Courier New" w:hAnsi="Courier New"/>
           <w:sz w:val="19"/>
         </w:rPr>
-        <w:t xml:space="preserve">        |                             |</w:t>
+        <w:t>cut_archive_to_sentences.py</w:t>
       </w:r>
     </w:p>
     <w:p>
@@ -126,7 +142,7 @@
           <w:rFonts w:ascii="Courier New" w:hAnsi="Courier New"/>
           <w:sz w:val="19"/>
         </w:rPr>
-        <w:t>audio_by_accent_raw/        sentences_samples/</w:t>
+        <w:t>by_accent.py                           |</w:t>
       </w:r>
     </w:p>
     <w:p>
@@ -135,7 +151,7 @@
           <w:rFonts w:ascii="Courier New" w:hAnsi="Courier New"/>
           <w:sz w:val="19"/>
         </w:rPr>
-        <w:t xml:space="preserve">        +-------------+---------------+</w:t>
+        <w:t xml:space="preserve">        |                             |</w:t>
       </w:r>
     </w:p>
     <w:p>
@@ -144,7 +160,7 @@
           <w:rFonts w:ascii="Courier New" w:hAnsi="Courier New"/>
           <w:sz w:val="19"/>
         </w:rPr>
-        <w:t xml:space="preserve">                      |</w:t>
+        <w:t>audio_by_accent_raw/        sentences_samples/</w:t>
       </w:r>
     </w:p>
     <w:p>
@@ -153,61 +169,53 @@
           <w:rFonts w:ascii="Courier New" w:hAnsi="Courier New"/>
           <w:sz w:val="19"/>
         </w:rPr>
-        <w:t xml:space="preserve">             metadata_generator.py</w:t>
-      </w:r>
-    </w:p>
-    <w:p>
-      <w:r>
+        <w:t xml:space="preserve">        +-------------+---------------+</w:t>
+      </w:r>
+    </w:p>
+    <w:p>
+      <w:pPr>
         <w:rPr>
           <w:rFonts w:ascii="Courier New" w:hAnsi="Courier New"/>
           <w:sz w:val="19"/>
         </w:rPr>
-        <w:t xml:space="preserve">                      |</w:t>
-      </w:r>
-    </w:p>
-    <w:p>
+      </w:pPr>
       <w:r>
         <w:rPr>
           <w:rFonts w:ascii="Courier New" w:hAnsi="Courier New"/>
           <w:sz w:val="19"/>
         </w:rPr>
-        <w:t xml:space="preserve">              create_features.py</w:t>
-      </w:r>
-    </w:p>
-    <w:p>
-      <w:r>
+        <w:t xml:space="preserve">                      |</w:t>
+      </w:r>
+    </w:p>
+    <w:p>
+      <w:pPr>
+        <w:ind w:firstLine="720"/>
         <w:rPr>
           <w:rFonts w:ascii="Courier New" w:hAnsi="Courier New"/>
           <w:sz w:val="19"/>
         </w:rPr>
-        <w:t xml:space="preserve">                      |</w:t>
-      </w:r>
-    </w:p>
-    <w:p>
+      </w:pPr>
       <w:r>
         <w:rPr>
           <w:rFonts w:ascii="Courier New" w:hAnsi="Courier New"/>
           <w:sz w:val="19"/>
         </w:rPr>
-        <w:t xml:space="preserve">       master_extracted_features_&lt;mode&gt;.csv</w:t>
-      </w:r>
-    </w:p>
-    <w:p>
-      <w:r>
+        <w:t>normalize_all_data_for_2_folders</w:t>
+      </w:r>
+    </w:p>
+    <w:p>
+      <w:pPr>
         <w:rPr>
           <w:rFonts w:ascii="Courier New" w:hAnsi="Courier New"/>
           <w:sz w:val="19"/>
         </w:rPr>
-        <w:t xml:space="preserve">                      |</w:t>
-      </w:r>
-    </w:p>
-    <w:p>
+      </w:pPr>
       <w:r>
         <w:rPr>
           <w:rFonts w:ascii="Courier New" w:hAnsi="Courier New"/>
           <w:sz w:val="19"/>
         </w:rPr>
-        <w:t xml:space="preserve">          +-----------+--------------------+</w:t>
+        <w:t xml:space="preserve">                      |</w:t>
       </w:r>
     </w:p>
     <w:p>
@@ -216,7 +224,7 @@
           <w:rFonts w:ascii="Courier New" w:hAnsi="Courier New"/>
           <w:sz w:val="19"/>
         </w:rPr>
-        <w:t xml:space="preserve">          |                                |</w:t>
+        <w:t>audio_by_accent_raw_normalized/        sentences_samples_normalized/</w:t>
       </w:r>
     </w:p>
     <w:p>
@@ -225,16 +233,26 @@
           <w:rFonts w:ascii="Courier New" w:hAnsi="Courier New"/>
           <w:sz w:val="19"/>
         </w:rPr>
-        <w:t xml:space="preserve"> Machine Learning                     Deep Learning</w:t>
-      </w:r>
-    </w:p>
-    <w:p>
+        <w:t xml:space="preserve">        +-------------+---------------+</w:t>
+      </w:r>
+    </w:p>
+    <w:p>
+      <w:r>
+        <w:tab/>
+      </w:r>
+      <w:r>
+        <w:tab/>
+      </w:r>
+      <w:r>
+        <w:tab/>
+        <w:t xml:space="preserve">     </w:t>
+      </w:r>
       <w:r>
         <w:rPr>
           <w:rFonts w:ascii="Courier New" w:hAnsi="Courier New"/>
           <w:sz w:val="19"/>
         </w:rPr>
-        <w:t xml:space="preserve">          |                                |</w:t>
+        <w:t>|</w:t>
       </w:r>
     </w:p>
     <w:p>
@@ -243,7 +261,7 @@
           <w:rFonts w:ascii="Courier New" w:hAnsi="Courier New"/>
           <w:sz w:val="19"/>
         </w:rPr>
-        <w:t>main_machine_learning.py          spectogram_creation.py</w:t>
+        <w:t xml:space="preserve">             metadata_generator.py</w:t>
       </w:r>
     </w:p>
     <w:p>
@@ -252,7 +270,7 @@
           <w:rFonts w:ascii="Courier New" w:hAnsi="Courier New"/>
           <w:sz w:val="19"/>
         </w:rPr>
-        <w:t xml:space="preserve">          |                                |</w:t>
+        <w:t xml:space="preserve">                      |</w:t>
       </w:r>
     </w:p>
     <w:p>
@@ -261,26 +279,22 @@
           <w:rFonts w:ascii="Courier New" w:hAnsi="Courier New"/>
           <w:sz w:val="19"/>
         </w:rPr>
-        <w:t xml:space="preserve">     classifiers/                  spectogram_logmel_&lt;mode&gt;/</w:t>
-      </w:r>
-    </w:p>
-    <w:p>
+        <w:t xml:space="preserve">              </w:t>
+      </w:r>
       <w:r>
         <w:rPr>
           <w:rFonts w:ascii="Courier New" w:hAnsi="Courier New"/>
           <w:sz w:val="19"/>
-        </w:rPr>
-        <w:lastRenderedPageBreak/>
-        <w:t xml:space="preserve">                                           |</w:t>
-      </w:r>
-    </w:p>
-    <w:p>
+          <w:lang w:bidi="he-IL"/>
+        </w:rPr>
+        <w:t>extract</w:t>
+      </w:r>
       <w:r>
         <w:rPr>
           <w:rFonts w:ascii="Courier New" w:hAnsi="Courier New"/>
           <w:sz w:val="19"/>
         </w:rPr>
-        <w:t xml:space="preserve">                                  +--------+---------+</w:t>
+        <w:t>_features.py</w:t>
       </w:r>
     </w:p>
     <w:p>
@@ -289,7 +303,7 @@
           <w:rFonts w:ascii="Courier New" w:hAnsi="Courier New"/>
           <w:sz w:val="19"/>
         </w:rPr>
-        <w:t xml:space="preserve">                                  |                  |</w:t>
+        <w:t xml:space="preserve">                      |</w:t>
       </w:r>
     </w:p>
     <w:p>
@@ -298,48 +312,213 @@
           <w:rFonts w:ascii="Courier New" w:hAnsi="Courier New"/>
           <w:sz w:val="19"/>
         </w:rPr>
-        <w:t xml:space="preserve">                                </w:t>
-      </w:r>
+        <w:t xml:space="preserve">       master_extracted_features_&lt;mode&gt;.csv</w:t>
+      </w:r>
+    </w:p>
+    <w:p>
       <w:r>
         <w:rPr>
           <w:rFonts w:ascii="Courier New" w:hAnsi="Courier New"/>
           <w:sz w:val="19"/>
         </w:rPr>
-        <w:t>main_cnn</w:t>
-      </w:r>
+        <w:t xml:space="preserve">                      |</w:t>
+      </w:r>
+    </w:p>
+    <w:p>
       <w:r>
         <w:rPr>
           <w:rFonts w:ascii="Courier New" w:hAnsi="Courier New"/>
           <w:sz w:val="19"/>
         </w:rPr>
-        <w:t xml:space="preserve">.py       </w:t>
-      </w:r>
+        <w:t xml:space="preserve">          +-----------+--------------------+</w:t>
+      </w:r>
+    </w:p>
+    <w:p>
       <w:r>
         <w:rPr>
           <w:rFonts w:ascii="Courier New" w:hAnsi="Courier New"/>
           <w:sz w:val="19"/>
         </w:rPr>
-        <w:t>main_m</w:t>
-      </w:r>
+        <w:t xml:space="preserve">          |                                |</w:t>
+      </w:r>
+    </w:p>
+    <w:p>
       <w:r>
         <w:rPr>
           <w:rFonts w:ascii="Courier New" w:hAnsi="Courier New"/>
           <w:sz w:val="19"/>
         </w:rPr>
-        <w:t>ultimodal_</w:t>
-      </w:r>
+        <w:lastRenderedPageBreak/>
+        <w:t xml:space="preserve"> Machine Learning                     Deep Learning</w:t>
+      </w:r>
+    </w:p>
+    <w:p>
       <w:r>
         <w:rPr>
           <w:rFonts w:ascii="Courier New" w:hAnsi="Courier New"/>
           <w:sz w:val="19"/>
         </w:rPr>
-        <w:t>cnn</w:t>
-      </w:r>
+        <w:t xml:space="preserve">          |                                |</w:t>
+      </w:r>
+    </w:p>
+    <w:p>
       <w:r>
         <w:rPr>
           <w:rFonts w:ascii="Courier New" w:hAnsi="Courier New"/>
           <w:sz w:val="19"/>
         </w:rPr>
+        <w:t xml:space="preserve">main_machine_learning.py          </w:t>
+      </w:r>
+      <w:r>
+        <w:rPr>
+          <w:rFonts w:ascii="Courier New" w:hAnsi="Courier New"/>
+          <w:sz w:val="19"/>
+        </w:rPr>
+        <w:t>create_spectogram</w:t>
+      </w:r>
+      <w:r>
+        <w:rPr>
+          <w:rFonts w:ascii="Courier New" w:hAnsi="Courier New"/>
+          <w:sz w:val="19"/>
+        </w:rPr>
+        <w:t>.py</w:t>
+      </w:r>
+    </w:p>
+    <w:p>
+      <w:r>
+        <w:rPr>
+          <w:rFonts w:ascii="Courier New" w:hAnsi="Courier New"/>
+          <w:sz w:val="19"/>
+        </w:rPr>
+        <w:t xml:space="preserve">                                          |</w:t>
+      </w:r>
+    </w:p>
+    <w:p>
+      <w:r>
+        <w:rPr>
+          <w:rFonts w:ascii="Courier New" w:hAnsi="Courier New"/>
+          <w:sz w:val="19"/>
+        </w:rPr>
+        <w:t xml:space="preserve">                   </w:t>
+      </w:r>
+      <w:r>
+        <w:rPr>
+          <w:rFonts w:ascii="Courier New" w:hAnsi="Courier New"/>
+          <w:sz w:val="19"/>
+        </w:rPr>
+        <w:t xml:space="preserve">        </w:t>
+      </w:r>
+      <w:r>
+        <w:rPr>
+          <w:rFonts w:ascii="Courier New" w:hAnsi="Courier New"/>
+          <w:sz w:val="19"/>
+        </w:rPr>
+        <w:t xml:space="preserve">    spect</w:t>
+      </w:r>
+      <w:r>
+        <w:rPr>
+          <w:rFonts w:ascii="Courier New" w:hAnsi="Courier New"/>
+          <w:sz w:val="19"/>
+        </w:rPr>
+        <w:t>r</w:t>
+      </w:r>
+      <w:r>
+        <w:rPr>
+          <w:rFonts w:ascii="Courier New" w:hAnsi="Courier New"/>
+          <w:sz w:val="19"/>
+        </w:rPr>
+        <w:t>ogram</w:t>
+      </w:r>
+      <w:r>
+        <w:rPr>
+          <w:rFonts w:ascii="Courier New" w:hAnsi="Courier New"/>
+          <w:sz w:val="19"/>
+        </w:rPr>
+        <w:t>s</w:t>
+      </w:r>
+      <w:r>
+        <w:rPr>
+          <w:rFonts w:ascii="Courier New" w:hAnsi="Courier New"/>
+          <w:sz w:val="19"/>
+        </w:rPr>
+        <w:t>_logmel_&lt;mode&gt;/</w:t>
+      </w:r>
+    </w:p>
+    <w:p>
+      <w:r>
+        <w:rPr>
+          <w:rFonts w:ascii="Courier New" w:hAnsi="Courier New"/>
+          <w:sz w:val="19"/>
+        </w:rPr>
+        <w:t xml:space="preserve">                                           |</w:t>
+      </w:r>
+    </w:p>
+    <w:p>
+      <w:r>
+        <w:rPr>
+          <w:rFonts w:ascii="Courier New" w:hAnsi="Courier New"/>
+          <w:sz w:val="19"/>
+        </w:rPr>
+        <w:t xml:space="preserve">                                  +--------+---------+</w:t>
+      </w:r>
+    </w:p>
+    <w:p>
+      <w:r>
+        <w:rPr>
+          <w:rFonts w:ascii="Courier New" w:hAnsi="Courier New"/>
+          <w:sz w:val="19"/>
+        </w:rPr>
+        <w:t xml:space="preserve">                                  |                  |</w:t>
+      </w:r>
+    </w:p>
+    <w:p>
+      <w:r>
+        <w:rPr>
+          <w:rFonts w:ascii="Courier New" w:hAnsi="Courier New"/>
+          <w:sz w:val="19"/>
+        </w:rPr>
+        <w:t xml:space="preserve">                                </w:t>
+      </w:r>
+      <w:r>
+        <w:rPr>
+          <w:rFonts w:ascii="Courier New" w:hAnsi="Courier New"/>
+          <w:sz w:val="19"/>
+        </w:rPr>
+        <w:t>main_cnn</w:t>
+      </w:r>
+      <w:r>
+        <w:rPr>
+          <w:rFonts w:ascii="Courier New" w:hAnsi="Courier New"/>
+          <w:sz w:val="19"/>
+        </w:rPr>
+        <w:t xml:space="preserve">.py       </w:t>
+      </w:r>
+      <w:r>
+        <w:rPr>
+          <w:rFonts w:ascii="Courier New" w:hAnsi="Courier New"/>
+          <w:sz w:val="19"/>
+        </w:rPr>
+        <w:t>main_m</w:t>
+      </w:r>
+      <w:r>
+        <w:rPr>
+          <w:rFonts w:ascii="Courier New" w:hAnsi="Courier New"/>
+          <w:sz w:val="19"/>
+        </w:rPr>
+        <w:t>ultimodal_</w:t>
+      </w:r>
+      <w:r>
+        <w:rPr>
+          <w:rFonts w:ascii="Courier New" w:hAnsi="Courier New"/>
+          <w:sz w:val="19"/>
+        </w:rPr>
+        <w:t>cnn</w:t>
+      </w:r>
+      <w:r>
+        <w:rPr>
+          <w:rFonts w:ascii="Courier New" w:hAnsi="Courier New"/>
+          <w:sz w:val="19"/>
+        </w:rPr>
         <w:t>.py</w:t>
       </w:r>
     </w:p>
@@ -558,24 +737,39 @@
         <w:pStyle w:val="Heading2"/>
         <w:bidi/>
         <w:rPr>
-          <w:rtl/>
-          <w:lang w:bidi="he-IL"/>
-        </w:rPr>
-      </w:pPr>
-      <w:r>
-        <w:rPr>
-          <w:rFonts w:ascii="Arial" w:hAnsi="Arial"/>
-          <w:rtl/>
-        </w:rPr>
-        <w:t xml:space="preserve">3. </w:t>
-      </w:r>
-      <w:r>
-        <w:rPr>
-          <w:rFonts w:ascii="Arial" w:hAnsi="Arial" w:hint="cs"/>
-          <w:rtl/>
-          <w:lang w:bidi="he-IL"/>
-        </w:rPr>
-        <w:t xml:space="preserve">נרמול קבצי האודיו </w:t>
+          <w:rFonts w:asciiTheme="majorBidi" w:hAnsiTheme="majorBidi"/>
+          <w:lang w:bidi="he-IL"/>
+        </w:rPr>
+      </w:pPr>
+      <w:r>
+        <w:rPr>
+          <w:rFonts w:asciiTheme="majorBidi" w:hAnsiTheme="majorBidi" w:hint="cs"/>
+          <w:rtl/>
+          <w:lang w:bidi="he-IL"/>
+        </w:rPr>
+        <w:t xml:space="preserve">2.1 </w:t>
+      </w:r>
+      <w:r>
+        <w:rPr>
+          <w:rFonts w:asciiTheme="majorBidi" w:hAnsiTheme="majorBidi"/>
+          <w:rtl/>
+        </w:rPr>
+        <w:t>חיתוך מאגר</w:t>
+      </w:r>
+      <w:r>
+        <w:rPr>
+          <w:rFonts w:asciiTheme="majorBidi" w:hAnsiTheme="majorBidi"/>
+          <w:rtl/>
+          <w:lang w:bidi="he-IL"/>
+        </w:rPr>
+        <w:t xml:space="preserve"> </w:t>
+      </w:r>
+      <w:r>
+        <w:rPr>
+          <w:rFonts w:asciiTheme="majorBidi" w:hAnsiTheme="majorBidi"/>
+          <w:lang w:bidi="he-IL"/>
+        </w:rPr>
+        <w:t>speech accent archive</w:t>
       </w:r>
     </w:p>
     <w:p>
@@ -592,13 +786,13 @@
           <w:rtl/>
           <w:lang w:bidi="he-IL"/>
         </w:rPr>
-        <w:t xml:space="preserve">לאחר יצירת שני קבצי האודיו המרוכזים מהסעיף הקודם , נעביר לכל קובץ אודיו נרמול בעזרת הקוד </w:t>
-      </w:r>
-      <w:r>
-        <w:rPr>
-          <w:lang w:bidi="he-IL"/>
-        </w:rPr>
-        <w:t>normalize_all_data_for_2_folders</w:t>
+        <w:t xml:space="preserve">לתורך הרצה של קטעי אודיו ממאגר </w:t>
+      </w:r>
+      <w:r>
+        <w:rPr>
+          <w:lang w:bidi="he-IL"/>
+        </w:rPr>
+        <w:t xml:space="preserve">speech accent archive </w:t>
       </w:r>
       <w:r>
         <w:rPr>
@@ -606,13 +800,13 @@
           <w:rtl/>
           <w:lang w:bidi="he-IL"/>
         </w:rPr>
-        <w:t xml:space="preserve"> שבתיקיית </w:t>
-      </w:r>
-      <w:r>
-        <w:rPr>
-          <w:lang w:bidi="he-IL"/>
-        </w:rPr>
-        <w:t>cut_and_normalize</w:t>
+        <w:t xml:space="preserve"> עם מאגר </w:t>
+      </w:r>
+      <w:r>
+        <w:rPr>
+          <w:lang w:bidi="he-IL"/>
+        </w:rPr>
+        <w:t>free_text</w:t>
       </w:r>
       <w:r>
         <w:rPr>
@@ -620,13 +814,337 @@
           <w:rtl/>
           <w:lang w:bidi="he-IL"/>
         </w:rPr>
-        <w:t xml:space="preserve"> .  כעת נקבל את התיקייה </w:t>
-      </w:r>
+        <w:t xml:space="preserve"> חתכנו כל קטע אודיו לשישה משפטים . </w:t>
+      </w:r>
+      <w:r>
+        <w:rPr>
+          <w:rtl/>
+        </w:rPr>
+        <w:t xml:space="preserve">החיתוך מתבצע בעזרת </w:t>
+      </w:r>
+      <w:r>
+        <w:rPr>
+          <w:rFonts w:hint="cs"/>
+          <w:rtl/>
+          <w:lang w:bidi="he-IL"/>
+        </w:rPr>
+        <w:t>הקובץ הבא</w:t>
+      </w:r>
+      <w:r>
+        <w:rPr>
+          <w:rtl/>
+        </w:rPr>
+        <w:t xml:space="preserve"> שבתיקיית:</w:t>
+      </w:r>
+    </w:p>
+    <w:p>
       <w:r>
         <w:rPr>
           <w:rFonts w:ascii="Courier New" w:hAnsi="Courier New"/>
           <w:sz w:val="19"/>
         </w:rPr>
+        <w:t>cut_and_normalize/cut_archive_to_sentences.py</w:t>
+      </w:r>
+    </w:p>
+    <w:p>
+      <w:pPr>
+        <w:bidi/>
+        <w:rPr>
+          <w:rtl/>
+          <w:lang w:bidi="he-IL"/>
+        </w:rPr>
+      </w:pPr>
+      <w:r>
+        <w:rPr>
+          <w:rtl/>
+        </w:rPr>
+        <w:t>התהליך נעזר</w:t>
+      </w:r>
+      <w:r>
+        <w:rPr>
+          <w:rFonts w:hint="cs"/>
+          <w:rtl/>
+          <w:lang w:bidi="he-IL"/>
+        </w:rPr>
+        <w:t xml:space="preserve"> בקבצים  </w:t>
+      </w:r>
+      <w:r>
+        <w:rPr>
+          <w:rFonts w:ascii="Courier New" w:hAnsi="Courier New"/>
+          <w:sz w:val="18"/>
+        </w:rPr>
+        <w:t>audio_time_split.py</w:t>
+      </w:r>
+      <w:r>
+        <w:rPr>
+          <w:rFonts w:hint="cs"/>
+          <w:rtl/>
+          <w:lang w:bidi="he-IL"/>
+        </w:rPr>
+        <w:t xml:space="preserve"> ו- </w:t>
+      </w:r>
+      <w:r>
+        <w:rPr>
+          <w:rFonts w:ascii="Courier New" w:hAnsi="Courier New"/>
+          <w:sz w:val="18"/>
+        </w:rPr>
+        <w:t>sentences_extractor.py</w:t>
+      </w:r>
+      <w:r>
+        <w:rPr>
+          <w:rFonts w:hint="cs"/>
+          <w:rtl/>
+          <w:lang w:bidi="he-IL"/>
+        </w:rPr>
+        <w:t xml:space="preserve"> שמשתמשים בספריית </w:t>
+      </w:r>
+      <w:r>
+        <w:rPr>
+          <w:rtl/>
+        </w:rPr>
+        <w:t xml:space="preserve">Whisper כדי לחלק </w:t>
+      </w:r>
+      <w:r>
+        <w:rPr>
+          <w:rFonts w:hint="cs"/>
+          <w:rtl/>
+          <w:lang w:bidi="he-IL"/>
+        </w:rPr>
+        <w:t>כל</w:t>
+      </w:r>
+      <w:r>
+        <w:rPr>
+          <w:rtl/>
+        </w:rPr>
+        <w:t xml:space="preserve"> </w:t>
+      </w:r>
+      <w:r>
+        <w:rPr>
+          <w:rFonts w:hint="cs"/>
+          <w:rtl/>
+          <w:lang w:bidi="he-IL"/>
+        </w:rPr>
+        <w:t>קטע אודיו</w:t>
+      </w:r>
+      <w:r>
+        <w:rPr>
+          <w:rtl/>
+        </w:rPr>
+        <w:t xml:space="preserve"> לששת המשפטים</w:t>
+      </w:r>
+      <w:r>
+        <w:rPr>
+          <w:rFonts w:hint="cs"/>
+          <w:rtl/>
+          <w:lang w:bidi="he-IL"/>
+        </w:rPr>
+        <w:t xml:space="preserve"> המפורטים בדוח הפרויקט</w:t>
+      </w:r>
+      <w:r>
+        <w:rPr>
+          <w:rtl/>
+        </w:rPr>
+        <w:t xml:space="preserve">. </w:t>
+      </w:r>
+      <w:r>
+        <w:rPr>
+          <w:rtl/>
+          <w:lang w:bidi="he-IL"/>
+        </w:rPr>
+        <w:br/>
+      </w:r>
+      <w:r>
+        <w:rPr>
+          <w:rtl/>
+        </w:rPr>
+        <w:t>הפלט נשמר תחת</w:t>
+      </w:r>
+      <w:r>
+        <w:rPr>
+          <w:rFonts w:hint="cs"/>
+          <w:rtl/>
+          <w:lang w:bidi="he-IL"/>
+        </w:rPr>
+        <w:t xml:space="preserve"> תיקיית </w:t>
+      </w:r>
+      <w:r>
+        <w:rPr>
+          <w:rFonts w:ascii="Courier New" w:hAnsi="Courier New"/>
+          <w:sz w:val="19"/>
+        </w:rPr>
+        <w:t>sentences_samples/</w:t>
+      </w:r>
+      <w:r>
+        <w:rPr>
+          <w:rFonts w:hint="cs"/>
+          <w:rtl/>
+          <w:lang w:bidi="he-IL"/>
+        </w:rPr>
+        <w:t xml:space="preserve"> </w:t>
+      </w:r>
+      <w:r>
+        <w:rPr>
+          <w:rtl/>
+        </w:rPr>
+        <w:t>ובתוך כל מבטא קיימת תיקייה נפרדת לכל משפט.</w:t>
+      </w:r>
+    </w:p>
+    <w:p>
+      <w:pPr>
+        <w:pStyle w:val="Heading2"/>
+        <w:bidi/>
+        <w:rPr>
+          <w:rtl/>
+          <w:lang w:bidi="he-IL"/>
+        </w:rPr>
+      </w:pPr>
+      <w:r>
+        <w:rPr>
+          <w:rFonts w:ascii="Arial" w:hAnsi="Arial"/>
+          <w:rtl/>
+        </w:rPr>
+        <w:lastRenderedPageBreak/>
+        <w:t xml:space="preserve">3. </w:t>
+      </w:r>
+      <w:r>
+        <w:rPr>
+          <w:rFonts w:ascii="Arial" w:hAnsi="Arial" w:hint="cs"/>
+          <w:rtl/>
+          <w:lang w:bidi="he-IL"/>
+        </w:rPr>
+        <w:t xml:space="preserve">נרמול קבצי האודיו </w:t>
+      </w:r>
+    </w:p>
+    <w:p>
+      <w:pPr>
+        <w:bidi/>
+        <w:rPr>
+          <w:rtl/>
+          <w:lang w:bidi="he-IL"/>
+        </w:rPr>
+      </w:pPr>
+      <w:r>
+        <w:rPr>
+          <w:rFonts w:hint="cs"/>
+          <w:rtl/>
+          <w:lang w:bidi="he-IL"/>
+        </w:rPr>
+        <w:t>לאחר יצירת ש</w:t>
+      </w:r>
+      <w:r>
+        <w:rPr>
+          <w:rFonts w:hint="cs"/>
+          <w:rtl/>
+          <w:lang w:bidi="he-IL"/>
+        </w:rPr>
+        <w:t>ת</w:t>
+      </w:r>
+      <w:r>
+        <w:rPr>
+          <w:rFonts w:hint="cs"/>
+          <w:rtl/>
+          <w:lang w:bidi="he-IL"/>
+        </w:rPr>
+        <w:t xml:space="preserve">י </w:t>
+      </w:r>
+      <w:r>
+        <w:rPr>
+          <w:rFonts w:hint="cs"/>
+          <w:rtl/>
+          <w:lang w:bidi="he-IL"/>
+        </w:rPr>
+        <w:t>תיקיות</w:t>
+      </w:r>
+      <w:r>
+        <w:rPr>
+          <w:rFonts w:hint="cs"/>
+          <w:rtl/>
+          <w:lang w:bidi="he-IL"/>
+        </w:rPr>
+        <w:t xml:space="preserve"> האודיו </w:t>
+      </w:r>
+      <w:r>
+        <w:rPr>
+          <w:rFonts w:hint="cs"/>
+          <w:rtl/>
+          <w:lang w:bidi="he-IL"/>
+        </w:rPr>
+        <w:t>המרוכזות</w:t>
+      </w:r>
+      <w:r>
+        <w:rPr>
+          <w:rFonts w:hint="cs"/>
+          <w:rtl/>
+          <w:lang w:bidi="he-IL"/>
+        </w:rPr>
+        <w:t xml:space="preserve"> מהסעיף הקודם , נעביר לכל </w:t>
+      </w:r>
+      <w:r>
+        <w:rPr>
+          <w:rFonts w:hint="cs"/>
+          <w:rtl/>
+          <w:lang w:bidi="he-IL"/>
+        </w:rPr>
+        <w:t>תיקיית</w:t>
+      </w:r>
+      <w:r>
+        <w:rPr>
+          <w:rFonts w:hint="cs"/>
+          <w:rtl/>
+          <w:lang w:bidi="he-IL"/>
+        </w:rPr>
+        <w:t xml:space="preserve"> אודיו נרמול בעזרת הקוד </w:t>
+      </w:r>
+      <w:r>
+        <w:rPr>
+          <w:lang w:bidi="he-IL"/>
+        </w:rPr>
+        <w:t>normalize_all_data_for_2_folders</w:t>
+      </w:r>
+      <w:r>
+        <w:rPr>
+          <w:rFonts w:hint="cs"/>
+          <w:rtl/>
+          <w:lang w:bidi="he-IL"/>
+        </w:rPr>
+        <w:t xml:space="preserve"> שבתיקיית </w:t>
+      </w:r>
+      <w:r>
+        <w:rPr>
+          <w:lang w:bidi="he-IL"/>
+        </w:rPr>
+        <w:t>cut_and_normalize</w:t>
+      </w:r>
+      <w:r>
+        <w:rPr>
+          <w:rFonts w:hint="cs"/>
+          <w:rtl/>
+          <w:lang w:bidi="he-IL"/>
+        </w:rPr>
+        <w:t xml:space="preserve"> .  </w:t>
+      </w:r>
+    </w:p>
+    <w:p>
+      <w:pPr>
+        <w:bidi/>
+        <w:rPr>
+          <w:rtl/>
+          <w:lang w:bidi="he-IL"/>
+        </w:rPr>
+      </w:pPr>
+      <w:r>
+        <w:rPr>
+          <w:rFonts w:hint="cs"/>
+          <w:rtl/>
+          <w:lang w:bidi="he-IL"/>
+        </w:rPr>
+        <w:t xml:space="preserve">כעת נקבל את התיקייה </w:t>
+      </w:r>
+      <w:r>
+        <w:rPr>
+          <w:rFonts w:ascii="Courier New" w:hAnsi="Courier New"/>
+          <w:sz w:val="19"/>
+        </w:rPr>
         <w:t>audio_by_accent_raw_normalized</w:t>
       </w:r>
       <w:r>
@@ -657,6 +1175,15 @@
       </w:r>
       <w:r>
         <w:rPr>
+          <w:rFonts w:ascii="Courier New" w:hAnsi="Courier New"/>
+          <w:sz w:val="19"/>
+          <w:rtl/>
+          <w:lang w:bidi="he-IL"/>
+        </w:rPr>
+        <w:br/>
+      </w:r>
+      <w:r>
+        <w:rPr>
           <w:rFonts w:hint="cs"/>
           <w:rtl/>
           <w:lang w:bidi="he-IL"/>
@@ -679,15 +1206,37 @@
         </w:rPr>
         <w:t xml:space="preserve">ת </w:t>
       </w:r>
-    </w:p>
-    <w:p>
-      <w:pPr>
-        <w:bidi/>
-        <w:rPr>
-          <w:rtl/>
-          <w:lang w:bidi="he-IL"/>
-        </w:rPr>
-      </w:pPr>
+      <w:r>
+        <w:rPr>
+          <w:rFonts w:ascii="Courier New" w:hAnsi="Courier New"/>
+          <w:sz w:val="19"/>
+          <w:lang w:bidi="he-IL"/>
+        </w:rPr>
+        <w:t>sentences_samples_normalized</w:t>
+      </w:r>
+      <w:r>
+        <w:rPr>
+          <w:rFonts w:ascii="Courier New" w:hAnsi="Courier New" w:hint="cs"/>
+          <w:sz w:val="19"/>
+          <w:rtl/>
+          <w:lang w:bidi="he-IL"/>
+        </w:rPr>
+        <w:t xml:space="preserve"> עבור מאגר </w:t>
+      </w:r>
+      <w:r>
+        <w:rPr>
+          <w:lang w:bidi="he-IL"/>
+        </w:rPr>
+        <w:t xml:space="preserve">speech accent archive </w:t>
+      </w:r>
+      <w:r>
+        <w:rPr>
+          <w:rFonts w:hint="cs"/>
+          <w:rtl/>
+          <w:lang w:bidi="he-IL"/>
+        </w:rPr>
+        <w:t xml:space="preserve"> .</w:t>
+      </w:r>
     </w:p>
     <w:p>
       <w:pPr>
@@ -773,7 +1322,111 @@
     <w:p>
       <w:pPr>
         <w:bidi/>
-      </w:pPr>
+        <w:rPr>
+          <w:lang w:bidi="he-IL"/>
+        </w:rPr>
+      </w:pPr>
+      <w:r>
+        <w:rPr>
+          <w:rtl/>
+          <w:lang w:bidi="he-IL"/>
+        </w:rPr>
+        <w:t>בתוך הקוד יש לבחור את</w:t>
+      </w:r>
+      <w:r>
+        <w:rPr>
+          <w:rtl/>
+        </w:rPr>
+        <w:t xml:space="preserve"> </w:t>
+      </w:r>
+      <w:r>
+        <w:rPr>
+          <w:rtl/>
+          <w:lang w:bidi="he-IL"/>
+        </w:rPr>
+        <w:t>מאגר</w:t>
+      </w:r>
+      <w:r>
+        <w:rPr>
+          <w:rtl/>
+        </w:rPr>
+        <w:t xml:space="preserve"> </w:t>
+      </w:r>
+      <w:r>
+        <w:rPr>
+          <w:rtl/>
+          <w:lang w:bidi="he-IL"/>
+        </w:rPr>
+        <w:t>הנתונים עליו רצים  (</w:t>
+      </w:r>
+      <w:r>
+        <w:rPr>
+          <w:lang w:bidi="he-IL"/>
+        </w:rPr>
+        <w:t>(free_text/mixed/archive_only</w:t>
+      </w:r>
+      <w:r>
+        <w:rPr>
+          <w:rtl/>
+          <w:lang w:bidi="he-IL"/>
+        </w:rPr>
+        <w:t xml:space="preserve"> </w:t>
+      </w:r>
+      <w:r>
+        <w:rPr>
+          <w:rFonts w:hint="cs"/>
+          <w:rtl/>
+          <w:lang w:bidi="he-IL"/>
+        </w:rPr>
+        <w:t>,</w:t>
+      </w:r>
+    </w:p>
+    <w:p>
+      <w:pPr>
+        <w:jc w:val="right"/>
+        <w:rPr>
+          <w:rtl/>
+          <w:lang w:bidi="he-IL"/>
+        </w:rPr>
+      </w:pPr>
+      <w:r>
+        <w:rPr>
+          <w:rFonts w:ascii="Courier New" w:hAnsi="Courier New" w:hint="cs"/>
+          <w:sz w:val="19"/>
+          <w:rtl/>
+          <w:lang w:bidi="he-IL"/>
+        </w:rPr>
+        <w:t>המצב ריצה נבחר בשורה בה כתוב</w:t>
+      </w:r>
+      <w:r>
+        <w:rPr>
+          <w:rFonts w:hint="cs"/>
+          <w:rtl/>
+          <w:lang w:bidi="he-IL"/>
+        </w:rPr>
+        <w:t xml:space="preserve"> :</w:t>
+      </w:r>
+    </w:p>
+    <w:p>
+      <w:r>
+        <w:rPr>
+          <w:rFonts w:ascii="Courier New" w:hAnsi="Courier New"/>
+          <w:sz w:val="19"/>
+        </w:rPr>
+        <w:t>RUN_MODE = "free_text"</w:t>
+      </w:r>
+    </w:p>
+    <w:p>
+      <w:pPr>
+        <w:jc w:val="right"/>
+      </w:pPr>
+      <w:r>
+        <w:rPr>
+          <w:rtl/>
+          <w:lang w:bidi="he-IL"/>
+        </w:rPr>
+        <w:br/>
+      </w:r>
       <w:r>
         <w:rPr>
           <w:rtl/>
@@ -792,7 +1445,6 @@
           <w:rtl/>
           <w:lang w:bidi="he-IL"/>
         </w:rPr>
-        <w:lastRenderedPageBreak/>
         <w:t>5</w:t>
       </w:r>
       <w:r>
@@ -806,6 +1458,11 @@
     <w:p>
       <w:pPr>
         <w:bidi/>
+        <w:rPr>
+          <w:rFonts w:hint="cs"/>
+          <w:rtl/>
+          <w:lang w:bidi="he-IL"/>
+        </w:rPr>
       </w:pPr>
       <w:r>
         <w:rPr>
@@ -813,16 +1470,241 @@
         </w:rPr>
         <w:t>metadata_generator.py יוצר את קובצי ה-metadata.</w:t>
       </w:r>
+      <w:r>
+        <w:rPr>
+          <w:rFonts w:hint="cs"/>
+          <w:rtl/>
+          <w:lang w:bidi="he-IL"/>
+        </w:rPr>
+        <w:t xml:space="preserve"> </w:t>
+      </w:r>
+      <w:r>
+        <w:rPr>
+          <w:rtl/>
+          <w:lang w:bidi="he-IL"/>
+        </w:rPr>
+        <w:t xml:space="preserve">הקובץ מפעיל את הפונקציה המתאימה מתוך </w:t>
+      </w:r>
+      <w:r>
+        <w:rPr>
+          <w:lang w:bidi="he-IL"/>
+        </w:rPr>
+        <w:t xml:space="preserve">K_fold.py </w:t>
+      </w:r>
+      <w:r>
+        <w:rPr>
+          <w:rtl/>
+          <w:lang w:bidi="he-IL"/>
+        </w:rPr>
+        <w:t xml:space="preserve">בהתאם למצב הנתונים שנבחר באמצעות </w:t>
+      </w:r>
+      <w:r>
+        <w:rPr>
+          <w:lang w:bidi="he-IL"/>
+        </w:rPr>
+        <w:t>RUN_MODE</w:t>
+      </w:r>
+      <w:r>
+        <w:rPr>
+          <w:rFonts w:hint="cs"/>
+          <w:rtl/>
+          <w:lang w:bidi="he-IL"/>
+        </w:rPr>
+        <w:t xml:space="preserve">. </w:t>
+      </w:r>
     </w:p>
     <w:p>
       <w:pPr>
         <w:bidi/>
-      </w:pPr>
-      <w:r>
-        <w:rPr>
-          <w:rtl/>
-        </w:rPr>
-        <w:t>create_features.py מפעיל את חילוץ הפיצ'רים שבתיקיית features/ ויוצר:</w:t>
+        <w:rPr>
+          <w:rtl/>
+          <w:lang w:bidi="he-IL"/>
+        </w:rPr>
+      </w:pPr>
+      <w:r>
+        <w:rPr>
+          <w:rtl/>
+          <w:lang w:bidi="he-IL"/>
+        </w:rPr>
+        <w:t xml:space="preserve">הקובץ </w:t>
+      </w:r>
+      <w:r>
+        <w:rPr>
+          <w:lang w:bidi="he-IL"/>
+        </w:rPr>
+        <w:t xml:space="preserve">K_fold.py </w:t>
+      </w:r>
+      <w:r>
+        <w:rPr>
+          <w:rFonts w:hint="cs"/>
+          <w:rtl/>
+          <w:lang w:bidi="he-IL"/>
+        </w:rPr>
+        <w:t xml:space="preserve"> </w:t>
+      </w:r>
+      <w:r>
+        <w:rPr>
+          <w:rtl/>
+          <w:lang w:bidi="he-IL"/>
+        </w:rPr>
+        <w:t>אחראי על יצירת מאגרי הנתונים</w:t>
+      </w:r>
+      <w:r>
+        <w:rPr>
+          <w:lang w:bidi="he-IL"/>
+        </w:rPr>
+        <w:t xml:space="preserve">, </w:t>
+      </w:r>
+      <w:r>
+        <w:rPr>
+          <w:rtl/>
+          <w:lang w:bidi="he-IL"/>
+        </w:rPr>
+        <w:t>אחידות שמות העמודות</w:t>
+      </w:r>
+      <w:r>
+        <w:rPr>
+          <w:lang w:bidi="he-IL"/>
+        </w:rPr>
+        <w:t xml:space="preserve">, </w:t>
+      </w:r>
+      <w:r>
+        <w:rPr>
+          <w:rtl/>
+          <w:lang w:bidi="he-IL"/>
+        </w:rPr>
+        <w:t>ניקוי נתיבי הקבצי</w:t>
+      </w:r>
+      <w:r>
+        <w:rPr>
+          <w:lang w:bidi="he-IL"/>
+        </w:rPr>
+        <w:t xml:space="preserve">, </w:t>
+      </w:r>
+      <w:r>
+        <w:rPr>
+          <w:rtl/>
+          <w:lang w:bidi="he-IL"/>
+        </w:rPr>
+        <w:t>ואחידות מזהי הדוברים</w:t>
+      </w:r>
+      <w:r>
+        <w:rPr>
+          <w:lang w:bidi="he-IL"/>
+        </w:rPr>
+        <w:t>.</w:t>
+      </w:r>
+    </w:p>
+    <w:p>
+      <w:pPr>
+        <w:bidi/>
+      </w:pPr>
+      <w:r>
+        <w:t>extract_features.py</w:t>
+      </w:r>
+      <w:r>
+        <w:rPr>
+          <w:rtl/>
+        </w:rPr>
+        <w:t xml:space="preserve"> מפעיל את חילוץ הפיצ'רים שבתיקיית features/ </w:t>
+      </w:r>
+      <w:r>
+        <w:rPr>
+          <w:rFonts w:hint="cs"/>
+          <w:rtl/>
+          <w:lang w:bidi="he-IL"/>
+        </w:rPr>
+        <w:t>על מאגר המטא</w:t>
+      </w:r>
+      <w:r>
+        <w:rPr>
+          <w:rFonts w:hint="cs"/>
+          <w:rtl/>
+          <w:lang w:bidi="he-IL"/>
+        </w:rPr>
+        <w:t>-</w:t>
+      </w:r>
+      <w:r>
+        <w:rPr>
+          <w:rFonts w:hint="cs"/>
+          <w:rtl/>
+          <w:lang w:bidi="he-IL"/>
+        </w:rPr>
+        <w:t>דאטה המתאים</w:t>
+      </w:r>
+      <w:r>
+        <w:rPr>
+          <w:rFonts w:hint="cs"/>
+          <w:rtl/>
+          <w:lang w:bidi="he-IL"/>
+        </w:rPr>
+        <w:t xml:space="preserve"> למצב שנבחר ב -</w:t>
+      </w:r>
+      <w:r>
+        <w:rPr>
+          <w:lang w:bidi="he-IL"/>
+        </w:rPr>
+        <w:t xml:space="preserve"> </w:t>
+      </w:r>
+      <w:r>
+        <w:rPr>
+          <w:lang w:bidi="he-IL"/>
+        </w:rPr>
+        <w:t>RUN_MODE</w:t>
+      </w:r>
+      <w:r>
+        <w:rPr>
+          <w:rFonts w:hint="cs"/>
+          <w:rtl/>
+          <w:lang w:bidi="he-IL"/>
+        </w:rPr>
+        <w:t xml:space="preserve"> </w:t>
+      </w:r>
+      <w:r>
+        <w:rPr>
+          <w:rFonts w:hint="cs"/>
+          <w:rtl/>
+          <w:lang w:bidi="he-IL"/>
+        </w:rPr>
+        <w:t xml:space="preserve">. בסיומו הוא יוצר </w:t>
+      </w:r>
+      <w:r>
+        <w:rPr>
+          <w:rFonts w:hint="cs"/>
+          <w:rtl/>
+          <w:lang w:bidi="he-IL"/>
+        </w:rPr>
+        <w:t xml:space="preserve">את </w:t>
+      </w:r>
+      <w:r>
+        <w:rPr>
+          <w:rFonts w:hint="cs"/>
+          <w:rtl/>
+          <w:lang w:bidi="he-IL"/>
+        </w:rPr>
+        <w:t>אחד מקבצי</w:t>
+      </w:r>
+      <w:r>
+        <w:rPr>
+          <w:rFonts w:hint="cs"/>
+          <w:rtl/>
+          <w:lang w:bidi="he-IL"/>
+        </w:rPr>
+        <w:t xml:space="preserve"> הפיצ'רים </w:t>
+      </w:r>
+      <w:r>
+        <w:rPr>
+          <w:rFonts w:hint="cs"/>
+          <w:rtl/>
+          <w:lang w:bidi="he-IL"/>
+        </w:rPr>
+        <w:t>הבאים</w:t>
+      </w:r>
+      <w:r>
+        <w:rPr>
+          <w:rtl/>
+        </w:rPr>
+        <w:t>:</w:t>
       </w:r>
     </w:p>
     <w:p>
@@ -869,6 +1751,42 @@
     </w:p>
     <w:p>
       <w:pPr>
+        <w:bidi/>
+        <w:rPr>
+          <w:rtl/>
+          <w:lang w:bidi="he-IL"/>
+        </w:rPr>
+      </w:pPr>
+    </w:p>
+    <w:p>
+      <w:pPr>
+        <w:bidi/>
+        <w:rPr>
+          <w:rtl/>
+          <w:lang w:bidi="he-IL"/>
+        </w:rPr>
+      </w:pPr>
+    </w:p>
+    <w:p>
+      <w:pPr>
+        <w:bidi/>
+        <w:rPr>
+          <w:rtl/>
+          <w:lang w:bidi="he-IL"/>
+        </w:rPr>
+      </w:pPr>
+    </w:p>
+    <w:p>
+      <w:pPr>
+        <w:bidi/>
+        <w:rPr>
+          <w:rtl/>
+          <w:lang w:bidi="he-IL"/>
+        </w:rPr>
+      </w:pPr>
+    </w:p>
+    <w:p>
+      <w:pPr>
         <w:pStyle w:val="Heading1"/>
         <w:bidi/>
         <w:rPr>
@@ -882,6 +1800,7 @@
           <w:rtl/>
           <w:lang w:bidi="he-IL"/>
         </w:rPr>
+        <w:lastRenderedPageBreak/>
         <w:t>6</w:t>
       </w:r>
       <w:r>
@@ -962,46 +1881,60 @@
           <w:rFonts w:ascii="Courier New" w:hAnsi="Courier New"/>
           <w:sz w:val="19"/>
         </w:rPr>
-        <w:t>main_for_machine_learning.py</w:t>
-      </w:r>
-    </w:p>
-    <w:p>
-      <w:pPr>
-        <w:bidi/>
-      </w:pPr>
-      <w:r>
-        <w:rPr>
-          <w:rtl/>
-        </w:rPr>
-        <w:t>מנהל את ניסויי למידת המכונה. המסווגים נמצאים תחת:</w:t>
-      </w:r>
-    </w:p>
-    <w:p>
+        <w:t>main_</w:t>
+      </w:r>
       <w:r>
         <w:rPr>
           <w:rFonts w:ascii="Courier New" w:hAnsi="Courier New"/>
           <w:sz w:val="19"/>
         </w:rPr>
-        <w:t>classifiers/</w:t>
-      </w:r>
-    </w:p>
-    <w:p>
-      <w:pPr>
-        <w:bidi/>
-      </w:pPr>
-      <w:r>
-        <w:rPr>
-          <w:rtl/>
-        </w:rPr>
-        <w:t>הקלט המרכזי הוא קובץ:</w:t>
-      </w:r>
-    </w:p>
-    <w:p>
+        <w:t xml:space="preserve"> </w:t>
+      </w:r>
       <w:r>
         <w:rPr>
           <w:rFonts w:ascii="Courier New" w:hAnsi="Courier New"/>
           <w:sz w:val="19"/>
         </w:rPr>
+        <w:t>machine_learning.py</w:t>
+      </w:r>
+    </w:p>
+    <w:p>
+      <w:pPr>
+        <w:bidi/>
+      </w:pPr>
+      <w:r>
+        <w:rPr>
+          <w:rtl/>
+        </w:rPr>
+        <w:t>מנהל את ניסויי למידת המכונה. המסווגים נמצאים תחת:</w:t>
+      </w:r>
+    </w:p>
+    <w:p>
+      <w:r>
+        <w:rPr>
+          <w:rFonts w:ascii="Courier New" w:hAnsi="Courier New"/>
+          <w:sz w:val="19"/>
+        </w:rPr>
+        <w:t>classifiers/</w:t>
+      </w:r>
+    </w:p>
+    <w:p>
+      <w:pPr>
+        <w:bidi/>
+      </w:pPr>
+      <w:r>
+        <w:rPr>
+          <w:rtl/>
+        </w:rPr>
+        <w:t>הקלט המרכזי הוא קובץ:</w:t>
+      </w:r>
+    </w:p>
+    <w:p>
+      <w:r>
+        <w:rPr>
+          <w:rFonts w:ascii="Courier New" w:hAnsi="Courier New"/>
+          <w:sz w:val="19"/>
+        </w:rPr>
         <w:t>master_extracted_features_&lt;mode&gt;.csv</w:t>
       </w:r>
     </w:p>
@@ -1009,17 +1942,39 @@
       <w:pPr>
         <w:bidi/>
         <w:rPr>
+          <w:rtl/>
+          <w:lang w:bidi="he-IL"/>
+        </w:rPr>
+      </w:pPr>
+      <w:r>
+        <w:rPr>
+          <w:rtl/>
+        </w:rPr>
+        <w:t xml:space="preserve">הקוד מאפשר לבחור את מצב הנתונים, להפעיל Feature Selection, לקבוע </w:t>
+      </w:r>
+      <w:r>
+        <w:rPr>
           <w:rFonts w:hint="cs"/>
           <w:rtl/>
           <w:lang w:bidi="he-IL"/>
         </w:rPr>
-      </w:pPr>
-      <w:r>
-        <w:rPr>
-          <w:rtl/>
-        </w:rPr>
-        <w:t>הקוד מאפשר לבחור את מצב הנתונים, להפעיל Feature Selection, לקבוע Top K ולבחור את שיטת כוונון ההיפר-פרמטרים.</w:t>
-      </w:r>
+        <w:t xml:space="preserve">את מס' הפיצ'רים לפיהם המסווגים יפעלו </w:t>
+      </w:r>
+      <w:r>
+        <w:rPr>
+          <w:rtl/>
+        </w:rPr>
+        <w:t>ולבחור את שיטת כוונון ההיפר-פרמטרים.</w:t>
+      </w:r>
+    </w:p>
+    <w:p>
+      <w:pPr>
+        <w:bidi/>
+        <w:rPr>
+          <w:rtl/>
+          <w:lang w:bidi="he-IL"/>
+        </w:rPr>
+      </w:pPr>
     </w:p>
     <w:p>
       <w:pPr>
@@ -1056,9 +2011,45 @@
       </w:pPr>
       <w:r>
         <w:rPr>
-          <w:rtl/>
-        </w:rPr>
-        <w:t>הספקטרוגרמות נוצרות באמצעות:</w:t>
+          <w:rFonts w:hint="cs"/>
+          <w:rtl/>
+          <w:lang w:bidi="he-IL"/>
+        </w:rPr>
+        <w:t xml:space="preserve">הקלט שלו הן </w:t>
+      </w:r>
+      <w:r>
+        <w:rPr>
+          <w:rtl/>
+        </w:rPr>
+        <w:t xml:space="preserve">הספקטרוגרמות </w:t>
+      </w:r>
+      <w:r>
+        <w:rPr>
+          <w:rFonts w:hint="cs"/>
+          <w:rtl/>
+          <w:lang w:bidi="he-IL"/>
+        </w:rPr>
+        <w:t>ה</w:t>
+      </w:r>
+      <w:r>
+        <w:rPr>
+          <w:rtl/>
+        </w:rPr>
+        <w:t>נוצרות באמצעות</w:t>
+      </w:r>
+      <w:r>
+        <w:rPr>
+          <w:rFonts w:hint="cs"/>
+          <w:rtl/>
+          <w:lang w:bidi="he-IL"/>
+        </w:rPr>
+        <w:t xml:space="preserve"> </w:t>
+      </w:r>
+      <w:r>
+        <w:rPr>
+          <w:rtl/>
+        </w:rPr>
+        <w:t>:</w:t>
       </w:r>
     </w:p>
     <w:p>
@@ -1067,47 +2058,198 @@
           <w:rFonts w:ascii="Courier New" w:hAnsi="Courier New"/>
           <w:sz w:val="19"/>
         </w:rPr>
-        <w:t>cut_and_normalize/spectogram_creation.py</w:t>
-      </w:r>
-    </w:p>
-    <w:p>
-      <w:pPr>
-        <w:bidi/>
-      </w:pPr>
-      <w:r>
-        <w:rPr>
-          <w:rtl/>
-        </w:rPr>
-        <w:t>ונשמרות תחת:</w:t>
-      </w:r>
-    </w:p>
-    <w:p>
+        <w:t>cut_and_normalize/</w:t>
+      </w:r>
       <w:r>
         <w:rPr>
           <w:rFonts w:ascii="Courier New" w:hAnsi="Courier New"/>
           <w:sz w:val="19"/>
-        </w:rPr>
-        <w:t>spectogram_logmel_&lt;mode&gt;/</w:t>
-      </w:r>
-    </w:p>
-    <w:p>
-      <w:pPr>
-        <w:bidi/>
-      </w:pPr>
-      <w:r>
-        <w:rPr>
-          <w:rtl/>
-        </w:rPr>
-        <w:t>המודל האקוסטי מופעל באמצעות:</w:t>
-      </w:r>
-    </w:p>
-    <w:p>
+          <w:lang w:bidi="he-IL"/>
+        </w:rPr>
+        <w:t>create_spectogram</w:t>
+      </w:r>
       <w:r>
         <w:rPr>
           <w:rFonts w:ascii="Courier New" w:hAnsi="Courier New"/>
           <w:sz w:val="19"/>
         </w:rPr>
-        <w:t>CNN.py</w:t>
+        <w:t>.py</w:t>
+      </w:r>
+    </w:p>
+    <w:p>
+      <w:pPr>
+        <w:bidi/>
+        <w:rPr>
+          <w:rtl/>
+          <w:lang w:bidi="he-IL"/>
+        </w:rPr>
+      </w:pPr>
+      <w:r>
+        <w:rPr>
+          <w:rtl/>
+          <w:lang w:bidi="he-IL"/>
+        </w:rPr>
+        <w:t>בתוך הקוד יש לבחור את</w:t>
+      </w:r>
+      <w:r>
+        <w:rPr>
+          <w:rtl/>
+        </w:rPr>
+        <w:t xml:space="preserve"> </w:t>
+      </w:r>
+      <w:r>
+        <w:rPr>
+          <w:rtl/>
+          <w:lang w:bidi="he-IL"/>
+        </w:rPr>
+        <w:t>מאגר</w:t>
+      </w:r>
+      <w:r>
+        <w:rPr>
+          <w:rtl/>
+        </w:rPr>
+        <w:t xml:space="preserve"> </w:t>
+      </w:r>
+      <w:r>
+        <w:rPr>
+          <w:rtl/>
+          <w:lang w:bidi="he-IL"/>
+        </w:rPr>
+        <w:t>הנתונים עליו רצים  (</w:t>
+      </w:r>
+      <w:r>
+        <w:rPr>
+          <w:lang w:bidi="he-IL"/>
+        </w:rPr>
+        <w:t>(free_text/mixed/archive_only</w:t>
+      </w:r>
+      <w:r>
+        <w:rPr>
+          <w:rtl/>
+          <w:lang w:bidi="he-IL"/>
+        </w:rPr>
+        <w:t xml:space="preserve"> :</w:t>
+      </w:r>
+    </w:p>
+    <w:p>
+      <w:r>
+        <w:rPr>
+          <w:rFonts w:ascii="Courier New" w:hAnsi="Courier New"/>
+          <w:sz w:val="19"/>
+        </w:rPr>
+        <w:t>RUN_MODE = "free_text"</w:t>
+      </w:r>
+    </w:p>
+    <w:p>
+      <w:pPr>
+        <w:bidi/>
+      </w:pPr>
+      <w:r>
+        <w:rPr>
+          <w:rFonts w:hint="cs"/>
+          <w:rtl/>
+          <w:lang w:bidi="he-IL"/>
+        </w:rPr>
+        <w:t xml:space="preserve">הספקטוגרמות של מאגר הנתונים </w:t>
+      </w:r>
+      <w:r>
+        <w:rPr>
+          <w:rtl/>
+        </w:rPr>
+        <w:t xml:space="preserve">נשמרות </w:t>
+      </w:r>
+      <w:r>
+        <w:rPr>
+          <w:rFonts w:hint="cs"/>
+          <w:rtl/>
+          <w:lang w:bidi="he-IL"/>
+        </w:rPr>
+        <w:t>בתיקייה</w:t>
+      </w:r>
+      <w:r>
+        <w:rPr>
+          <w:rtl/>
+        </w:rPr>
+        <w:t>:</w:t>
+      </w:r>
+    </w:p>
+    <w:p>
+      <w:r>
+        <w:rPr>
+          <w:rFonts w:ascii="Courier New" w:hAnsi="Courier New"/>
+          <w:sz w:val="19"/>
+        </w:rPr>
+        <w:t>spect</w:t>
+      </w:r>
+      <w:r>
+        <w:rPr>
+          <w:rFonts w:ascii="Courier New" w:hAnsi="Courier New"/>
+          <w:sz w:val="19"/>
+        </w:rPr>
+        <w:t>r</w:t>
+      </w:r>
+      <w:r>
+        <w:rPr>
+          <w:rFonts w:ascii="Courier New" w:hAnsi="Courier New"/>
+          <w:sz w:val="19"/>
+        </w:rPr>
+        <w:t>ogram</w:t>
+      </w:r>
+      <w:r>
+        <w:rPr>
+          <w:rFonts w:ascii="Courier New" w:hAnsi="Courier New"/>
+          <w:sz w:val="19"/>
+        </w:rPr>
+        <w:t>s</w:t>
+      </w:r>
+      <w:r>
+        <w:rPr>
+          <w:rFonts w:ascii="Courier New" w:hAnsi="Courier New"/>
+          <w:sz w:val="19"/>
+        </w:rPr>
+        <w:t>_logmel_&lt;mode&gt;/</w:t>
+      </w:r>
+    </w:p>
+    <w:p>
+      <w:pPr>
+        <w:bidi/>
+      </w:pPr>
+      <w:r>
+        <w:rPr>
+          <w:rFonts w:hint="cs"/>
+          <w:rtl/>
+          <w:lang w:bidi="he-IL"/>
+        </w:rPr>
+        <w:t xml:space="preserve">אחרי יצירתן ניתן להפעיל את </w:t>
+      </w:r>
+      <w:r>
+        <w:rPr>
+          <w:rtl/>
+        </w:rPr>
+        <w:t>המודל האקוסטי באמצעות</w:t>
+      </w:r>
+      <w:r>
+        <w:rPr>
+          <w:rFonts w:hint="cs"/>
+          <w:rtl/>
+          <w:lang w:bidi="he-IL"/>
+        </w:rPr>
+        <w:t xml:space="preserve"> הקובץ</w:t>
+      </w:r>
+      <w:r>
+        <w:rPr>
+          <w:rtl/>
+        </w:rPr>
+        <w:t>:</w:t>
+      </w:r>
+    </w:p>
+    <w:p>
+      <w:r>
+        <w:rPr>
+          <w:rFonts w:ascii="Courier New" w:hAnsi="Courier New"/>
+          <w:sz w:val="19"/>
+        </w:rPr>
+        <w:t>main_cnn.py</w:t>
       </w:r>
     </w:p>
     <w:p>
@@ -1156,7 +2298,28 @@
           <w:rFonts w:ascii="Courier New" w:hAnsi="Courier New"/>
           <w:sz w:val="19"/>
         </w:rPr>
-        <w:t>Multimodal_CNN.py</w:t>
+        <w:t>m</w:t>
+      </w:r>
+      <w:r>
+        <w:rPr>
+          <w:rFonts w:ascii="Courier New" w:hAnsi="Courier New"/>
+          <w:sz w:val="19"/>
+        </w:rPr>
+        <w:t>ain_multimodal_</w:t>
+      </w:r>
+      <w:r>
+        <w:rPr>
+          <w:rFonts w:ascii="Courier New" w:hAnsi="Courier New"/>
+          <w:sz w:val="19"/>
+        </w:rPr>
+        <w:t>cnn</w:t>
+      </w:r>
+      <w:r>
+        <w:rPr>
+          <w:rFonts w:ascii="Courier New" w:hAnsi="Courier New"/>
+          <w:sz w:val="19"/>
+        </w:rPr>
+        <w:t>.py</w:t>
       </w:r>
     </w:p>
     <w:p>
@@ -1172,6 +2335,285 @@
           <w:rtl/>
         </w:rPr>
         <w:t>הוא מקבל שני סוגי קלט: ספקטרוגרמת Log-Mel ופיצ'רים פונטיים מתוך קובץ הפיצ'רים.</w:t>
+      </w:r>
+    </w:p>
+    <w:p>
+      <w:pPr>
+        <w:pStyle w:val="Heading2"/>
+        <w:bidi/>
+        <w:rPr>
+          <w:rFonts w:ascii="Arial" w:hAnsi="Arial"/>
+          <w:rtl/>
+          <w:lang w:bidi="he-IL"/>
+        </w:rPr>
+      </w:pPr>
+      <w:r>
+        <w:rPr>
+          <w:rFonts w:ascii="Arial" w:hAnsi="Arial" w:hint="cs"/>
+          <w:rtl/>
+          <w:lang w:bidi="he-IL"/>
+        </w:rPr>
+        <w:t xml:space="preserve">6.4 </w:t>
+      </w:r>
+      <w:r>
+        <w:rPr>
+          <w:rFonts w:ascii="Arial" w:hAnsi="Arial" w:hint="cs"/>
+          <w:rtl/>
+          <w:lang w:bidi="he-IL"/>
+        </w:rPr>
+        <w:t xml:space="preserve">ניסוי ההשוואה בין הספקטוגרמות על מאגר </w:t>
+      </w:r>
+      <w:r>
+        <w:rPr>
+          <w:rFonts w:asciiTheme="majorBidi" w:hAnsiTheme="majorBidi"/>
+          <w:lang w:bidi="he-IL"/>
+        </w:rPr>
+        <w:t>archive</w:t>
+      </w:r>
+      <w:r>
+        <w:rPr>
+          <w:rFonts w:ascii="Arial" w:hAnsi="Arial" w:hint="cs"/>
+          <w:rtl/>
+          <w:lang w:bidi="he-IL"/>
+        </w:rPr>
+        <w:t xml:space="preserve"> :</w:t>
+      </w:r>
+    </w:p>
+    <w:p>
+      <w:pPr>
+        <w:bidi/>
+        <w:rPr>
+          <w:rtl/>
+          <w:lang w:bidi="he-IL"/>
+        </w:rPr>
+      </w:pPr>
+      <w:r>
+        <w:rPr>
+          <w:sz w:val="21"/>
+          <w:rtl/>
+          <w:lang w:bidi="he-IL"/>
+        </w:rPr>
+        <w:t>מטרתו</w:t>
+      </w:r>
+      <w:r>
+        <w:rPr>
+          <w:sz w:val="21"/>
+          <w:rtl/>
+        </w:rPr>
+        <w:t xml:space="preserve"> </w:t>
+      </w:r>
+      <w:r>
+        <w:rPr>
+          <w:sz w:val="21"/>
+          <w:rtl/>
+          <w:lang w:bidi="he-IL"/>
+        </w:rPr>
+        <w:t>להשוות</w:t>
+      </w:r>
+      <w:r>
+        <w:rPr>
+          <w:sz w:val="21"/>
+          <w:rtl/>
+        </w:rPr>
+        <w:t xml:space="preserve"> </w:t>
+      </w:r>
+      <w:r>
+        <w:rPr>
+          <w:sz w:val="21"/>
+          <w:rtl/>
+          <w:lang w:bidi="he-IL"/>
+        </w:rPr>
+        <w:t>בין</w:t>
+      </w:r>
+      <w:r>
+        <w:rPr>
+          <w:sz w:val="21"/>
+          <w:rtl/>
+        </w:rPr>
+        <w:t xml:space="preserve"> </w:t>
+      </w:r>
+      <w:r>
+        <w:rPr>
+          <w:sz w:val="21"/>
+          <w:rtl/>
+          <w:lang w:bidi="he-IL"/>
+        </w:rPr>
+        <w:t>ספקטרוגרמות</w:t>
+      </w:r>
+      <w:r>
+        <w:rPr>
+          <w:sz w:val="21"/>
+          <w:rtl/>
+        </w:rPr>
+        <w:t xml:space="preserve"> </w:t>
+      </w:r>
+      <w:r>
+        <w:rPr>
+          <w:sz w:val="21"/>
+          <w:rtl/>
+          <w:lang w:bidi="he-IL"/>
+        </w:rPr>
+        <w:t>מסוג</w:t>
+      </w:r>
+      <w:r>
+        <w:rPr>
+          <w:sz w:val="21"/>
+          <w:rtl/>
+        </w:rPr>
+        <w:t xml:space="preserve"> </w:t>
+      </w:r>
+      <w:r>
+        <w:rPr>
+          <w:sz w:val="21"/>
+        </w:rPr>
+        <w:t xml:space="preserve">Linear Mel </w:t>
+      </w:r>
+      <w:r>
+        <w:rPr>
+          <w:rFonts w:hint="cs"/>
+          <w:sz w:val="21"/>
+          <w:rtl/>
+          <w:lang w:bidi="he-IL"/>
+        </w:rPr>
+        <w:t xml:space="preserve"> </w:t>
+      </w:r>
+      <w:r>
+        <w:rPr>
+          <w:sz w:val="21"/>
+          <w:rtl/>
+          <w:lang w:bidi="he-IL"/>
+        </w:rPr>
+        <w:t>ו־</w:t>
+      </w:r>
+      <w:r>
+        <w:rPr>
+          <w:sz w:val="21"/>
+        </w:rPr>
+        <w:t xml:space="preserve">Log-Mel </w:t>
+      </w:r>
+      <w:r>
+        <w:rPr>
+          <w:rFonts w:hint="cs"/>
+          <w:sz w:val="21"/>
+          <w:rtl/>
+          <w:lang w:bidi="he-IL"/>
+        </w:rPr>
+        <w:t xml:space="preserve"> .</w:t>
+      </w:r>
+      <w:r>
+        <w:rPr>
+          <w:rFonts w:hint="cs"/>
+          <w:rtl/>
+          <w:lang w:bidi="he-IL"/>
+        </w:rPr>
+        <w:t xml:space="preserve">כל הקבצים הרלוונטים לקוד זה מצויים תחת תיקיית </w:t>
+      </w:r>
+      <w:r>
+        <w:rPr>
+          <w:rFonts w:ascii="Courier New" w:hAnsi="Courier New"/>
+          <w:sz w:val="19"/>
+        </w:rPr>
+        <w:t>archive_cnn_dataset/</w:t>
+      </w:r>
+      <w:r>
+        <w:rPr>
+          <w:rFonts w:hint="cs"/>
+          <w:rtl/>
+          <w:lang w:bidi="he-IL"/>
+        </w:rPr>
+        <w:t xml:space="preserve"> . </w:t>
+      </w:r>
+      <w:r>
+        <w:rPr>
+          <w:rFonts w:hint="cs"/>
+          <w:rtl/>
+          <w:lang w:bidi="he-IL"/>
+        </w:rPr>
+        <w:t xml:space="preserve">בקוד זה אין צורך לבחור מאגר נתונים </w:t>
+      </w:r>
+      <w:r>
+        <w:rPr>
+          <w:rFonts w:hint="cs"/>
+          <w:rtl/>
+          <w:lang w:bidi="he-IL"/>
+        </w:rPr>
+        <w:t>אלא פשוט להריץ.</w:t>
+      </w:r>
+    </w:p>
+    <w:p>
+      <w:pPr>
+        <w:bidi/>
+        <w:rPr>
+          <w:rtl/>
+          <w:lang w:bidi="he-IL"/>
+        </w:rPr>
+      </w:pPr>
+      <w:r>
+        <w:rPr>
+          <w:rtl/>
+        </w:rPr>
+        <w:t>מריצים</w:t>
+      </w:r>
+      <w:r>
+        <w:rPr>
+          <w:rFonts w:hint="cs"/>
+          <w:rtl/>
+          <w:lang w:bidi="he-IL"/>
+        </w:rPr>
+        <w:t>:</w:t>
+      </w:r>
+    </w:p>
+    <w:p>
+      <w:r>
+        <w:rPr>
+          <w:rFonts w:ascii="Courier New" w:hAnsi="Courier New"/>
+          <w:sz w:val="19"/>
+          <w:lang w:bidi="he-IL"/>
+        </w:rPr>
+        <w:t>archive</w:t>
+      </w:r>
+      <w:r>
+        <w:rPr>
+          <w:rFonts w:ascii="Courier New" w:hAnsi="Courier New"/>
+          <w:sz w:val="19"/>
+        </w:rPr>
+        <w:t>_cnn.py</w:t>
+      </w:r>
+    </w:p>
+    <w:p>
+      <w:pPr>
+        <w:bidi/>
+        <w:rPr>
+          <w:rtl/>
+        </w:rPr>
+      </w:pPr>
+      <w:r>
+        <w:rPr>
+          <w:rtl/>
+          <w:lang w:bidi="he-IL"/>
+        </w:rPr>
+        <w:tab/>
+      </w:r>
+      <w:r>
+        <w:rPr>
+          <w:rtl/>
+          <w:lang w:bidi="he-IL"/>
+        </w:rPr>
+        <w:tab/>
+      </w:r>
+      <w:r>
+        <w:rPr>
+          <w:rtl/>
+          <w:lang w:bidi="he-IL"/>
+        </w:rPr>
+        <w:tab/>
+      </w:r>
+      <w:r>
+        <w:rPr>
+          <w:rtl/>
+          <w:lang w:bidi="he-IL"/>
+        </w:rPr>
+        <w:tab/>
       </w:r>
     </w:p>
     <w:p>
@@ -1180,12 +2622,16 @@
         <w:bidi/>
         <w:rPr>
           <w:rFonts w:asciiTheme="majorBidi" w:hAnsiTheme="majorBidi"/>
+          <w:sz w:val="32"/>
+          <w:szCs w:val="32"/>
           <w:lang w:bidi="he-IL"/>
         </w:rPr>
       </w:pPr>
       <w:r>
         <w:rPr>
           <w:rFonts w:asciiTheme="majorBidi" w:hAnsiTheme="majorBidi" w:hint="cs"/>
+          <w:sz w:val="32"/>
+          <w:szCs w:val="32"/>
           <w:rtl/>
           <w:lang w:bidi="he-IL"/>
         </w:rPr>
@@ -1195,6 +2641,8 @@
       <w:r>
         <w:rPr>
           <w:rFonts w:asciiTheme="majorBidi" w:hAnsiTheme="majorBidi" w:hint="cs"/>
+          <w:sz w:val="32"/>
+          <w:szCs w:val="32"/>
           <w:rtl/>
           <w:lang w:bidi="he-IL"/>
         </w:rPr>
@@ -1203,6 +2651,8 @@
       <w:r>
         <w:rPr>
           <w:rFonts w:asciiTheme="majorBidi" w:hAnsiTheme="majorBidi"/>
+          <w:sz w:val="32"/>
+          <w:szCs w:val="32"/>
           <w:rtl/>
           <w:lang w:bidi="he-IL"/>
         </w:rPr>
@@ -1211,6 +2661,8 @@
       <w:r>
         <w:rPr>
           <w:rFonts w:asciiTheme="majorBidi" w:hAnsiTheme="majorBidi"/>
+          <w:sz w:val="32"/>
+          <w:szCs w:val="32"/>
           <w:lang w:bidi="he-IL"/>
         </w:rPr>
         <w:t>kaggle</w:t>
@@ -1310,7 +2762,25 @@
         <w:rPr>
           <w:rtl/>
         </w:rPr>
-        <w:t>האימון מתבצע ב-5-Fold Group Cross-Validation לפי דובר, ולאחריו נבדק שאין Speaker Leakage.</w:t>
+        <w:t>האימון מתבצע ב-</w:t>
+      </w:r>
+      <w:r>
+        <w:rPr>
+          <w:rFonts w:eastAsia="Times New Roman"/>
+        </w:rPr>
+        <w:t xml:space="preserve"> </w:t>
+      </w:r>
+      <w:r>
+        <w:rPr>
+          <w:rFonts w:eastAsia="Times New Roman"/>
+        </w:rPr>
+        <w:t xml:space="preserve">Nested Group 10-Fold Cross-Validation </w:t>
+      </w:r>
+      <w:r>
+        <w:rPr>
+          <w:rtl/>
+        </w:rPr>
+        <w:t>לפי דובר, ולאחריו נבדק שאין Speaker Leakage.</w:t>
       </w:r>
     </w:p>
     <w:p>
@@ -1371,7 +2841,37 @@
           <w:rFonts w:ascii="Arial" w:hAnsi="Arial"/>
           <w:rtl/>
         </w:rPr>
-        <w:t xml:space="preserve"> מחברת המודל האקוסטי</w:t>
+        <w:t xml:space="preserve"> מחברת המודל </w:t>
+      </w:r>
+      <w:r>
+        <w:rPr>
+          <w:rFonts w:ascii="Arial" w:hAnsi="Arial" w:hint="cs"/>
+          <w:rtl/>
+          <w:lang w:bidi="he-IL"/>
+        </w:rPr>
+        <w:t xml:space="preserve"> </w:t>
+      </w:r>
+      <w:r>
+        <w:rPr>
+          <w:rFonts w:asciiTheme="majorBidi" w:hAnsiTheme="majorBidi"/>
+          <w:lang w:bidi="he-IL"/>
+        </w:rPr>
+        <w:t>CNN</w:t>
+      </w:r>
+      <w:r>
+        <w:rPr>
+          <w:rFonts w:ascii="Arial" w:hAnsi="Arial" w:hint="cs"/>
+          <w:rtl/>
+          <w:lang w:bidi="he-IL"/>
+        </w:rPr>
+        <w:t xml:space="preserve"> </w:t>
+      </w:r>
+      <w:r>
+        <w:rPr>
+          <w:rFonts w:ascii="Arial" w:hAnsi="Arial"/>
+          <w:rtl/>
+        </w:rPr>
+        <w:t>האקוסטי</w:t>
       </w:r>
     </w:p>
     <w:p>
@@ -1418,7 +2918,29 @@
         <w:rPr>
           <w:rtl/>
         </w:rPr>
-        <w:t>אימון והערכה ב-5-Fold Group Cross-Validation לפי דובר, כולל Validation ושמירת המודל הטוב בכל Fold.</w:t>
+        <w:t>אימון והערכה ב-</w:t>
+      </w:r>
+      <w:r>
+        <w:rPr>
+          <w:rFonts w:hint="cs"/>
+          <w:rtl/>
+          <w:lang w:bidi="he-IL"/>
+        </w:rPr>
+        <w:t>5</w:t>
+      </w:r>
+      <w:r>
+        <w:rPr>
+          <w:rFonts w:hint="cs"/>
+          <w:rtl/>
+          <w:lang w:bidi="he-IL"/>
+        </w:rPr>
+        <w:t>-</w:t>
+      </w:r>
+      <w:r>
+        <w:rPr>
+          <w:rtl/>
+        </w:rPr>
+        <w:t>Fold Group Cross-Validation לפי דובר, כולל Validation ושמירת המודל הטוב בכל Fold.</w:t>
       </w:r>
     </w:p>
     <w:p>
@@ -1442,7 +2964,29 @@
         <w:rPr>
           <w:rtl/>
         </w:rPr>
-        <w:t>הפקת מדדי Accuracy ו-Macro F1, מטריצות בלבול וגרפים לניתוח המודל, כגון Grad-CAM, ספקטרוגרמות ממוצעות ו-Spectral Rolloff.</w:t>
+        <w:t>הפקת מדדי Accuracy ו-Macro F1, מטריצות בלבול וגרפים לניתוח המודל, כגון Grad-CAM</w:t>
+      </w:r>
+      <w:r>
+        <w:rPr>
+          <w:rFonts w:hint="cs"/>
+          <w:rtl/>
+          <w:lang w:bidi="he-IL"/>
+        </w:rPr>
+        <w:t xml:space="preserve"> ו</w:t>
+      </w:r>
+      <w:r>
+        <w:rPr>
+          <w:rtl/>
+        </w:rPr>
+        <w:t xml:space="preserve">ספקטרוגרמות ממוצעות </w:t>
+      </w:r>
+      <w:r>
+        <w:rPr>
+          <w:rFonts w:hint="cs"/>
+          <w:rtl/>
+          <w:lang w:bidi="he-IL"/>
+        </w:rPr>
+        <w:t>.</w:t>
       </w:r>
     </w:p>
     <w:p>
@@ -1491,7 +3035,35 @@
           <w:rFonts w:ascii="Arial" w:hAnsi="Arial"/>
           <w:rtl/>
         </w:rPr>
-        <w:t xml:space="preserve"> מחברת המודל המולטי-מודאלי</w:t>
+        <w:t xml:space="preserve"> מחברת המודל </w:t>
+      </w:r>
+      <w:r>
+        <w:rPr>
+          <w:rFonts w:asciiTheme="majorBidi" w:hAnsiTheme="majorBidi"/>
+        </w:rPr>
+        <w:t>C</w:t>
+      </w:r>
+      <w:r>
+        <w:rPr>
+          <w:rFonts w:asciiTheme="majorBidi" w:hAnsiTheme="majorBidi"/>
+          <w:lang w:bidi="he-IL"/>
+        </w:rPr>
+        <w:t>NN</w:t>
+      </w:r>
+      <w:r>
+        <w:rPr>
+          <w:rFonts w:ascii="Arial" w:hAnsi="Arial" w:hint="cs"/>
+          <w:rtl/>
+          <w:lang w:bidi="he-IL"/>
+        </w:rPr>
+        <w:t xml:space="preserve"> </w:t>
+      </w:r>
+      <w:r>
+        <w:rPr>
+          <w:rFonts w:ascii="Arial" w:hAnsi="Arial"/>
+          <w:rtl/>
+        </w:rPr>
+        <w:t>המולטי-מודאלי</w:t>
       </w:r>
     </w:p>
     <w:p>
@@ -1557,28 +3129,16 @@
       <w:pPr>
         <w:pStyle w:val="ListBullet"/>
         <w:bidi/>
-      </w:pPr>
-      <w:r>
-        <w:rPr>
-          <w:rtl/>
-        </w:rPr>
-        <w:t>בסיום מופקים מדדי ביצוע, מטריצות בלבול וגרפי ניתוח. המחברת כוללת גם מנגנון אינפרנס לקובץ אודיו חדש, הכולל תמלול, יצירת הווקטור הפונטי, יצירת הספקטרוגרמה וסיווג המבטא.</w:t>
-      </w:r>
-    </w:p>
-    <w:p>
-      <w:pPr>
-        <w:bidi/>
-        <w:rPr>
-          <w:rFonts w:hint="cs"/>
-          <w:rtl/>
-          <w:lang w:bidi="he-IL"/>
-        </w:rPr>
-      </w:pPr>
-      <w:r>
-        <w:rPr>
-          <w:rtl/>
-        </w:rPr>
-        <w:t>מחברת:</w:t>
+        <w:rPr>
+          <w:rtl/>
+          <w:lang w:bidi="he-IL"/>
+        </w:rPr>
+      </w:pPr>
+      <w:r>
+        <w:rPr>
+          <w:rtl/>
+        </w:rPr>
+        <w:t>בסיום מופקים מדדי ביצוע, מטריצות בלבול וגרפי ניתוח. מחברת:</w:t>
       </w:r>
     </w:p>
     <w:p>
@@ -1597,14 +3157,64 @@
     </w:p>
     <w:p>
       <w:pPr>
-        <w:rPr>
-          <w:lang w:bidi="he-IL"/>
-        </w:rPr>
-      </w:pPr>
-    </w:p>
-    <w:p>
-      <w:pPr>
-        <w:rPr>
+        <w:pStyle w:val="ListBullet"/>
+        <w:numPr>
+          <w:ilvl w:val="0"/>
+          <w:numId w:val="0"/>
+        </w:numPr>
+        <w:bidi/>
+        <w:ind w:left="360"/>
+        <w:rPr>
+          <w:rtl/>
+          <w:lang w:bidi="he-IL"/>
+        </w:rPr>
+      </w:pPr>
+      <w:r>
+        <w:rPr>
+          <w:rtl/>
+        </w:rPr>
+        <w:t>המחברת כולל</w:t>
+      </w:r>
+      <w:r>
+        <w:rPr>
+          <w:rFonts w:hint="cs"/>
+          <w:rtl/>
+          <w:lang w:bidi="he-IL"/>
+        </w:rPr>
+        <w:t>ו</w:t>
+      </w:r>
+      <w:r>
+        <w:rPr>
+          <w:rtl/>
+        </w:rPr>
+        <w:t xml:space="preserve">ת גם מנגנון </w:t>
+      </w:r>
+      <w:r>
+        <w:rPr>
+          <w:rFonts w:hint="cs"/>
+          <w:rtl/>
+          <w:lang w:bidi="he-IL"/>
+        </w:rPr>
+        <w:t>קלט</w:t>
+      </w:r>
+      <w:r>
+        <w:rPr>
+          <w:rtl/>
+        </w:rPr>
+        <w:t xml:space="preserve"> לקובץ אודיו חדש, הכולל תמלול, יצירת הווקטור הפונטי, יצירת הספקטרוגרמה וסיווג המבטא.</w:t>
+      </w:r>
+    </w:p>
+    <w:p>
+      <w:pPr>
+        <w:pStyle w:val="ListBullet"/>
+        <w:numPr>
+          <w:ilvl w:val="0"/>
+          <w:numId w:val="0"/>
+        </w:numPr>
+        <w:bidi/>
+        <w:ind w:left="360"/>
+        <w:rPr>
+          <w:rFonts w:hint="cs"/>
           <w:lang w:bidi="he-IL"/>
         </w:rPr>
       </w:pPr>
@@ -1614,7 +3224,6 @@
         <w:pStyle w:val="Heading2"/>
         <w:bidi/>
         <w:rPr>
-          <w:rFonts w:ascii="Arial" w:hAnsi="Arial"/>
           <w:rtl/>
           <w:lang w:bidi="he-IL"/>
         </w:rPr>
@@ -1626,7 +3235,7 @@
           <w:lang w:bidi="he-IL"/>
         </w:rPr>
         <w:lastRenderedPageBreak/>
-        <w:t>7.</w:t>
+        <w:t xml:space="preserve">7.4 </w:t>
       </w:r>
       <w:r>
         <w:rPr>
@@ -1634,63 +3243,328 @@
           <w:rtl/>
           <w:lang w:bidi="he-IL"/>
         </w:rPr>
-        <w:t>4</w:t>
-      </w:r>
-      <w:r>
-        <w:rPr>
-          <w:rFonts w:ascii="Arial" w:hAnsi="Arial"/>
-          <w:rtl/>
+        <w:t xml:space="preserve">ניסוי ההשוואה בין הספקטוגרמות על מאגר </w:t>
+      </w:r>
+      <w:r>
+        <w:rPr>
+          <w:rFonts w:asciiTheme="majorBidi" w:hAnsiTheme="majorBidi"/>
+          <w:lang w:bidi="he-IL"/>
+        </w:rPr>
+        <w:t>archive</w:t>
+      </w:r>
+    </w:p>
+    <w:p>
+      <w:pPr>
+        <w:bidi/>
+        <w:rPr>
+          <w:lang w:bidi="he-IL"/>
+        </w:rPr>
+      </w:pPr>
+      <w:r>
+        <w:rPr>
+          <w:rtl/>
+          <w:lang w:bidi="he-IL"/>
+        </w:rPr>
+        <w:t xml:space="preserve">המחברת משווה בין ביצועי מודל </w:t>
+      </w:r>
+      <w:r>
+        <w:rPr>
+          <w:lang w:bidi="he-IL"/>
+        </w:rPr>
+        <w:t xml:space="preserve">CNN </w:t>
+      </w:r>
+      <w:r>
+        <w:rPr>
+          <w:rtl/>
+          <w:lang w:bidi="he-IL"/>
+        </w:rPr>
+        <w:t xml:space="preserve">המשתמש בספקטרוגרמת </w:t>
+      </w:r>
+      <w:r>
+        <w:rPr>
+          <w:lang w:bidi="he-IL"/>
+        </w:rPr>
+        <w:t xml:space="preserve">Linear Mel </w:t>
+      </w:r>
+      <w:r>
+        <w:rPr>
+          <w:rFonts w:hint="cs"/>
+          <w:rtl/>
+          <w:lang w:bidi="he-IL"/>
         </w:rPr>
         <w:t xml:space="preserve"> </w:t>
       </w:r>
       <w:r>
         <w:rPr>
-          <w:rFonts w:ascii="Arial" w:hAnsi="Arial" w:hint="cs"/>
-          <w:rtl/>
-          <w:lang w:bidi="he-IL"/>
-        </w:rPr>
-        <w:t>מימוש מודלי ה-</w:t>
-      </w:r>
-      <w:r>
-        <w:rPr>
-          <w:rFonts w:ascii="Arial" w:hAnsi="Arial"/>
-          <w:lang w:bidi="he-IL"/>
-        </w:rPr>
-        <w:t>CNN</w:t>
-      </w:r>
-      <w:r>
-        <w:rPr>
-          <w:rFonts w:ascii="Arial" w:hAnsi="Arial" w:hint="cs"/>
+          <w:rtl/>
+          <w:lang w:bidi="he-IL"/>
+        </w:rPr>
+        <w:t xml:space="preserve">לבין מודל המשתמש בספקטרוגרמת </w:t>
+      </w:r>
+      <w:r>
+        <w:rPr>
+          <w:lang w:bidi="he-IL"/>
+        </w:rPr>
+        <w:t>Log-Mel:</w:t>
+      </w:r>
+    </w:p>
+    <w:p>
+      <w:pPr>
+        <w:numPr>
+          <w:ilvl w:val="0"/>
+          <w:numId w:val="11"/>
+        </w:numPr>
+        <w:bidi/>
+        <w:rPr>
+          <w:lang w:bidi="he-IL"/>
+        </w:rPr>
+      </w:pPr>
+      <w:r>
+        <w:rPr>
+          <w:rtl/>
+          <w:lang w:bidi="he-IL"/>
+        </w:rPr>
+        <w:t>טעינת הקלטות ממאגר</w:t>
+      </w:r>
+      <w:r>
+        <w:rPr>
+          <w:lang w:bidi="he-IL"/>
+        </w:rPr>
+        <w:t xml:space="preserve">Archive </w:t>
+      </w:r>
+      <w:r>
+        <w:rPr>
+          <w:rFonts w:hint="cs"/>
           <w:rtl/>
           <w:lang w:bidi="he-IL"/>
         </w:rPr>
         <w:t xml:space="preserve"> </w:t>
       </w:r>
-    </w:p>
-    <w:p>
-      <w:pPr>
+      <w:r>
+        <w:rPr>
+          <w:rtl/>
+          <w:lang w:bidi="he-IL"/>
+        </w:rPr>
+        <w:t xml:space="preserve">ועיבודן לאורך אחיד של </w:t>
+      </w:r>
+      <w:r>
+        <w:rPr>
+          <w:lang w:bidi="he-IL"/>
+        </w:rPr>
+        <w:t xml:space="preserve">45 </w:t>
+      </w:r>
+      <w:r>
+        <w:rPr>
+          <w:rFonts w:hint="cs"/>
+          <w:rtl/>
+          <w:lang w:bidi="he-IL"/>
+        </w:rPr>
+        <w:t xml:space="preserve"> </w:t>
+      </w:r>
+      <w:r>
+        <w:rPr>
+          <w:rtl/>
+          <w:lang w:bidi="he-IL"/>
+        </w:rPr>
+        <w:t>שניות</w:t>
+      </w:r>
+      <w:r>
+        <w:rPr>
+          <w:lang w:bidi="he-IL"/>
+        </w:rPr>
+        <w:t xml:space="preserve">, </w:t>
+      </w:r>
+      <w:r>
+        <w:rPr>
+          <w:rtl/>
+          <w:lang w:bidi="he-IL"/>
+        </w:rPr>
+        <w:t xml:space="preserve">בקצב דגימה של </w:t>
+      </w:r>
+      <w:r>
+        <w:rPr>
+          <w:lang w:bidi="he-IL"/>
+        </w:rPr>
+        <w:t>16kHz.</w:t>
+      </w:r>
+    </w:p>
+    <w:p>
+      <w:pPr>
+        <w:numPr>
+          <w:ilvl w:val="0"/>
+          <w:numId w:val="11"/>
+        </w:numPr>
         <w:bidi/>
         <w:rPr>
-          <w:rtl/>
-          <w:lang w:bidi="he-IL"/>
-        </w:rPr>
-      </w:pPr>
-    </w:p>
-    <w:p>
-      <w:pPr>
+          <w:lang w:bidi="he-IL"/>
+        </w:rPr>
+      </w:pPr>
+      <w:r>
+        <w:rPr>
+          <w:rtl/>
+          <w:lang w:bidi="he-IL"/>
+        </w:rPr>
+        <w:t>יצירת שתי ספקטרוגרמות מכל הקלטה</w:t>
+      </w:r>
+      <w:r>
+        <w:rPr>
+          <w:lang w:bidi="he-IL"/>
+        </w:rPr>
+        <w:t xml:space="preserve">: Linear Mel </w:t>
+      </w:r>
+      <w:r>
+        <w:rPr>
+          <w:rtl/>
+          <w:lang w:bidi="he-IL"/>
+        </w:rPr>
+        <w:t>בסקאלה ליניארית ו־</w:t>
+      </w:r>
+      <w:r>
+        <w:rPr>
+          <w:lang w:bidi="he-IL"/>
+        </w:rPr>
+        <w:t xml:space="preserve">Log-Mel </w:t>
+      </w:r>
+      <w:r>
+        <w:rPr>
+          <w:rFonts w:hint="cs"/>
+          <w:rtl/>
+          <w:lang w:bidi="he-IL"/>
+        </w:rPr>
+        <w:t xml:space="preserve"> </w:t>
+      </w:r>
+      <w:r>
+        <w:rPr>
+          <w:rtl/>
+          <w:lang w:bidi="he-IL"/>
+        </w:rPr>
+        <w:t xml:space="preserve">בסקאלה לוגריתמית </w:t>
+      </w:r>
+      <w:r>
+        <w:rPr>
+          <w:lang w:bidi="he-IL"/>
+        </w:rPr>
+        <w:t xml:space="preserve">(dB). </w:t>
+      </w:r>
+      <w:r>
+        <w:rPr>
+          <w:rFonts w:hint="cs"/>
+          <w:rtl/>
+          <w:lang w:bidi="he-IL"/>
+        </w:rPr>
+        <w:t xml:space="preserve"> </w:t>
+      </w:r>
+      <w:r>
+        <w:rPr>
+          <w:rtl/>
+          <w:lang w:bidi="he-IL"/>
+        </w:rPr>
+        <w:t xml:space="preserve">על כל אחת מהן מתבצע נרמול </w:t>
+      </w:r>
+      <w:r>
+        <w:rPr>
+          <w:lang w:bidi="he-IL"/>
+        </w:rPr>
+        <w:t xml:space="preserve">Z-Score </w:t>
+      </w:r>
+      <w:r>
+        <w:rPr>
+          <w:rFonts w:hint="cs"/>
+          <w:rtl/>
+          <w:lang w:bidi="he-IL"/>
+        </w:rPr>
+        <w:t xml:space="preserve"> </w:t>
+      </w:r>
+      <w:r>
+        <w:rPr>
+          <w:rtl/>
+          <w:lang w:bidi="he-IL"/>
+        </w:rPr>
+        <w:t>בנפרד</w:t>
+      </w:r>
+      <w:r>
+        <w:rPr>
+          <w:lang w:bidi="he-IL"/>
+        </w:rPr>
+        <w:t>.</w:t>
+      </w:r>
+    </w:p>
+    <w:p>
+      <w:pPr>
+        <w:numPr>
+          <w:ilvl w:val="0"/>
+          <w:numId w:val="11"/>
+        </w:numPr>
         <w:bidi/>
         <w:rPr>
+          <w:lang w:bidi="he-IL"/>
+        </w:rPr>
+      </w:pPr>
+      <w:r>
+        <w:rPr>
+          <w:rtl/>
+          <w:lang w:bidi="he-IL"/>
+        </w:rPr>
+        <w:t>חלוקת הנתונים לקבוצות אימון</w:t>
+      </w:r>
+      <w:r>
+        <w:rPr>
+          <w:lang w:bidi="he-IL"/>
+        </w:rPr>
+        <w:t xml:space="preserve">, </w:t>
+      </w:r>
+      <w:r>
+        <w:rPr>
+          <w:rtl/>
+          <w:lang w:bidi="he-IL"/>
+        </w:rPr>
+        <w:t>אימות ובדיקה לפי מזהי דוברים</w:t>
+      </w:r>
+      <w:r>
+        <w:rPr>
+          <w:lang w:bidi="he-IL"/>
+        </w:rPr>
+        <w:t xml:space="preserve">, </w:t>
+      </w:r>
+      <w:r>
+        <w:rPr>
+          <w:rtl/>
+          <w:lang w:bidi="he-IL"/>
+        </w:rPr>
+        <w:t xml:space="preserve">כדי למנוע </w:t>
+      </w:r>
+      <w:r>
+        <w:rPr>
+          <w:lang w:bidi="he-IL"/>
+        </w:rPr>
+        <w:t>Speaker Leakage</w:t>
+      </w:r>
+      <w:r>
+        <w:rPr>
           <w:rFonts w:hint="cs"/>
           <w:rtl/>
           <w:lang w:bidi="he-IL"/>
         </w:rPr>
-      </w:pPr>
-      <w:r>
-        <w:rPr>
-          <w:rtl/>
-          <w:lang w:bidi="he-IL"/>
-        </w:rPr>
-        <w:t>המודל האקוסטי מבוסס על שלושה בלוקים קונבולוציוניים, הכוללים 20, 40 ו־80 פילטרים בהתאמה. הבחירה בארכיטקטורה מצומצמת נועדה להתאים את מורכבות המודל לגודל מאגר הנתונים (כ־5,000 דגימות), ובכך להפחית את הסיכון ל־</w:t>
+        <w:t xml:space="preserve"> .</w:t>
+      </w:r>
+    </w:p>
+    <w:p>
+      <w:pPr>
+        <w:numPr>
+          <w:ilvl w:val="0"/>
+          <w:numId w:val="11"/>
+        </w:numPr>
+        <w:bidi/>
+        <w:rPr>
+          <w:lang w:bidi="he-IL"/>
+        </w:rPr>
+      </w:pPr>
+      <w:r>
+        <w:rPr>
+          <w:rtl/>
+          <w:lang w:bidi="he-IL"/>
+        </w:rPr>
+        <w:t xml:space="preserve">אימון שני מודלי </w:t>
       </w:r>
       <w:r>
         <w:rPr>
@@ -1702,27 +3576,62 @@
         <w:rPr>
           <w:lang w:bidi="he-IL"/>
         </w:rPr>
-        <w:t xml:space="preserve">Overfitting </w:t>
-      </w:r>
-      <w:r>
-        <w:rPr>
-          <w:rtl/>
-          <w:lang w:bidi="he-IL"/>
-        </w:rPr>
-        <w:t>וללמידת רעשי רקע במקום מאפייני המבטא. בכל בלוק מתבצע</w:t>
-      </w:r>
-      <w:r>
-        <w:rPr>
-          <w:lang w:bidi="he-IL"/>
-        </w:rPr>
-        <w:t xml:space="preserve"> MaxPooling </w:t>
-      </w:r>
-      <w:r>
-        <w:rPr>
-          <w:rtl/>
-          <w:lang w:bidi="he-IL"/>
-        </w:rPr>
-        <w:t>בגודל 2×2, המצמצם בהדרגה את ממדי המידע תוך שמירה על דפוסים אקוסטיים חשובים לזיהוי המבטאים</w:t>
+        <w:t xml:space="preserve">CNN </w:t>
+      </w:r>
+      <w:r>
+        <w:rPr>
+          <w:rtl/>
+          <w:lang w:bidi="he-IL"/>
+        </w:rPr>
+        <w:t>באותה ארכיטקטורה ובאותה חלוקת נתונים</w:t>
+      </w:r>
+      <w:r>
+        <w:rPr>
+          <w:lang w:bidi="he-IL"/>
+        </w:rPr>
+        <w:t xml:space="preserve">, </w:t>
+      </w:r>
+      <w:r>
+        <w:rPr>
+          <w:rtl/>
+          <w:lang w:bidi="he-IL"/>
+        </w:rPr>
+        <w:t xml:space="preserve">למשך </w:t>
+      </w:r>
+      <w:r>
+        <w:rPr>
+          <w:lang w:bidi="he-IL"/>
+        </w:rPr>
+        <w:t>30</w:t>
+      </w:r>
+      <w:r>
+        <w:rPr>
+          <w:rFonts w:hint="cs"/>
+          <w:rtl/>
+          <w:lang w:bidi="he-IL"/>
+        </w:rPr>
+        <w:t xml:space="preserve"> אפוקים</w:t>
+      </w:r>
+      <w:r>
+        <w:rPr>
+          <w:lang w:bidi="he-IL"/>
+        </w:rPr>
+        <w:t xml:space="preserve"> </w:t>
+      </w:r>
+      <w:r>
+        <w:rPr>
+          <w:rFonts w:hint="cs"/>
+          <w:rtl/>
+          <w:lang w:bidi="he-IL"/>
+        </w:rPr>
+        <w:t xml:space="preserve"> </w:t>
+      </w:r>
+      <w:r>
+        <w:rPr>
+          <w:rtl/>
+          <w:lang w:bidi="he-IL"/>
+        </w:rPr>
+        <w:t>כאשר ההבדל ביניהם הוא סוג הספקטרוגרמה</w:t>
       </w:r>
       <w:r>
         <w:rPr>
@@ -1733,76 +3642,137 @@
     </w:p>
     <w:p>
       <w:pPr>
+        <w:numPr>
+          <w:ilvl w:val="0"/>
+          <w:numId w:val="11"/>
+        </w:numPr>
         <w:bidi/>
         <w:rPr>
+          <w:lang w:bidi="he-IL"/>
+        </w:rPr>
+      </w:pPr>
+      <w:r>
+        <w:rPr>
+          <w:rtl/>
+          <w:lang w:bidi="he-IL"/>
+        </w:rPr>
+        <w:t>בסיום מופקים גרפים המשווים את ה־</w:t>
+      </w:r>
+      <w:r>
+        <w:rPr>
+          <w:lang w:bidi="he-IL"/>
+        </w:rPr>
+        <w:t xml:space="preserve"> </w:t>
+      </w:r>
+      <w:r>
+        <w:rPr>
+          <w:lang w:bidi="he-IL"/>
+        </w:rPr>
+        <w:t xml:space="preserve">Accuracy </w:t>
+      </w:r>
+      <w:r>
+        <w:rPr>
+          <w:rtl/>
+          <w:lang w:bidi="he-IL"/>
+        </w:rPr>
+        <w:t>ו</w:t>
+      </w:r>
+      <w:r>
+        <w:rPr>
           <w:rFonts w:hint="cs"/>
           <w:rtl/>
           <w:lang w:bidi="he-IL"/>
         </w:rPr>
-      </w:pPr>
-      <w:r>
-        <w:rPr>
-          <w:rtl/>
-          <w:lang w:bidi="he-IL"/>
-        </w:rPr>
-        <w:t>במודל המולטי־מודאלי משולבים גם מאפיינים פונטיים המבוססים על ספירת צלילי</w:t>
-      </w:r>
-      <w:r>
-        <w:rPr>
-          <w:lang w:bidi="he-IL"/>
-        </w:rPr>
-        <w:t xml:space="preserve"> .</w:t>
-      </w:r>
-      <w:r>
-        <w:rPr>
-          <w:lang w:bidi="he-IL"/>
-        </w:rPr>
-        <w:t xml:space="preserve"> IPA </w:t>
-      </w:r>
-      <w:r>
-        <w:rPr>
-          <w:rtl/>
-          <w:lang w:bidi="he-IL"/>
-        </w:rPr>
-        <w:t>תחילה, המאפיינים הפונטיים מועברים דרך שכבה ליניארית המרחיבה אותם ל־80 תכונות, בהתאם לגודל הייצוג האקוסטי. לאחר מכן, השילוב מתבצע באמצעות מנגנון</w:t>
-      </w:r>
-      <w:r>
-        <w:rPr>
-          <w:lang w:bidi="he-IL"/>
-        </w:rPr>
-        <w:t xml:space="preserve"> Residual Gate </w:t>
-      </w:r>
-      <w:r>
-        <w:rPr>
-          <w:rtl/>
-          <w:lang w:bidi="he-IL"/>
-        </w:rPr>
-        <w:t>המשתמש בפונקציית</w:t>
-      </w:r>
-      <w:r>
-        <w:rPr>
-          <w:lang w:bidi="he-IL"/>
-        </w:rPr>
-        <w:t xml:space="preserve"> Sigmoid </w:t>
-      </w:r>
-      <w:r>
-        <w:rPr>
-          <w:rtl/>
-          <w:lang w:bidi="he-IL"/>
-        </w:rPr>
-        <w:t>לחישוב משקל בין 0 ל־1 עבור המידע הפונטי בכל דגימה. מנגנון זה מאפשר למודל להתאים את תרומת המידע הפונטי לכל דגימה ומפחית את הסיכון שהמודל יתעלם ממנו בשל הדומיננטיות של המידע האקוסטי. המידע הפונטי מוכפל במשקל שנקבע ומתווסף לייצוג האקוסטי, כך שהמודל שומר על המידע האקוסטי כבסיס ומשתמש במאפיינים הפונטיים כמידע משלים, שעשוי לסייע במיוחד בהבחנה בין מבטאים דומים</w:t>
+        <w:t xml:space="preserve"> </w:t>
+      </w:r>
+      <w:r>
+        <w:rPr>
+          <w:rtl/>
+          <w:lang w:bidi="he-IL"/>
+        </w:rPr>
+        <w:t>ה־</w:t>
+      </w:r>
+      <w:r>
+        <w:rPr>
+          <w:lang w:bidi="he-IL"/>
+        </w:rPr>
+        <w:t xml:space="preserve">Loss </w:t>
+      </w:r>
+      <w:r>
+        <w:rPr>
+          <w:rFonts w:hint="cs"/>
+          <w:rtl/>
+          <w:lang w:bidi="he-IL"/>
+        </w:rPr>
+        <w:t xml:space="preserve"> </w:t>
+      </w:r>
+      <w:r>
+        <w:rPr>
+          <w:rtl/>
+          <w:lang w:bidi="he-IL"/>
+        </w:rPr>
+        <w:t>לאורך האימון</w:t>
+      </w:r>
+      <w:r>
+        <w:rPr>
+          <w:lang w:bidi="he-IL"/>
+        </w:rPr>
+        <w:t xml:space="preserve">, </w:t>
+      </w:r>
+      <w:r>
+        <w:rPr>
+          <w:rtl/>
+          <w:lang w:bidi="he-IL"/>
+        </w:rPr>
+        <w:t>וכן השוואת הדיוק על קבוצת הבדיקה ומטריצות בלבול עבור שני המודלים</w:t>
       </w:r>
       <w:r>
         <w:rPr>
           <w:lang w:bidi="he-IL"/>
         </w:rPr>
         <w:t>.</w:t>
+      </w:r>
+    </w:p>
+    <w:p>
+      <w:pPr>
+        <w:bidi/>
+        <w:ind w:left="360"/>
+        <w:rPr>
+          <w:rtl/>
+          <w:lang w:bidi="he-IL"/>
+        </w:rPr>
+      </w:pPr>
+      <w:r>
+        <w:rPr>
+          <w:rtl/>
+        </w:rPr>
+        <w:t>מחברת:</w:t>
+      </w:r>
+    </w:p>
+    <w:p>
+      <w:pPr>
+        <w:ind w:left="360"/>
+        <w:rPr>
+          <w:lang w:bidi="he-IL"/>
+        </w:rPr>
+      </w:pPr>
+      <w:r>
+        <w:rPr>
+          <w:rFonts w:ascii="Courier New" w:hAnsi="Courier New"/>
+          <w:sz w:val="19"/>
+        </w:rPr>
+        <w:t>[להוסיף קישור]</w:t>
       </w:r>
     </w:p>
     <w:p>
       <w:pPr>
         <w:pStyle w:val="Heading2"/>
         <w:bidi/>
+        <w:rPr>
+          <w:rFonts w:ascii="Arial" w:hAnsi="Arial"/>
+          <w:rtl/>
+          <w:lang w:bidi="he-IL"/>
+        </w:rPr>
       </w:pPr>
       <w:r>
         <w:rPr>
@@ -1810,6 +3780,179 @@
           <w:rtl/>
           <w:lang w:bidi="he-IL"/>
         </w:rPr>
+        <w:t>7.</w:t>
+      </w:r>
+      <w:r>
+        <w:rPr>
+          <w:rFonts w:ascii="Arial" w:hAnsi="Arial" w:hint="cs"/>
+          <w:rtl/>
+          <w:lang w:bidi="he-IL"/>
+        </w:rPr>
+        <w:t>5</w:t>
+      </w:r>
+      <w:r>
+        <w:rPr>
+          <w:rFonts w:ascii="Arial" w:hAnsi="Arial"/>
+          <w:rtl/>
+        </w:rPr>
+        <w:t xml:space="preserve"> </w:t>
+      </w:r>
+      <w:r>
+        <w:rPr>
+          <w:rFonts w:ascii="Arial" w:hAnsi="Arial" w:hint="cs"/>
+          <w:rtl/>
+          <w:lang w:bidi="he-IL"/>
+        </w:rPr>
+        <w:t>מימוש מודלי ה-</w:t>
+      </w:r>
+      <w:r>
+        <w:rPr>
+          <w:rFonts w:ascii="Arial" w:hAnsi="Arial"/>
+          <w:lang w:bidi="he-IL"/>
+        </w:rPr>
+        <w:t>CNN</w:t>
+      </w:r>
+      <w:r>
+        <w:rPr>
+          <w:rFonts w:ascii="Arial" w:hAnsi="Arial" w:hint="cs"/>
+          <w:rtl/>
+          <w:lang w:bidi="he-IL"/>
+        </w:rPr>
+        <w:t xml:space="preserve"> </w:t>
+      </w:r>
+    </w:p>
+    <w:p>
+      <w:pPr>
+        <w:bidi/>
+        <w:rPr>
+          <w:rtl/>
+          <w:lang w:bidi="he-IL"/>
+        </w:rPr>
+      </w:pPr>
+      <w:r>
+        <w:rPr>
+          <w:rtl/>
+          <w:lang w:bidi="he-IL"/>
+        </w:rPr>
+        <w:t>המודל האקוסטי מבוסס על שלושה בלוקים קונבולוציוניים, הכוללים 20, 40 ו־80 פילטרים בהתאמה. הבחירה בארכיטקטורה מצומצמת נועדה להתאים את מורכבות המודל לגודל מאגר הנתונים (כ־5,000 דגימות), ובכך להפחית את הסיכון ל־</w:t>
+      </w:r>
+      <w:r>
+        <w:rPr>
+          <w:lang w:bidi="he-IL"/>
+        </w:rPr>
+        <w:t xml:space="preserve"> </w:t>
+      </w:r>
+      <w:r>
+        <w:rPr>
+          <w:lang w:bidi="he-IL"/>
+        </w:rPr>
+        <w:t xml:space="preserve">Overfitting </w:t>
+      </w:r>
+      <w:r>
+        <w:rPr>
+          <w:rtl/>
+          <w:lang w:bidi="he-IL"/>
+        </w:rPr>
+        <w:t>וללמידת רעשי רקע במקום מאפייני המבטא. בכל בלוק מתבצע</w:t>
+      </w:r>
+      <w:r>
+        <w:rPr>
+          <w:lang w:bidi="he-IL"/>
+        </w:rPr>
+        <w:t xml:space="preserve"> MaxPooling </w:t>
+      </w:r>
+      <w:r>
+        <w:rPr>
+          <w:rtl/>
+          <w:lang w:bidi="he-IL"/>
+        </w:rPr>
+        <w:t>בגודל 2×2, המצמצם בהדרגה את ממדי המידע תוך שמירה על דפוסים אקוסטיים חשובים לזיהוי המבטאים</w:t>
+      </w:r>
+      <w:r>
+        <w:rPr>
+          <w:lang w:bidi="he-IL"/>
+        </w:rPr>
+        <w:t>.</w:t>
+      </w:r>
+    </w:p>
+    <w:p>
+      <w:pPr>
+        <w:bidi/>
+        <w:rPr>
+          <w:rtl/>
+          <w:lang w:bidi="he-IL"/>
+        </w:rPr>
+      </w:pPr>
+      <w:r>
+        <w:rPr>
+          <w:rtl/>
+          <w:lang w:bidi="he-IL"/>
+        </w:rPr>
+        <w:t>במודל המולטי־מודאלי משולבים גם מאפיינים פונטיים המבוססים על ספירת צלילי</w:t>
+      </w:r>
+      <w:r>
+        <w:rPr>
+          <w:lang w:bidi="he-IL"/>
+        </w:rPr>
+        <w:t xml:space="preserve"> .</w:t>
+      </w:r>
+      <w:r>
+        <w:rPr>
+          <w:lang w:bidi="he-IL"/>
+        </w:rPr>
+        <w:t xml:space="preserve"> IPA </w:t>
+      </w:r>
+      <w:r>
+        <w:rPr>
+          <w:rtl/>
+          <w:lang w:bidi="he-IL"/>
+        </w:rPr>
+        <w:t>תחילה, המאפיינים הפונטיים מועברים דרך שכבה ליניארית המרחיבה אותם ל־80 תכונות, בהתאם לגודל הייצוג האקוסטי. לאחר מכן, השילוב מתבצע באמצעות מנגנון</w:t>
+      </w:r>
+      <w:r>
+        <w:rPr>
+          <w:lang w:bidi="he-IL"/>
+        </w:rPr>
+        <w:t xml:space="preserve"> Residual Gate </w:t>
+      </w:r>
+      <w:r>
+        <w:rPr>
+          <w:rtl/>
+          <w:lang w:bidi="he-IL"/>
+        </w:rPr>
+        <w:t>המשתמש בפונקציית</w:t>
+      </w:r>
+      <w:r>
+        <w:rPr>
+          <w:lang w:bidi="he-IL"/>
+        </w:rPr>
+        <w:t xml:space="preserve"> Sigmoid </w:t>
+      </w:r>
+      <w:r>
+        <w:rPr>
+          <w:rtl/>
+          <w:lang w:bidi="he-IL"/>
+        </w:rPr>
+        <w:t>לחישוב משקל בין 0 ל־1 עבור המידע הפונטי בכל דגימה. מנגנון זה מאפשר למודל להתאים את תרומת המידע הפונטי לכל דגימה ומפחית את הסיכון שהמודל יתעלם ממנו בשל הדומיננטיות של המידע האקוסטי. המידע הפונטי מוכפל במשקל שנקבע ומתווסף לייצוג האקוסטי, כך שהמודל שומר על המידע האקוסטי כבסיס ומשתמש במאפיינים הפונטיים כמידע משלים, שעשוי לסייע בהבחנה בין מבטאים דומים</w:t>
+      </w:r>
+      <w:r>
+        <w:rPr>
+          <w:lang w:bidi="he-IL"/>
+        </w:rPr>
+        <w:t>.</w:t>
+      </w:r>
+    </w:p>
+    <w:p>
+      <w:pPr>
+        <w:pStyle w:val="Heading2"/>
+        <w:bidi/>
+      </w:pPr>
+      <w:r>
+        <w:rPr>
+          <w:rFonts w:ascii="Arial" w:hAnsi="Arial" w:hint="cs"/>
+          <w:rtl/>
+          <w:lang w:bidi="he-IL"/>
+        </w:rPr>
         <w:t>7</w:t>
       </w:r>
       <w:r>
@@ -1826,7 +3969,7 @@
           <w:rtl/>
           <w:lang w:bidi="he-IL"/>
         </w:rPr>
-        <w:t>5</w:t>
+        <w:t>6</w:t>
       </w:r>
       <w:r>
         <w:rPr>
@@ -1844,7 +3987,27 @@
         <w:rPr>
           <w:rtl/>
         </w:rPr>
-        <w:t>ב-Kaggle חלק מהגרפים מוצגים ישירות בפלט המחברת. בהרצה מקומית ב-PyCharm הם נשמרים גם תחת:</w:t>
+        <w:t>ב-Kaggle חלק מהגרפים מוצגים ישירות בפלט המחברת</w:t>
+      </w:r>
+      <w:r>
+        <w:rPr>
+          <w:rFonts w:hint="cs"/>
+          <w:rtl/>
+          <w:lang w:bidi="he-IL"/>
+        </w:rPr>
+        <w:t xml:space="preserve"> וב-</w:t>
+      </w:r>
+      <w:r>
+        <w:rPr>
+          <w:lang w:bidi="he-IL"/>
+        </w:rPr>
+        <w:t>output</w:t>
+      </w:r>
+      <w:r>
+        <w:rPr>
+          <w:rtl/>
+        </w:rPr>
+        <w:t>. בהרצה מקומית ב-PyCharm הם נשמרים גם תחת:</w:t>
       </w:r>
     </w:p>
     <w:p>
@@ -1891,7 +4054,16 @@
         <w:rPr>
           <w:rtl/>
         </w:rPr>
-        <w:t xml:space="preserve"> features/, לחבר אותו ל-create_features.py </w:t>
+        <w:t xml:space="preserve"> features/, לחבר אותו ל-</w:t>
+      </w:r>
+      <w:r>
+        <w:t>extract_features.py</w:t>
+      </w:r>
+      <w:r>
+        <w:rPr>
+          <w:rtl/>
+        </w:rPr>
+        <w:t xml:space="preserve"> </w:t>
       </w:r>
       <w:r>
         <w:rPr>
@@ -1924,39 +4096,1296 @@
     <w:p>
       <w:pPr>
         <w:bidi/>
-      </w:pPr>
-      <w:r>
-        <w:rPr>
-          <w:rtl/>
-        </w:rPr>
-        <w:t>מסווג Machine Learning חדש צריך להיכנס לתיקיית classifiers/ ולהתחבר ל-main_for_machine_learning.py. רצוי לשמור על אותו ממשק קלט ופלט של המסווגים הקיימים.</w:t>
-      </w:r>
+        <w:rPr>
+          <w:rtl/>
+        </w:rPr>
+      </w:pPr>
+      <w:r>
+        <w:rPr>
+          <w:rtl/>
+        </w:rPr>
+        <w:t>מסווג Machine Learning חדש צריך להיכנס לתיקיית classifiers/ ול</w:t>
+      </w:r>
+      <w:r>
+        <w:rPr>
+          <w:rFonts w:hint="cs"/>
+          <w:rtl/>
+          <w:lang w:bidi="he-IL"/>
+        </w:rPr>
+        <w:t>חברו</w:t>
+      </w:r>
+      <w:r>
+        <w:rPr>
+          <w:rtl/>
+        </w:rPr>
+        <w:t xml:space="preserve"> ל-main_machine_learning.py. רצוי לשמור על אותו ממשק קלט ופלט של המסווגים הקיימים.</w:t>
+      </w:r>
+    </w:p>
+    <w:p>
+      <w:pPr>
+        <w:bidi/>
+        <w:rPr>
+          <w:rtl/>
+          <w:lang w:bidi="he-IL"/>
+        </w:rPr>
+      </w:pPr>
     </w:p>
     <w:p>
       <w:pPr>
         <w:pStyle w:val="Heading2"/>
         <w:bidi/>
         <w:rPr>
-          <w:rtl/>
-          <w:lang w:bidi="he-IL"/>
-        </w:rPr>
-      </w:pPr>
-      <w:r>
+          <w:sz w:val="32"/>
+          <w:szCs w:val="32"/>
+          <w:rtl/>
+          <w:lang w:bidi="he-IL"/>
+        </w:rPr>
+      </w:pPr>
+      <w:r>
+        <w:rPr>
+          <w:rFonts w:ascii="Arial" w:hAnsi="Arial" w:hint="cs"/>
+          <w:sz w:val="32"/>
+          <w:szCs w:val="32"/>
+          <w:rtl/>
+          <w:lang w:bidi="he-IL"/>
+        </w:rPr>
+        <w:lastRenderedPageBreak/>
+        <w:t>מבני נתונים בפרויקט</w:t>
+      </w:r>
+    </w:p>
+    <w:p>
+      <w:pPr>
+        <w:bidi/>
+      </w:pPr>
+      <w:r>
+        <w:rPr>
+          <w:rtl/>
+        </w:rPr>
+        <w:t>המערכת מעבירה בין שלבי העיבוד והמודלים ארבעה מבני נתונים עיקריים: קובץ מטא-דאטה, טבלת מאפיינים מרוכזת, טנזורי ספקטרוגרמה ווקטור ייצוג פונטי.</w:t>
+      </w:r>
+    </w:p>
+    <w:p>
+      <w:pPr>
+        <w:pStyle w:val="Heading2"/>
+        <w:bidi/>
+      </w:pPr>
+      <w:r>
+        <w:rPr>
+          <w:rtl/>
+        </w:rPr>
+        <w:t>1. קובץ מטא-דאטה (</w:t>
+      </w:r>
+      <w:r>
+        <w:rPr>
+          <w:rStyle w:val="CodeChar"/>
+          <w:rtl/>
+        </w:rPr>
+        <w:t>massive_metadata_&lt;mode&gt;.csv</w:t>
+      </w:r>
+      <w:r>
+        <w:rPr>
+          <w:rtl/>
+        </w:rPr>
+        <w:t>)</w:t>
+      </w:r>
+    </w:p>
+    <w:p>
+      <w:pPr>
+        <w:bidi/>
+      </w:pPr>
+      <w:r>
+        <w:rPr>
+          <w:rtl/>
+        </w:rPr>
+        <w:t xml:space="preserve">טבלת ה-CSV המרכזית מאגדת את נתוני הבסיס של כל דגימת אודיו במאגר. היא נוצרת על ידי </w:t>
+      </w:r>
+      <w:r>
+        <w:rPr>
+          <w:rStyle w:val="CodeChar"/>
+          <w:rtl/>
+        </w:rPr>
+        <w:t>metadata_generator.py</w:t>
+      </w:r>
+      <w:r>
+        <w:rPr>
+          <w:rtl/>
+        </w:rPr>
+        <w:t xml:space="preserve"> ו-</w:t>
+      </w:r>
+      <w:r>
+        <w:rPr>
+          <w:rStyle w:val="CodeChar"/>
+          <w:rtl/>
+        </w:rPr>
+        <w:t>K_fold.py</w:t>
+      </w:r>
+      <w:r>
+        <w:rPr>
+          <w:rtl/>
+        </w:rPr>
+        <w:t>, ובמאגר ה-Free Text כוללת 4,800 שורות ו-5 עמודות:</w:t>
+      </w:r>
+    </w:p>
+    <w:tbl>
+      <w:tblPr>
+        <w:tblStyle w:val="TableGrid"/>
+        <w:tblW w:w="0" w:type="auto"/>
+        <w:tblInd w:w="2581" w:type="dxa"/>
+        <w:tblLayout w:type="fixed"/>
+        <w:tblLook w:val="0420" w:firstRow="1" w:lastRow="0" w:firstColumn="0" w:lastColumn="0" w:noHBand="0" w:noVBand="1"/>
+      </w:tblPr>
+      <w:tblGrid>
+        <w:gridCol w:w="3120"/>
+        <w:gridCol w:w="3120"/>
+      </w:tblGrid>
+      <w:tr>
+        <w:trPr>
+          <w:tblHeader/>
+        </w:trPr>
+        <w:tc>
+          <w:tcPr>
+            <w:tcW w:w="3120" w:type="dxa"/>
+            <w:shd w:val="clear" w:color="auto" w:fill="F2F2F2"/>
+          </w:tcPr>
+          <w:p>
+            <w:pPr>
+              <w:bidi/>
+            </w:pPr>
+            <w:r>
+              <w:rPr>
+                <w:rtl/>
+              </w:rPr>
+              <w:t>עמודה</w:t>
+            </w:r>
+          </w:p>
+        </w:tc>
+        <w:tc>
+          <w:tcPr>
+            <w:tcW w:w="3120" w:type="dxa"/>
+            <w:shd w:val="clear" w:color="auto" w:fill="F2F2F2"/>
+          </w:tcPr>
+          <w:p>
+            <w:pPr>
+              <w:bidi/>
+            </w:pPr>
+            <w:r>
+              <w:rPr>
+                <w:rtl/>
+              </w:rPr>
+              <w:t>תיאור</w:t>
+            </w:r>
+          </w:p>
+        </w:tc>
+      </w:tr>
+      <w:tr>
+        <w:tc>
+          <w:tcPr>
+            <w:tcW w:w="3120" w:type="dxa"/>
+          </w:tcPr>
+          <w:p>
+            <w:r>
+              <w:rPr>
+                <w:rStyle w:val="CodeChar"/>
+              </w:rPr>
+              <w:t>filename</w:t>
+            </w:r>
+          </w:p>
+        </w:tc>
+        <w:tc>
+          <w:tcPr>
+            <w:tcW w:w="3120" w:type="dxa"/>
+          </w:tcPr>
+          <w:p>
+            <w:pPr>
+              <w:bidi/>
+            </w:pPr>
+            <w:r>
+              <w:rPr>
+                <w:rtl/>
+              </w:rPr>
+              <w:t xml:space="preserve">שם קובץ האודיו (למשל </w:t>
+            </w:r>
+            <w:r>
+              <w:rPr>
+                <w:rStyle w:val="CodeChar"/>
+                <w:rtl/>
+              </w:rPr>
+              <w:t>069020006.WAV</w:t>
+            </w:r>
+            <w:r>
+              <w:rPr>
+                <w:rtl/>
+              </w:rPr>
+              <w:t>)</w:t>
+            </w:r>
+          </w:p>
+        </w:tc>
+      </w:tr>
+      <w:tr>
+        <w:tc>
+          <w:tcPr>
+            <w:tcW w:w="3120" w:type="dxa"/>
+          </w:tcPr>
+          <w:p>
+            <w:r>
+              <w:rPr>
+                <w:rStyle w:val="CodeChar"/>
+              </w:rPr>
+              <w:t>file_path</w:t>
+            </w:r>
+          </w:p>
+        </w:tc>
+        <w:tc>
+          <w:tcPr>
+            <w:tcW w:w="3120" w:type="dxa"/>
+          </w:tcPr>
+          <w:p>
+            <w:pPr>
+              <w:bidi/>
+            </w:pPr>
+            <w:r>
+              <w:rPr>
+                <w:rtl/>
+              </w:rPr>
+              <w:t>הנתיב המלא או היחסי לקובץ האודיו המנורמל במערכת הקבצים</w:t>
+            </w:r>
+          </w:p>
+        </w:tc>
+      </w:tr>
+      <w:tr>
+        <w:tc>
+          <w:tcPr>
+            <w:tcW w:w="3120" w:type="dxa"/>
+          </w:tcPr>
+          <w:p>
+            <w:r>
+              <w:rPr>
+                <w:rStyle w:val="CodeChar"/>
+              </w:rPr>
+              <w:t>speaker_id</w:t>
+            </w:r>
+          </w:p>
+        </w:tc>
+        <w:tc>
+          <w:tcPr>
+            <w:tcW w:w="3120" w:type="dxa"/>
+          </w:tcPr>
+          <w:p>
+            <w:pPr>
+              <w:bidi/>
+            </w:pPr>
+            <w:r>
+              <w:rPr>
+                <w:rtl/>
+              </w:rPr>
+              <w:t>מזהה ייחודי לדובר</w:t>
+            </w:r>
+            <w:r>
+              <w:rPr>
+                <w:rFonts w:hint="cs"/>
+                <w:rtl/>
+                <w:lang w:bidi="he-IL"/>
+              </w:rPr>
+              <w:t xml:space="preserve"> -</w:t>
+            </w:r>
+            <w:r>
+              <w:rPr>
+                <w:rtl/>
+              </w:rPr>
+              <w:t xml:space="preserve"> קריטי לחלוקת הנתונים ב-GroupKFold ולמניעת זליגת מידע (Speaker Leakage) בין קבוצות האימון, האימות והבדיקה</w:t>
+            </w:r>
+          </w:p>
+        </w:tc>
+      </w:tr>
+      <w:tr>
+        <w:tc>
+          <w:tcPr>
+            <w:tcW w:w="3120" w:type="dxa"/>
+          </w:tcPr>
+          <w:p>
+            <w:r>
+              <w:rPr>
+                <w:rStyle w:val="CodeChar"/>
+              </w:rPr>
+              <w:t>accent</w:t>
+            </w:r>
+          </w:p>
+        </w:tc>
+        <w:tc>
+          <w:tcPr>
+            <w:tcW w:w="3120" w:type="dxa"/>
+          </w:tcPr>
+          <w:p>
+            <w:pPr>
+              <w:bidi/>
+            </w:pPr>
+            <w:r>
+              <w:rPr>
+                <w:rtl/>
+              </w:rPr>
+              <w:t xml:space="preserve">תווית המחלקה (המבטא) לסיווג: </w:t>
+            </w:r>
+            <w:r>
+              <w:rPr>
+                <w:rStyle w:val="CodeChar"/>
+                <w:rtl/>
+              </w:rPr>
+              <w:t>chinese</w:t>
+            </w:r>
+            <w:r>
+              <w:rPr>
+                <w:rtl/>
+              </w:rPr>
+              <w:t xml:space="preserve">, </w:t>
+            </w:r>
+            <w:r>
+              <w:rPr>
+                <w:rStyle w:val="CodeChar"/>
+                <w:rtl/>
+              </w:rPr>
+              <w:t>indian</w:t>
+            </w:r>
+            <w:r>
+              <w:rPr>
+                <w:rtl/>
+              </w:rPr>
+              <w:t xml:space="preserve">, </w:t>
+            </w:r>
+            <w:r>
+              <w:rPr>
+                <w:rStyle w:val="CodeChar"/>
+                <w:rtl/>
+              </w:rPr>
+              <w:t>nigerian</w:t>
+            </w:r>
+            <w:r>
+              <w:rPr>
+                <w:rtl/>
+              </w:rPr>
+              <w:t xml:space="preserve">, </w:t>
+            </w:r>
+            <w:r>
+              <w:rPr>
+                <w:rStyle w:val="CodeChar"/>
+                <w:rtl/>
+              </w:rPr>
+              <w:t>usa</w:t>
+            </w:r>
+          </w:p>
+        </w:tc>
+      </w:tr>
+      <w:tr>
+        <w:tc>
+          <w:tcPr>
+            <w:tcW w:w="3120" w:type="dxa"/>
+          </w:tcPr>
+          <w:p>
+            <w:r>
+              <w:rPr>
+                <w:rStyle w:val="CodeChar"/>
+              </w:rPr>
+              <w:t>text</w:t>
+            </w:r>
+          </w:p>
+        </w:tc>
+        <w:tc>
+          <w:tcPr>
+            <w:tcW w:w="3120" w:type="dxa"/>
+          </w:tcPr>
+          <w:p>
+            <w:pPr>
+              <w:bidi/>
+              <w:rPr>
+                <w:rFonts w:hint="cs"/>
+                <w:lang w:bidi="he-IL"/>
+              </w:rPr>
+            </w:pPr>
+            <w:r>
+              <w:rPr>
+                <w:rtl/>
+              </w:rPr>
+              <w:t>התמלול של קטע הדיבור, המשמש לחישוב המאפיינים הפונטיים</w:t>
+            </w:r>
+            <w:r>
+              <w:rPr>
+                <w:rFonts w:hint="cs"/>
+                <w:rtl/>
+                <w:lang w:bidi="he-IL"/>
+              </w:rPr>
+              <w:t>.</w:t>
+            </w:r>
+          </w:p>
+        </w:tc>
+      </w:tr>
+    </w:tbl>
+    <w:p>
+      <w:pPr>
+        <w:pStyle w:val="Heading2"/>
+        <w:bidi/>
+      </w:pPr>
+      <w:r>
+        <w:rPr>
+          <w:rtl/>
+        </w:rPr>
+        <w:t>2. טבלת המאפיינים המרוכזת (</w:t>
+      </w:r>
+      <w:r>
+        <w:rPr>
+          <w:rStyle w:val="CodeChar"/>
+          <w:rtl/>
+        </w:rPr>
+        <w:t>master_extracted_features_&lt;mode&gt;.csv</w:t>
+      </w:r>
+      <w:r>
+        <w:rPr>
+          <w:rtl/>
+        </w:rPr>
+        <w:t>)</w:t>
+      </w:r>
+    </w:p>
+    <w:p>
+      <w:pPr>
+        <w:bidi/>
+        <w:rPr>
+          <w:rFonts w:hint="cs"/>
+          <w:lang w:bidi="he-IL"/>
+        </w:rPr>
+      </w:pPr>
+      <w:r>
+        <w:rPr>
+          <w:rtl/>
+        </w:rPr>
+        <w:t xml:space="preserve">הטבלה </w:t>
+      </w:r>
+      <w:r>
+        <w:rPr>
+          <w:rFonts w:hint="cs"/>
+          <w:rtl/>
+          <w:lang w:bidi="he-IL"/>
+        </w:rPr>
+        <w:t xml:space="preserve">מכילה 4800 שורות ומעל 70 עמודות . </w:t>
+      </w:r>
+      <w:r>
+        <w:rPr>
+          <w:rtl/>
+        </w:rPr>
+        <w:t xml:space="preserve">נוצרת על ידי </w:t>
+      </w:r>
+      <w:r>
+        <w:rPr>
+          <w:rStyle w:val="CodeChar"/>
+          <w:rtl/>
+        </w:rPr>
+        <w:t>extract_features.py</w:t>
+      </w:r>
+      <w:r>
+        <w:rPr>
+          <w:rtl/>
+        </w:rPr>
+        <w:t xml:space="preserve"> באמצעות הפונקציות ב-</w:t>
+      </w:r>
+      <w:r>
+        <w:rPr>
+          <w:rStyle w:val="CodeChar"/>
+          <w:rtl/>
+        </w:rPr>
+        <w:t>extract_features_to_files.py</w:t>
+      </w:r>
+      <w:r>
+        <w:rPr>
+          <w:rFonts w:hint="cs"/>
+          <w:rtl/>
+          <w:lang w:bidi="he-IL"/>
+        </w:rPr>
+        <w:t xml:space="preserve"> בתיקיית </w:t>
+      </w:r>
+      <w:r>
+        <w:rPr>
+          <w:lang w:bidi="he-IL"/>
+        </w:rPr>
+        <w:t>feat</w:t>
+      </w:r>
+      <w:r>
+        <w:rPr>
+          <w:lang w:bidi="he-IL"/>
+        </w:rPr>
+        <w:t>u</w:t>
+      </w:r>
+      <w:r>
+        <w:rPr>
+          <w:lang w:bidi="he-IL"/>
+        </w:rPr>
+        <w:t>r</w:t>
+      </w:r>
+      <w:r>
+        <w:rPr>
+          <w:lang w:bidi="he-IL"/>
+        </w:rPr>
+        <w:t>e</w:t>
+      </w:r>
+      <w:r>
+        <w:rPr>
+          <w:lang w:bidi="he-IL"/>
+        </w:rPr>
+        <w:t>s/</w:t>
+      </w:r>
+      <w:r>
+        <w:rPr>
+          <w:rtl/>
+        </w:rPr>
+        <w:t xml:space="preserve">. היא משמשת מקור הנתונים הראשי למודלי ה-Machine Learning, וכן </w:t>
+      </w:r>
+      <w:r>
+        <w:rPr>
+          <w:rFonts w:hint="cs"/>
+          <w:rtl/>
+          <w:lang w:bidi="he-IL"/>
+        </w:rPr>
+        <w:t>מספקת את</w:t>
+      </w:r>
+      <w:r>
+        <w:rPr>
+          <w:rtl/>
+        </w:rPr>
+        <w:t xml:space="preserve"> </w:t>
+      </w:r>
+      <w:r>
+        <w:rPr>
+          <w:rFonts w:hint="cs"/>
+          <w:rtl/>
+          <w:lang w:bidi="he-IL"/>
+        </w:rPr>
+        <w:t>הוקטור הפונטי</w:t>
+      </w:r>
+      <w:r>
+        <w:rPr>
+          <w:rtl/>
+        </w:rPr>
+        <w:t xml:space="preserve"> </w:t>
+      </w:r>
+      <w:r>
+        <w:rPr>
+          <w:rFonts w:hint="cs"/>
+          <w:rtl/>
+          <w:lang w:bidi="he-IL"/>
+        </w:rPr>
+        <w:t xml:space="preserve">שמשתלבי עם הספקטוגרמה </w:t>
+      </w:r>
+      <w:r>
+        <w:rPr>
+          <w:rtl/>
+        </w:rPr>
+        <w:t>במודל המולטי-מודאלי. המבנה שלה מתחלק ל</w:t>
+      </w:r>
+      <w:r>
+        <w:rPr>
+          <w:rFonts w:hint="cs"/>
+          <w:rtl/>
+          <w:lang w:bidi="he-IL"/>
+        </w:rPr>
+        <w:t xml:space="preserve">מאפיינים אקוסטיים- פיזיולוגיים (למשל </w:t>
+      </w:r>
+      <w:r>
+        <w:rPr>
+          <w:rStyle w:val="CodeChar"/>
+        </w:rPr>
+        <w:t>mean_centroid</w:t>
+      </w:r>
+      <w:r>
+        <w:t xml:space="preserve">, </w:t>
+      </w:r>
+      <w:r>
+        <w:rPr>
+          <w:rStyle w:val="CodeChar"/>
+        </w:rPr>
+        <w:t>mean_rolloff</w:t>
+      </w:r>
+      <w:r>
+        <w:rPr>
+          <w:rStyle w:val="CodeChar"/>
+          <w:rFonts w:hint="cs"/>
+          <w:rtl/>
+        </w:rPr>
+        <w:t>)</w:t>
+      </w:r>
+      <w:r>
+        <w:rPr>
+          <w:rFonts w:hint="cs"/>
+          <w:rtl/>
+          <w:lang w:bidi="he-IL"/>
+        </w:rPr>
+        <w:t xml:space="preserve"> , מאפיינים דינמיים למשל (</w:t>
+      </w:r>
+      <w:r>
+        <w:rPr>
+          <w:rStyle w:val="CodeChar"/>
+        </w:rPr>
+        <w:t>jitter</w:t>
+      </w:r>
+      <w:r>
+        <w:t xml:space="preserve">, </w:t>
+      </w:r>
+      <w:r>
+        <w:rPr>
+          <w:rStyle w:val="CodeChar"/>
+        </w:rPr>
+        <w:t>shimmer</w:t>
+      </w:r>
+      <w:r>
+        <w:rPr>
+          <w:rStyle w:val="CodeChar"/>
+          <w:rFonts w:hint="cs"/>
+          <w:rtl/>
+        </w:rPr>
+        <w:t>)</w:t>
+      </w:r>
+      <w:r>
+        <w:rPr>
+          <w:rFonts w:hint="cs"/>
+          <w:rtl/>
+          <w:lang w:bidi="he-IL"/>
+        </w:rPr>
+        <w:t xml:space="preserve"> ומאפיינים </w:t>
+      </w:r>
+      <w:r>
+        <w:rPr>
+          <w:rFonts w:hint="cs"/>
+          <w:rtl/>
+          <w:lang w:bidi="he-IL"/>
+        </w:rPr>
+        <w:t>פונטיים (</w:t>
+      </w:r>
+      <w:r>
+        <w:rPr>
+          <w:rStyle w:val="CodeChar"/>
+        </w:rPr>
+        <w:t>phn_voiced</w:t>
+      </w:r>
+      <w:r>
+        <w:t xml:space="preserve">, </w:t>
+      </w:r>
+      <w:r>
+        <w:rPr>
+          <w:rStyle w:val="CodeChar"/>
+        </w:rPr>
+        <w:t>phn_fricative</w:t>
+      </w:r>
+      <w:r>
+        <w:t xml:space="preserve"> </w:t>
+      </w:r>
+      <w:r>
+        <w:rPr>
+          <w:rFonts w:hint="cs"/>
+          <w:rtl/>
+          <w:lang w:bidi="he-IL"/>
+        </w:rPr>
+        <w:t xml:space="preserve">) מהם נוצר הוקטור הפונטי </w:t>
+      </w:r>
+      <w:r>
+        <w:rPr>
+          <w:rFonts w:hint="cs"/>
+          <w:rtl/>
+          <w:lang w:bidi="he-IL"/>
+        </w:rPr>
+        <w:t xml:space="preserve"> כמפורט בדו"ח הפרויקט.</w:t>
+      </w:r>
+    </w:p>
+    <w:p>
+      <w:pPr>
+        <w:pStyle w:val="Heading2"/>
+        <w:bidi/>
+      </w:pPr>
+      <w:r>
+        <w:rPr>
+          <w:rtl/>
+        </w:rPr>
+        <w:t>3. טנזורי ספקטרוגרמה (Spectrogram Tensors)</w:t>
+      </w:r>
+    </w:p>
+    <w:p>
+      <w:pPr>
+        <w:bidi/>
+        <w:rPr>
+          <w:lang w:bidi="he-IL"/>
+        </w:rPr>
+      </w:pPr>
+      <w:r>
+        <w:rPr>
+          <w:rFonts w:hint="cs"/>
+          <w:rtl/>
+          <w:lang w:bidi="he-IL"/>
+        </w:rPr>
+        <w:t>הספקטוגרמה של אודיו</w:t>
+      </w:r>
+      <w:r>
+        <w:rPr>
+          <w:rtl/>
+        </w:rPr>
+        <w:t xml:space="preserve"> נוצר</w:t>
+      </w:r>
+      <w:r>
+        <w:rPr>
+          <w:rFonts w:hint="cs"/>
+          <w:rtl/>
+          <w:lang w:bidi="he-IL"/>
+        </w:rPr>
+        <w:t>ת</w:t>
+      </w:r>
+      <w:r>
+        <w:rPr>
+          <w:rtl/>
+        </w:rPr>
+        <w:t xml:space="preserve"> על ידי </w:t>
+      </w:r>
+      <w:r>
+        <w:rPr>
+          <w:rStyle w:val="CodeChar"/>
+          <w:rtl/>
+        </w:rPr>
+        <w:t>create_spectogram.py</w:t>
+      </w:r>
+      <w:r>
+        <w:rPr>
+          <w:rtl/>
+        </w:rPr>
+        <w:t xml:space="preserve"> ונשמר</w:t>
+      </w:r>
+      <w:r>
+        <w:rPr>
+          <w:rFonts w:hint="cs"/>
+          <w:rtl/>
+          <w:lang w:bidi="he-IL"/>
+        </w:rPr>
+        <w:t>ת</w:t>
+      </w:r>
+      <w:r>
+        <w:rPr>
+          <w:rtl/>
+        </w:rPr>
+        <w:t xml:space="preserve"> כקוב</w:t>
+      </w:r>
+      <w:r>
+        <w:rPr>
+          <w:rFonts w:hint="cs"/>
+          <w:rtl/>
+          <w:lang w:bidi="he-IL"/>
+        </w:rPr>
+        <w:t>ץ</w:t>
+      </w:r>
+      <w:r>
+        <w:rPr>
+          <w:rtl/>
+        </w:rPr>
+        <w:t xml:space="preserve"> PyTorch Tensor (</w:t>
+      </w:r>
+      <w:r>
+        <w:rPr>
+          <w:rStyle w:val="CodeChar"/>
+          <w:rtl/>
+        </w:rPr>
+        <w:t>.pt</w:t>
+      </w:r>
+      <w:r>
+        <w:rPr>
+          <w:rtl/>
+        </w:rPr>
+        <w:t xml:space="preserve">). באמצעות </w:t>
+      </w:r>
+      <w:r>
+        <w:rPr>
+          <w:rStyle w:val="CodeChar"/>
+          <w:rtl/>
+        </w:rPr>
+        <w:t>torchaudio</w:t>
+      </w:r>
+      <w:r>
+        <w:rPr>
+          <w:rFonts w:hint="cs"/>
+          <w:rtl/>
+          <w:lang w:bidi="he-IL"/>
+        </w:rPr>
+        <w:t>.</w:t>
+      </w:r>
+      <w:r>
+        <w:rPr>
+          <w:rtl/>
+        </w:rPr>
+        <w:t xml:space="preserve"> </w:t>
+      </w:r>
+      <w:r>
+        <w:rPr>
+          <w:rFonts w:hint="cs"/>
+          <w:rtl/>
+          <w:lang w:bidi="he-IL"/>
+        </w:rPr>
+        <w:t xml:space="preserve">בתהליך </w:t>
+      </w:r>
+      <w:r>
+        <w:rPr>
+          <w:rFonts w:hint="cs"/>
+          <w:rtl/>
+          <w:lang w:bidi="he-IL"/>
+        </w:rPr>
+        <w:t>זה</w:t>
+      </w:r>
+      <w:r>
+        <w:rPr>
+          <w:rtl/>
+          <w:lang w:bidi="he-IL"/>
+        </w:rPr>
+        <w:t xml:space="preserve"> קובץ </w:t>
+      </w:r>
+      <w:r>
+        <w:rPr>
+          <w:rFonts w:hint="cs"/>
+          <w:rtl/>
+          <w:lang w:bidi="he-IL"/>
+        </w:rPr>
+        <w:t>ה</w:t>
+      </w:r>
+      <w:r>
+        <w:rPr>
+          <w:rtl/>
+          <w:lang w:bidi="he-IL"/>
+        </w:rPr>
+        <w:t>אודיו נחתך לאורך קבוע של 4 שניות</w:t>
+      </w:r>
+      <w:r>
+        <w:t xml:space="preserve"> </w:t>
+      </w:r>
+      <w:r>
+        <w:rPr>
+          <w:rFonts w:hint="cs"/>
+          <w:rtl/>
+          <w:lang w:bidi="he-IL"/>
+        </w:rPr>
+        <w:t>(</w:t>
+      </w:r>
+      <w:r>
+        <w:rPr>
+          <w:rtl/>
+          <w:lang w:bidi="he-IL"/>
+        </w:rPr>
+        <w:t>ב-16</w:t>
+      </w:r>
+      <w:r>
+        <w:t xml:space="preserve"> </w:t>
+      </w:r>
+      <w:r>
+        <w:t xml:space="preserve">kHz </w:t>
+      </w:r>
+      <w:r>
+        <w:rPr>
+          <w:rFonts w:hint="cs"/>
+          <w:rtl/>
+          <w:lang w:bidi="he-IL"/>
+        </w:rPr>
+        <w:t>) ומומר</w:t>
+      </w:r>
+      <w:r>
+        <w:rPr>
+          <w:rtl/>
+          <w:lang w:bidi="he-IL"/>
+        </w:rPr>
+        <w:t xml:space="preserve"> לגרף תדר-זמן בגודל קבוע של </w:t>
+      </w:r>
+      <m:oMath>
+        <m:r>
+          <w:rPr>
+            <w:rFonts w:ascii="Cambria Math" w:hAnsi="Cambria Math"/>
+          </w:rPr>
+          <m:t>128×126</m:t>
+        </m:r>
+      </m:oMath>
+      <w:r>
+        <w:t xml:space="preserve"> 128</w:t>
+      </w:r>
+      <w:r>
+        <w:t>)</w:t>
+      </w:r>
+      <w:r>
+        <w:t xml:space="preserve"> </w:t>
+      </w:r>
+      <w:r>
+        <w:rPr>
+          <w:rtl/>
+          <w:lang w:bidi="he-IL"/>
+        </w:rPr>
+        <w:t>תדרי</w:t>
+      </w:r>
+      <w:r>
+        <w:t xml:space="preserve"> Mel </w:t>
+      </w:r>
+      <w:r>
+        <w:rPr>
+          <w:rtl/>
+          <w:lang w:bidi="he-IL"/>
+        </w:rPr>
+        <w:t>על פני 126 חלונות זמן</w:t>
+      </w:r>
+      <w:r>
+        <w:t xml:space="preserve"> .(</w:t>
+      </w:r>
+      <w:r>
+        <w:t xml:space="preserve"> </w:t>
+      </w:r>
+      <w:r>
+        <w:rPr>
+          <w:rtl/>
+          <w:lang w:bidi="he-IL"/>
+        </w:rPr>
+        <w:t>הספקטרוגרמות מחושבות בסקאלה לוגריתמית</w:t>
+      </w:r>
+      <w:r>
+        <w:t xml:space="preserve"> (Log-Mel dB) </w:t>
+      </w:r>
+      <w:r>
+        <w:rPr>
+          <w:rtl/>
+          <w:lang w:bidi="he-IL"/>
+        </w:rPr>
+        <w:t>ועוברות נרמול</w:t>
+      </w:r>
+      <w:r>
+        <w:t xml:space="preserve"> Z-score </w:t>
+      </w:r>
+      <w:r>
+        <w:rPr>
+          <w:rtl/>
+          <w:lang w:bidi="he-IL"/>
+        </w:rPr>
+        <w:t>כדי להכין אותן כקלט לרשת ה</w:t>
+      </w:r>
+      <w:r>
+        <w:rPr>
+          <w:rFonts w:hint="cs"/>
+          <w:rtl/>
+          <w:lang w:bidi="he-IL"/>
+        </w:rPr>
+        <w:t>-</w:t>
+      </w:r>
+      <w:r>
+        <w:t>CNN</w:t>
+      </w:r>
+      <w:r>
+        <w:rPr>
+          <w:rFonts w:hint="cs"/>
+          <w:rtl/>
+          <w:lang w:bidi="he-IL"/>
+        </w:rPr>
+        <w:t>.</w:t>
+      </w:r>
+      <w:r>
+        <w:rPr>
+          <w:rtl/>
+          <w:lang w:bidi="he-IL"/>
+        </w:rPr>
+        <w:br/>
+      </w:r>
+      <w:r>
+        <w:rPr>
+          <w:rFonts w:hint="cs"/>
+          <w:rtl/>
+          <w:lang w:bidi="he-IL"/>
+        </w:rPr>
+        <w:t xml:space="preserve"> </w:t>
+      </w:r>
+      <w:r>
+        <w:rPr>
+          <w:rtl/>
+          <w:lang w:bidi="he-IL"/>
+        </w:rPr>
+        <w:t xml:space="preserve">שמירת הספקטרוגרמות </w:t>
+      </w:r>
+      <w:r>
+        <w:rPr>
+          <w:rFonts w:hint="cs"/>
+          <w:rtl/>
+          <w:lang w:bidi="he-IL"/>
+        </w:rPr>
+        <w:t>בפורמט</w:t>
+      </w:r>
+      <w:r>
+        <w:rPr>
+          <w:rtl/>
+          <w:lang w:bidi="he-IL"/>
+        </w:rPr>
+        <w:t xml:space="preserve"> </w:t>
+      </w:r>
+      <w:r>
+        <w:rPr>
+          <w:lang w:bidi="he-IL"/>
+        </w:rPr>
+        <w:t xml:space="preserve">.pt </w:t>
+      </w:r>
+      <w:r>
+        <w:rPr>
+          <w:rFonts w:hint="cs"/>
+          <w:rtl/>
+          <w:lang w:bidi="he-IL"/>
+        </w:rPr>
+        <w:t xml:space="preserve"> </w:t>
+      </w:r>
+      <w:r>
+        <w:rPr>
+          <w:rtl/>
+          <w:lang w:bidi="he-IL"/>
+        </w:rPr>
+        <w:t>מאפשרת לשמור על דיוק הערכים האקוסטיים ללא אובדן מידע בהמרה לתמונה</w:t>
+      </w:r>
+      <w:r>
+        <w:rPr>
+          <w:lang w:bidi="he-IL"/>
+        </w:rPr>
+        <w:t xml:space="preserve">. </w:t>
+      </w:r>
+      <w:r>
+        <w:rPr>
+          <w:rtl/>
+          <w:lang w:bidi="he-IL"/>
+        </w:rPr>
+        <w:t>בנוסף</w:t>
+      </w:r>
+      <w:r>
+        <w:rPr>
+          <w:rFonts w:hint="cs"/>
+          <w:rtl/>
+          <w:lang w:bidi="he-IL"/>
+        </w:rPr>
+        <w:t xml:space="preserve"> שימוש בפורמט זה </w:t>
+      </w:r>
+      <w:r>
+        <w:rPr>
+          <w:rtl/>
+          <w:lang w:bidi="he-IL"/>
+        </w:rPr>
+        <w:t xml:space="preserve"> מצמצ</w:t>
+      </w:r>
+      <w:r>
+        <w:rPr>
+          <w:rFonts w:hint="cs"/>
+          <w:rtl/>
+          <w:lang w:bidi="he-IL"/>
+        </w:rPr>
+        <w:t>ם</w:t>
+      </w:r>
+      <w:r>
+        <w:rPr>
+          <w:rtl/>
+          <w:lang w:bidi="he-IL"/>
+        </w:rPr>
+        <w:t xml:space="preserve"> את זמן העיבוד והאימון</w:t>
+      </w:r>
+      <w:r>
+        <w:rPr>
+          <w:lang w:bidi="he-IL"/>
+        </w:rPr>
+        <w:t>.</w:t>
+      </w:r>
+    </w:p>
+    <w:p>
+      <w:pPr>
+        <w:bidi/>
+        <w:rPr>
+          <w:rtl/>
+          <w:lang w:bidi="he-IL"/>
+        </w:rPr>
+      </w:pPr>
+    </w:p>
+    <w:p>
+      <w:pPr>
+        <w:pStyle w:val="Heading2"/>
+        <w:jc w:val="right"/>
+      </w:pPr>
+      <w:r>
+        <w:rPr>
+          <w:rFonts w:hint="cs"/>
+          <w:rtl/>
+          <w:lang w:bidi="he-IL"/>
+        </w:rPr>
+        <w:t>4</w:t>
+      </w:r>
+      <w:r>
+        <w:rPr>
+          <w:rtl/>
+        </w:rPr>
+        <w:t xml:space="preserve">. </w:t>
+      </w:r>
+      <w:r>
+        <w:rPr>
+          <w:rtl/>
+        </w:rPr>
+        <w:t xml:space="preserve">וקטור פונטי </w:t>
+      </w:r>
+    </w:p>
+    <w:p>
+      <w:pPr>
+        <w:bidi/>
+        <w:rPr>
+          <w:rFonts w:hint="cs"/>
+          <w:rtl/>
+          <w:lang w:bidi="he-IL"/>
+        </w:rPr>
+      </w:pPr>
+      <w:r>
+        <w:rPr>
+          <w:rtl/>
+          <w:lang w:bidi="he-IL"/>
+        </w:rPr>
+        <w:t>וקטור של 5 מספרים המייצגים את שכיחות צלילי ה</w:t>
+      </w:r>
+      <w:r>
+        <w:rPr>
+          <w:lang w:bidi="he-IL"/>
+        </w:rPr>
+        <w:t xml:space="preserve">-IPA </w:t>
+      </w:r>
+      <w:r>
+        <w:rPr>
+          <w:rtl/>
+          <w:lang w:bidi="he-IL"/>
+        </w:rPr>
+        <w:t>בדיבור (כגון עיצורים קוליים, פיצוציים, תנועות ארוכות וכו'). ברשת ה</w:t>
+      </w:r>
+      <w:r>
+        <w:rPr>
+          <w:lang w:bidi="he-IL"/>
+        </w:rPr>
+        <w:t xml:space="preserve">-CNN </w:t>
+      </w:r>
+      <w:r>
+        <w:rPr>
+          <w:rtl/>
+          <w:lang w:bidi="he-IL"/>
+        </w:rPr>
+        <w:t xml:space="preserve">המולטי-מודאלית, הווקטור מוזרק במקביל לספקטרוגרמה, </w:t>
+      </w:r>
+      <w:r>
+        <w:rPr>
+          <w:rFonts w:hint="cs"/>
+          <w:rtl/>
+          <w:lang w:bidi="he-IL"/>
+        </w:rPr>
+        <w:t>משולב</w:t>
+      </w:r>
+      <w:r>
+        <w:rPr>
+          <w:rtl/>
+          <w:lang w:bidi="he-IL"/>
+        </w:rPr>
+        <w:t xml:space="preserve"> עם הייצוג האקוסטי של הרשת דרך מנגנון</w:t>
+      </w:r>
+      <w:r>
+        <w:rPr>
+          <w:rFonts w:hint="cs"/>
+          <w:rtl/>
+          <w:lang w:bidi="he-IL"/>
+        </w:rPr>
+        <w:t xml:space="preserve"> </w:t>
+      </w:r>
+      <w:r>
+        <w:rPr>
+          <w:lang w:bidi="he-IL"/>
+        </w:rPr>
+        <w:t>Gated Residual Fusio</w:t>
+      </w:r>
+      <w:r>
+        <w:rPr>
+          <w:lang w:bidi="he-IL"/>
+        </w:rPr>
+        <w:t>n</w:t>
+      </w:r>
+      <w:r>
+        <w:rPr>
+          <w:lang w:bidi="he-IL"/>
+        </w:rPr>
+        <w:t xml:space="preserve"> </w:t>
+      </w:r>
+      <w:r>
+        <w:rPr>
+          <w:rFonts w:hint="cs"/>
+          <w:rtl/>
+          <w:lang w:bidi="he-IL"/>
+        </w:rPr>
+        <w:t xml:space="preserve"> </w:t>
+      </w:r>
+      <w:r>
+        <w:rPr>
+          <w:rtl/>
+          <w:lang w:bidi="he-IL"/>
+        </w:rPr>
+        <w:t>המבוסס על פונקציית האקטיבציה</w:t>
+      </w:r>
+      <w:r>
+        <w:rPr>
+          <w:lang w:bidi="he-IL"/>
+        </w:rPr>
+        <w:t xml:space="preserve"> Sigmoid</w:t>
+      </w:r>
+      <w:r>
+        <w:rPr>
+          <w:lang w:bidi="he-IL"/>
+        </w:rPr>
+        <w:t xml:space="preserve"> </w:t>
+      </w:r>
+      <w:r>
+        <w:rPr>
+          <w:rFonts w:hint="cs"/>
+          <w:rtl/>
+          <w:lang w:bidi="he-IL"/>
+        </w:rPr>
+        <w:t>.</w:t>
+      </w:r>
+    </w:p>
+    <w:p>
+      <w:pPr>
+        <w:bidi/>
+        <w:rPr>
+          <w:lang w:bidi="he-IL"/>
+        </w:rPr>
+      </w:pPr>
+    </w:p>
+    <w:p>
+      <w:pPr>
+        <w:bidi/>
+        <w:rPr>
+          <w:rFonts w:hint="cs"/>
+          <w:rtl/>
+          <w:lang w:bidi="he-IL"/>
+        </w:rPr>
+      </w:pPr>
+    </w:p>
+    <w:p>
+      <w:pPr>
+        <w:pStyle w:val="Heading2"/>
+        <w:bidi/>
         <w:rPr>
           <w:rFonts w:ascii="Arial" w:hAnsi="Arial"/>
+          <w:sz w:val="32"/>
+          <w:szCs w:val="32"/>
+          <w:rtl/>
+          <w:lang w:bidi="he-IL"/>
+        </w:rPr>
+      </w:pPr>
+      <w:r>
+        <w:rPr>
+          <w:rFonts w:ascii="Arial" w:hAnsi="Arial"/>
+          <w:sz w:val="32"/>
+          <w:szCs w:val="32"/>
           <w:rtl/>
         </w:rPr>
         <w:t>קלט ופלט</w:t>
       </w:r>
-    </w:p>
-    <w:p>
-      <w:pPr>
-        <w:bidi/>
-        <w:rPr>
-          <w:rtl/>
-          <w:lang w:bidi="he-IL"/>
-        </w:rPr>
-      </w:pPr>
+      <w:r>
+        <w:rPr>
+          <w:rFonts w:ascii="Arial" w:hAnsi="Arial" w:hint="cs"/>
+          <w:sz w:val="32"/>
+          <w:szCs w:val="32"/>
+          <w:rtl/>
+          <w:lang w:bidi="he-IL"/>
+        </w:rPr>
+        <w:t xml:space="preserve"> למערכת</w:t>
+      </w:r>
     </w:p>
     <w:p>
       <w:pPr>
@@ -1966,7 +5395,6 @@
         <w:bidi/>
         <w:spacing w:after="160"/>
         <w:rPr>
-          <w:rFonts w:hint="cs"/>
           <w:lang w:bidi="he-IL"/>
         </w:rPr>
       </w:pPr>
@@ -2005,7 +5433,10 @@
         <w:t xml:space="preserve"> </w:t>
       </w:r>
       <w:r>
-        <w:t>המשתמש מעלה קובץ אודיו חדש, שעובר את אותו תהליך עיבוד מקדים וחילוץ פיצ'רים ששימש באימון. לאחר הנרמול, הווקטור המתקבל מוזן למסווג הסופי</w:t>
+        <w:t>המשתמש מעלה קובץ אודיו חדש, שעובר את אותו תהליך עיבוד מקדים וחילוץ פיצ'רים. לאחר הנרמול, הווקטור</w:t>
+      </w:r>
+      <w:r>
+        <w:t xml:space="preserve"> </w:t>
       </w:r>
       <w:r>
         <w:rPr>
@@ -2013,6 +5444,33 @@
           <w:rtl/>
           <w:lang w:bidi="he-IL"/>
         </w:rPr>
+        <w:t xml:space="preserve"> פיצ'רים של </w:t>
+      </w:r>
+      <w:r>
+        <w:rPr>
+          <w:rFonts w:hint="cs"/>
+          <w:rtl/>
+          <w:lang w:bidi="he-IL"/>
+        </w:rPr>
+        <w:t xml:space="preserve">אותו </w:t>
+      </w:r>
+      <w:r>
+        <w:rPr>
+          <w:rFonts w:hint="cs"/>
+          <w:rtl/>
+          <w:lang w:bidi="he-IL"/>
+        </w:rPr>
+        <w:t xml:space="preserve">אודיו </w:t>
+      </w:r>
+      <w:r>
+        <w:t xml:space="preserve"> מוזן למסווג הסופ</w:t>
+      </w:r>
+      <w:r>
+        <w:rPr>
+          <w:rFonts w:hint="cs"/>
+          <w:rtl/>
+          <w:lang w:bidi="he-IL"/>
+        </w:rPr>
         <w:t xml:space="preserve"> שהשיג את התוצאות הטובות ביותר.</w:t>
       </w:r>
     </w:p>
@@ -2020,6 +5478,30 @@
       <w:pPr>
         <w:bidi/>
       </w:pPr>
+      <w:r>
+        <w:rPr>
+          <w:rFonts w:hint="cs"/>
+          <w:rtl/>
+          <w:lang w:bidi="he-IL"/>
+        </w:rPr>
+        <w:t xml:space="preserve">להלן תיאור </w:t>
+      </w:r>
+      <w:r>
+        <w:rPr>
+          <w:rFonts w:hint="cs"/>
+          <w:rtl/>
+          <w:lang w:bidi="he-IL"/>
+        </w:rPr>
+        <w:t xml:space="preserve">קובץ </w:t>
+      </w:r>
+      <w:r>
+        <w:rPr>
+          <w:rFonts w:hint="cs"/>
+          <w:rtl/>
+          <w:lang w:bidi="he-IL"/>
+        </w:rPr>
+        <w:t>אודיו ב</w:t>
+      </w:r>
       <w:r>
         <w:rPr>
           <w:rtl/>
@@ -2051,61 +5533,35 @@
           <w:rFonts w:ascii="Courier New" w:hAnsi="Courier New"/>
           <w:sz w:val="19"/>
         </w:rPr>
-        <w:t>-&gt; create_features.py</w:t>
-      </w:r>
-    </w:p>
-    <w:p>
+        <w:t xml:space="preserve">-&gt; </w:t>
+      </w:r>
       <w:r>
         <w:rPr>
           <w:rFonts w:ascii="Courier New" w:hAnsi="Courier New"/>
           <w:sz w:val="19"/>
         </w:rPr>
-        <w:t>-&gt; master_extracted_features_&lt;mode&gt;.csv</w:t>
-      </w:r>
-    </w:p>
-    <w:p>
+        <w:t>extract</w:t>
+      </w:r>
       <w:r>
         <w:rPr>
           <w:rFonts w:ascii="Courier New" w:hAnsi="Courier New"/>
           <w:sz w:val="19"/>
         </w:rPr>
-        <w:t>-&gt; main_for_machine_learning.py</w:t>
-      </w:r>
-    </w:p>
-    <w:p>
+        <w:t>_features.py</w:t>
+      </w:r>
+    </w:p>
+    <w:p>
+      <w:pPr>
+        <w:rPr>
+          <w:lang w:bidi="he-IL"/>
+        </w:rPr>
+      </w:pPr>
       <w:r>
         <w:rPr>
           <w:rFonts w:ascii="Courier New" w:hAnsi="Courier New"/>
           <w:sz w:val="19"/>
         </w:rPr>
-        <w:t>-&gt; graphs</w:t>
-      </w:r>
-    </w:p>
-    <w:p>
-      <w:pPr>
-        <w:bidi/>
-        <w:rPr>
-          <w:rFonts w:hint="cs"/>
-          <w:rtl/>
-          <w:lang w:bidi="he-IL"/>
-        </w:rPr>
-      </w:pPr>
-      <w:r>
-        <w:rPr>
-          <w:rtl/>
-        </w:rPr>
-        <w:t>מסלול CNN:</w:t>
-      </w:r>
-    </w:p>
-    <w:p>
-      <w:pPr>
-        <w:bidi/>
-      </w:pPr>
-      <w:r>
-        <w:rPr>
-          <w:rtl/>
-        </w:rPr>
-        <w:t>מסלול Multimodal CNN:</w:t>
+        <w:t>-&gt; master_extracted_features_&lt;mode&gt;.csv</w:t>
       </w:r>
     </w:p>
     <w:p>
@@ -2114,8 +5570,71 @@
           <w:rFonts w:ascii="Courier New" w:hAnsi="Courier New"/>
           <w:sz w:val="19"/>
         </w:rPr>
-        <w:lastRenderedPageBreak/>
-        <w:t>audio</w:t>
+        <w:t>-&gt; main_machine_learning.py</w:t>
+      </w:r>
+    </w:p>
+    <w:p>
+      <w:pPr>
+        <w:bidi/>
+        <w:rPr>
+          <w:rtl/>
+          <w:lang w:bidi="he-IL"/>
+        </w:rPr>
+      </w:pPr>
+    </w:p>
+    <w:p>
+      <w:pPr>
+        <w:bidi/>
+      </w:pPr>
+      <w:r>
+        <w:rPr>
+          <w:rFonts w:hint="cs"/>
+          <w:rtl/>
+          <w:lang w:bidi="he-IL"/>
+        </w:rPr>
+        <w:t xml:space="preserve">להלן תיאור </w:t>
+      </w:r>
+      <w:r>
+        <w:rPr>
+          <w:rFonts w:hint="cs"/>
+          <w:rtl/>
+          <w:lang w:bidi="he-IL"/>
+        </w:rPr>
+        <w:t xml:space="preserve">קובץ </w:t>
+      </w:r>
+      <w:r>
+        <w:rPr>
+          <w:rFonts w:hint="cs"/>
+          <w:rtl/>
+          <w:lang w:bidi="he-IL"/>
+        </w:rPr>
+        <w:t xml:space="preserve">אודיו </w:t>
+      </w:r>
+      <w:r>
+        <w:rPr>
+          <w:rFonts w:hint="cs"/>
+          <w:rtl/>
+          <w:lang w:bidi="he-IL"/>
+        </w:rPr>
+        <w:t>ב</w:t>
+      </w:r>
+      <w:r>
+        <w:rPr>
+          <w:rtl/>
+        </w:rPr>
+        <w:t xml:space="preserve">מסלול </w:t>
+      </w:r>
+      <w:r>
+        <w:rPr>
+          <w:lang w:bidi="he-IL"/>
+        </w:rPr>
+        <w:t xml:space="preserve">CNN </w:t>
+      </w:r>
+      <w:r>
+        <w:rPr>
+          <w:rtl/>
+        </w:rPr>
+        <w:t>:</w:t>
       </w:r>
     </w:p>
     <w:p>
@@ -2124,7 +5643,7 @@
           <w:rFonts w:ascii="Courier New" w:hAnsi="Courier New"/>
           <w:sz w:val="19"/>
         </w:rPr>
-        <w:t>-&gt; create_features.py</w:t>
+        <w:t>audio</w:t>
       </w:r>
     </w:p>
     <w:p>
@@ -2133,25 +5652,21 @@
           <w:rFonts w:ascii="Courier New" w:hAnsi="Courier New"/>
           <w:sz w:val="19"/>
         </w:rPr>
-        <w:t>-&gt; master_extracted_features_&lt;mode&gt;.csv</w:t>
-      </w:r>
-    </w:p>
-    <w:p>
+        <w:t xml:space="preserve">-&gt; </w:t>
+      </w:r>
       <w:r>
         <w:rPr>
           <w:rFonts w:ascii="Courier New" w:hAnsi="Courier New"/>
           <w:sz w:val="19"/>
         </w:rPr>
-        <w:t>-&gt; spectogram_creation.py</w:t>
-      </w:r>
-    </w:p>
-    <w:p>
+        <w:t>create_spectogram</w:t>
+      </w:r>
       <w:r>
         <w:rPr>
           <w:rFonts w:ascii="Courier New" w:hAnsi="Courier New"/>
           <w:sz w:val="19"/>
         </w:rPr>
-        <w:t>-&gt; spectogram_logmel_&lt;mode&gt;/</w:t>
+        <w:t>.py</w:t>
       </w:r>
     </w:p>
     <w:p>
@@ -2160,35 +5675,86 @@
           <w:rFonts w:ascii="Courier New" w:hAnsi="Courier New"/>
           <w:sz w:val="19"/>
         </w:rPr>
-        <w:t>-&gt; Multimodal_CNN.py</w:t>
-      </w:r>
-    </w:p>
-    <w:p>
-      <w:pPr>
+        <w:t>-&gt; spectogram</w:t>
+      </w:r>
+      <w:r>
         <w:rPr>
           <w:rFonts w:ascii="Courier New" w:hAnsi="Courier New"/>
           <w:sz w:val="19"/>
         </w:rPr>
-      </w:pPr>
+        <w:t>s</w:t>
+      </w:r>
       <w:r>
         <w:rPr>
           <w:rFonts w:ascii="Courier New" w:hAnsi="Courier New"/>
           <w:sz w:val="19"/>
         </w:rPr>
-        <w:t>-&gt; graphs</w:t>
-      </w:r>
-    </w:p>
-    <w:p>
-      <w:pPr>
+        <w:t>_logmel_&lt;mode&gt;/</w:t>
+      </w:r>
+    </w:p>
+    <w:p>
+      <w:r>
         <w:rPr>
           <w:rFonts w:ascii="Courier New" w:hAnsi="Courier New"/>
           <w:sz w:val="19"/>
         </w:rPr>
-      </w:pPr>
-    </w:p>
-    <w:p>
-      <w:pPr>
-        <w:jc w:val="right"/>
+        <w:t xml:space="preserve">-&gt; </w:t>
+      </w:r>
+      <w:r>
+        <w:rPr>
+          <w:rFonts w:ascii="Courier New" w:hAnsi="Courier New"/>
+          <w:sz w:val="19"/>
+        </w:rPr>
+        <w:t>main_m</w:t>
+      </w:r>
+      <w:r>
+        <w:rPr>
+          <w:rFonts w:ascii="Courier New" w:hAnsi="Courier New"/>
+          <w:sz w:val="19"/>
+        </w:rPr>
+        <w:t>ultimodal_</w:t>
+      </w:r>
+      <w:r>
+        <w:rPr>
+          <w:rFonts w:ascii="Courier New" w:hAnsi="Courier New"/>
+          <w:sz w:val="19"/>
+        </w:rPr>
+        <w:t>cnn</w:t>
+      </w:r>
+      <w:r>
+        <w:rPr>
+          <w:rFonts w:ascii="Courier New" w:hAnsi="Courier New"/>
+          <w:sz w:val="19"/>
+        </w:rPr>
+        <w:t>.py</w:t>
+      </w:r>
+      <w:r>
+        <w:t xml:space="preserve"> / </w:t>
+      </w:r>
+      <w:r>
+        <w:rPr>
+          <w:rFonts w:ascii="Courier New" w:hAnsi="Courier New"/>
+          <w:sz w:val="19"/>
+        </w:rPr>
+        <w:t>main_cnn.py</w:t>
+      </w:r>
+    </w:p>
+    <w:p>
+      <w:pPr>
+        <w:rPr>
+          <w:rFonts w:ascii="Courier New" w:hAnsi="Courier New"/>
+          <w:sz w:val="19"/>
+        </w:rPr>
+      </w:pPr>
+    </w:p>
+    <w:p>
+      <w:pPr>
+        <w:bidi/>
+        <w:rPr>
+          <w:rFonts w:hint="cs"/>
+          <w:rtl/>
+          <w:lang w:bidi="he-IL"/>
+        </w:rPr>
       </w:pPr>
       <w:r>
         <w:rPr>
@@ -2228,6 +5794,78 @@
       </w:r>
       <w:r>
         <w:t>כל אחת מארבע קבוצות המבטא</w:t>
+      </w:r>
+      <w:r>
+        <w:rPr>
+          <w:rFonts w:hint="cs"/>
+          <w:rtl/>
+          <w:lang w:bidi="he-IL"/>
+        </w:rPr>
+        <w:t xml:space="preserve"> ,</w:t>
+      </w:r>
+      <w:r>
+        <w:t xml:space="preserve">  </w:t>
+      </w:r>
+      <w:r>
+        <w:rPr>
+          <w:rFonts w:hint="cs"/>
+          <w:rtl/>
+          <w:lang w:bidi="he-IL"/>
+        </w:rPr>
+        <w:t>לדוגמה:</w:t>
+      </w:r>
+    </w:p>
+    <w:p>
+      <w:pPr>
+        <w:jc w:val="right"/>
+      </w:pPr>
+      <w:r>
+        <w:rPr>
+          <w:noProof/>
+        </w:rPr>
+        <w:drawing>
+          <wp:anchor distT="0" distB="0" distL="114300" distR="114300" simplePos="0" relativeHeight="251659264" behindDoc="1" locked="0" layoutInCell="1" allowOverlap="1" wp14:anchorId="29010652" wp14:editId="275C3382">
+            <wp:simplePos x="0" y="0"/>
+            <wp:positionH relativeFrom="column">
+              <wp:posOffset>0</wp:posOffset>
+            </wp:positionH>
+            <wp:positionV relativeFrom="paragraph">
+              <wp:posOffset>0</wp:posOffset>
+            </wp:positionV>
+            <wp:extent cx="5258256" cy="1577477"/>
+            <wp:effectExtent l="0" t="0" r="0" b="3810"/>
+            <wp:wrapNone/>
+            <wp:docPr id="1156712470" name="Picture 1"/>
+            <wp:cNvGraphicFramePr>
+              <a:graphicFrameLocks xmlns:a="http://schemas.openxmlformats.org/drawingml/2006/main" noChangeAspect="1"/>
+            </wp:cNvGraphicFramePr>
+            <a:graphic xmlns:a="http://schemas.openxmlformats.org/drawingml/2006/main">
+              <a:graphicData uri="http://schemas.openxmlformats.org/drawingml/2006/picture">
+                <pic:pic xmlns:pic="http://schemas.openxmlformats.org/drawingml/2006/picture">
+                  <pic:nvPicPr>
+                    <pic:cNvPr id="1156712470" name=""/>
+                    <pic:cNvPicPr/>
+                  </pic:nvPicPr>
+                  <pic:blipFill>
+                    <a:blip r:embed="rId6"/>
+                    <a:stretch>
+                      <a:fillRect/>
+                    </a:stretch>
+                  </pic:blipFill>
+                  <pic:spPr>
+                    <a:xfrm>
+                      <a:off x="0" y="0"/>
+                      <a:ext cx="5258256" cy="1577477"/>
+                    </a:xfrm>
+                    <a:prstGeom prst="rect">
+                      <a:avLst/>
+                    </a:prstGeom>
+                  </pic:spPr>
+                </pic:pic>
+              </a:graphicData>
+            </a:graphic>
+          </wp:anchor>
+        </w:drawing>
       </w:r>
     </w:p>
     <w:sectPr>
@@ -2395,7 +6033,7 @@
   <w:abstractNum w:abstractNumId="8" w15:restartNumberingAfterBreak="0">
     <w:nsid w:val="FFFFFF89"/>
     <w:multiLevelType w:val="singleLevel"/>
-    <w:tmpl w:val="29761A62"/>
+    <w:tmpl w:val="43CC4DB8"/>
     <w:lvl w:ilvl="0">
       <w:start w:val="1"/>
       <w:numFmt w:val="bullet"/>
@@ -2417,6 +6055,241 @@
     <w:nsid w:val="3501367E"/>
     <w:multiLevelType w:val="multilevel"/>
     <w:tmpl w:val="8D883392"/>
+    <w:lvl w:ilvl="0">
+      <w:start w:val="1"/>
+      <w:numFmt w:val="bullet"/>
+      <w:lvlText w:val=""/>
+      <w:lvlJc w:val="left"/>
+      <w:pPr>
+        <w:tabs>
+          <w:tab w:val="num" w:pos="720"/>
+        </w:tabs>
+        <w:ind w:left="720" w:hanging="360"/>
+      </w:pPr>
+      <w:rPr>
+        <w:rFonts w:ascii="Symbol" w:hAnsi="Symbol" w:hint="default"/>
+        <w:sz w:val="20"/>
+      </w:rPr>
+    </w:lvl>
+    <w:lvl w:ilvl="1" w:tentative="1">
+      <w:start w:val="1"/>
+      <w:numFmt w:val="bullet"/>
+      <w:lvlText w:val="o"/>
+      <w:lvlJc w:val="left"/>
+      <w:pPr>
+        <w:tabs>
+          <w:tab w:val="num" w:pos="1440"/>
+        </w:tabs>
+        <w:ind w:left="1440" w:hanging="360"/>
+      </w:pPr>
+      <w:rPr>
+        <w:rFonts w:ascii="Courier New" w:hAnsi="Courier New" w:hint="default"/>
+        <w:sz w:val="20"/>
+      </w:rPr>
+    </w:lvl>
+    <w:lvl w:ilvl="2" w:tentative="1">
+      <w:start w:val="1"/>
+      <w:numFmt w:val="bullet"/>
+      <w:lvlText w:val=""/>
+      <w:lvlJc w:val="left"/>
+      <w:pPr>
+        <w:tabs>
+          <w:tab w:val="num" w:pos="2160"/>
+        </w:tabs>
+        <w:ind w:left="2160" w:hanging="360"/>
+      </w:pPr>
+      <w:rPr>
+        <w:rFonts w:ascii="Wingdings" w:hAnsi="Wingdings" w:hint="default"/>
+        <w:sz w:val="20"/>
+      </w:rPr>
+    </w:lvl>
+    <w:lvl w:ilvl="3" w:tentative="1">
+      <w:start w:val="1"/>
+      <w:numFmt w:val="bullet"/>
+      <w:lvlText w:val=""/>
+      <w:lvlJc w:val="left"/>
+      <w:pPr>
+        <w:tabs>
+          <w:tab w:val="num" w:pos="2880"/>
+        </w:tabs>
+        <w:ind w:left="2880" w:hanging="360"/>
+      </w:pPr>
+      <w:rPr>
+        <w:rFonts w:ascii="Wingdings" w:hAnsi="Wingdings" w:hint="default"/>
+        <w:sz w:val="20"/>
+      </w:rPr>
+    </w:lvl>
+    <w:lvl w:ilvl="4" w:tentative="1">
+      <w:start w:val="1"/>
+      <w:numFmt w:val="bullet"/>
+      <w:lvlText w:val=""/>
+      <w:lvlJc w:val="left"/>
+      <w:pPr>
+        <w:tabs>
+          <w:tab w:val="num" w:pos="3600"/>
+        </w:tabs>
+        <w:ind w:left="3600" w:hanging="360"/>
+      </w:pPr>
+      <w:rPr>
+        <w:rFonts w:ascii="Wingdings" w:hAnsi="Wingdings" w:hint="default"/>
+        <w:sz w:val="20"/>
+      </w:rPr>
+    </w:lvl>
+    <w:lvl w:ilvl="5" w:tentative="1">
+      <w:start w:val="1"/>
+      <w:numFmt w:val="bullet"/>
+      <w:lvlText w:val=""/>
+      <w:lvlJc w:val="left"/>
+      <w:pPr>
+        <w:tabs>
+          <w:tab w:val="num" w:pos="4320"/>
+        </w:tabs>
+        <w:ind w:left="4320" w:hanging="360"/>
+      </w:pPr>
+      <w:rPr>
+        <w:rFonts w:ascii="Wingdings" w:hAnsi="Wingdings" w:hint="default"/>
+        <w:sz w:val="20"/>
+      </w:rPr>
+    </w:lvl>
+    <w:lvl w:ilvl="6" w:tentative="1">
+      <w:start w:val="1"/>
+      <w:numFmt w:val="bullet"/>
+      <w:lvlText w:val=""/>
+      <w:lvlJc w:val="left"/>
+      <w:pPr>
+        <w:tabs>
+          <w:tab w:val="num" w:pos="5040"/>
+        </w:tabs>
+        <w:ind w:left="5040" w:hanging="360"/>
+      </w:pPr>
+      <w:rPr>
+        <w:rFonts w:ascii="Wingdings" w:hAnsi="Wingdings" w:hint="default"/>
+        <w:sz w:val="20"/>
+      </w:rPr>
+    </w:lvl>
+    <w:lvl w:ilvl="7" w:tentative="1">
+      <w:start w:val="1"/>
+      <w:numFmt w:val="bullet"/>
+      <w:lvlText w:val=""/>
+      <w:lvlJc w:val="left"/>
+      <w:pPr>
+        <w:tabs>
+          <w:tab w:val="num" w:pos="5760"/>
+        </w:tabs>
+        <w:ind w:left="5760" w:hanging="360"/>
+      </w:pPr>
+      <w:rPr>
+        <w:rFonts w:ascii="Wingdings" w:hAnsi="Wingdings" w:hint="default"/>
+        <w:sz w:val="20"/>
+      </w:rPr>
+    </w:lvl>
+    <w:lvl w:ilvl="8" w:tentative="1">
+      <w:start w:val="1"/>
+      <w:numFmt w:val="bullet"/>
+      <w:lvlText w:val=""/>
+      <w:lvlJc w:val="left"/>
+      <w:pPr>
+        <w:tabs>
+          <w:tab w:val="num" w:pos="6480"/>
+        </w:tabs>
+        <w:ind w:left="6480" w:hanging="360"/>
+      </w:pPr>
+      <w:rPr>
+        <w:rFonts w:ascii="Wingdings" w:hAnsi="Wingdings" w:hint="default"/>
+        <w:sz w:val="20"/>
+      </w:rPr>
+    </w:lvl>
+  </w:abstractNum>
+  <w:abstractNum w:abstractNumId="10" w15:restartNumberingAfterBreak="0">
+    <w:nsid w:val="46072C1C"/>
+    <w:multiLevelType w:val="hybridMultilevel"/>
+    <w:tmpl w:val="AEFC8C60"/>
+    <w:lvl w:ilvl="0" w:tplc="E56E727E">
+      <w:start w:val="1"/>
+      <w:numFmt w:val="decimal"/>
+      <w:lvlText w:val="%1."/>
+      <w:lvlJc w:val="left"/>
+      <w:pPr>
+        <w:ind w:left="720" w:hanging="360"/>
+      </w:pPr>
+    </w:lvl>
+    <w:lvl w:ilvl="1" w:tplc="DAD6E832">
+      <w:start w:val="1"/>
+      <w:numFmt w:val="lowerLetter"/>
+      <w:lvlText w:val="%2."/>
+      <w:lvlJc w:val="left"/>
+      <w:pPr>
+        <w:ind w:left="1440" w:hanging="360"/>
+      </w:pPr>
+    </w:lvl>
+    <w:lvl w:ilvl="2" w:tplc="8058392E">
+      <w:start w:val="1"/>
+      <w:numFmt w:val="lowerRoman"/>
+      <w:lvlText w:val="%3."/>
+      <w:lvlJc w:val="left"/>
+      <w:pPr>
+        <w:ind w:left="2160" w:hanging="360"/>
+      </w:pPr>
+    </w:lvl>
+    <w:lvl w:ilvl="3" w:tplc="21A61DAA">
+      <w:start w:val="1"/>
+      <w:numFmt w:val="decimal"/>
+      <w:lvlText w:val="%4."/>
+      <w:lvlJc w:val="left"/>
+      <w:pPr>
+        <w:ind w:left="2880" w:hanging="360"/>
+      </w:pPr>
+    </w:lvl>
+    <w:lvl w:ilvl="4" w:tplc="6F06DBA2">
+      <w:start w:val="1"/>
+      <w:numFmt w:val="lowerLetter"/>
+      <w:lvlText w:val="%5."/>
+      <w:lvlJc w:val="left"/>
+      <w:pPr>
+        <w:ind w:left="3600" w:hanging="360"/>
+      </w:pPr>
+    </w:lvl>
+    <w:lvl w:ilvl="5" w:tplc="90464174">
+      <w:start w:val="1"/>
+      <w:numFmt w:val="lowerRoman"/>
+      <w:lvlText w:val="%6."/>
+      <w:lvlJc w:val="left"/>
+      <w:pPr>
+        <w:ind w:left="4320" w:hanging="360"/>
+      </w:pPr>
+    </w:lvl>
+    <w:lvl w:ilvl="6" w:tplc="6816821C">
+      <w:start w:val="1"/>
+      <w:numFmt w:val="decimal"/>
+      <w:lvlText w:val="%7."/>
+      <w:lvlJc w:val="left"/>
+      <w:pPr>
+        <w:ind w:left="5040" w:hanging="360"/>
+      </w:pPr>
+    </w:lvl>
+    <w:lvl w:ilvl="7" w:tplc="D7FC75EE">
+      <w:start w:val="1"/>
+      <w:numFmt w:val="lowerLetter"/>
+      <w:lvlText w:val="%8."/>
+      <w:lvlJc w:val="left"/>
+      <w:pPr>
+        <w:ind w:left="5760" w:hanging="360"/>
+      </w:pPr>
+    </w:lvl>
+    <w:lvl w:ilvl="8" w:tplc="B4887A50">
+      <w:start w:val="1"/>
+      <w:numFmt w:val="lowerRoman"/>
+      <w:lvlText w:val="%9."/>
+      <w:lvlJc w:val="left"/>
+      <w:pPr>
+        <w:ind w:left="6480" w:hanging="360"/>
+      </w:pPr>
+    </w:lvl>
+  </w:abstractNum>
+  <w:abstractNum w:abstractNumId="11" w15:restartNumberingAfterBreak="0">
+    <w:nsid w:val="5C817C33"/>
+    <w:multiLevelType w:val="multilevel"/>
+    <w:tmpl w:val="14E8692A"/>
     <w:lvl w:ilvl="0">
       <w:start w:val="1"/>
       <w:numFmt w:val="bullet"/>
@@ -2591,6 +6464,15 @@
   </w:num>
   <w:num w:numId="10" w16cid:durableId="1592355624">
     <w:abstractNumId w:val="9"/>
+  </w:num>
+  <w:num w:numId="11" w16cid:durableId="71856217">
+    <w:abstractNumId w:val="11"/>
+  </w:num>
+  <w:num w:numId="12" w16cid:durableId="1268855055">
+    <w:abstractNumId w:val="10"/>
+    <w:lvlOverride w:ilvl="0">
+      <w:startOverride w:val="1"/>
+    </w:lvlOverride>
   </w:num>
 </w:numbering>
 </file>
@@ -2767,7 +6649,7 @@
     <w:lsdException w:name="Table Web 2" w:semiHidden="1" w:unhideWhenUsed="1"/>
     <w:lsdException w:name="Table Web 3" w:semiHidden="1" w:unhideWhenUsed="1"/>
     <w:lsdException w:name="Balloon Text" w:semiHidden="1" w:unhideWhenUsed="1"/>
-    <w:lsdException w:name="Table Grid" w:uiPriority="59"/>
+    <w:lsdException w:name="Table Grid" w:uiPriority="0"/>
     <w:lsdException w:name="Table Theme" w:semiHidden="1" w:unhideWhenUsed="1"/>
     <w:lsdException w:name="Placeholder Text" w:semiHidden="1"/>
     <w:lsdException w:name="No Spacing" w:uiPriority="1" w:qFormat="1"/>
@@ -2792,7 +6674,7 @@
     <w:lsdException w:name="Medium Shading 2 Accent 1" w:uiPriority="64"/>
     <w:lsdException w:name="Medium List 1 Accent 1" w:uiPriority="65"/>
     <w:lsdException w:name="Revision" w:semiHidden="1"/>
-    <w:lsdException w:name="List Paragraph" w:uiPriority="34" w:qFormat="1"/>
+    <w:lsdException w:name="List Paragraph" w:uiPriority="0" w:qFormat="1"/>
     <w:lsdException w:name="Quote" w:uiPriority="29" w:qFormat="1"/>
     <w:lsdException w:name="Intense Quote" w:uiPriority="30" w:qFormat="1"/>
     <w:lsdException w:name="Medium List 2 Accent 1" w:uiPriority="66"/>
@@ -2984,7 +6866,7 @@
   <w:style w:type="paragraph" w:default="1" w:styleId="Normal">
     <w:name w:val="Normal"/>
     <w:qFormat/>
-    <w:rsid w:val="00FC693F"/>
+    <w:rsid w:val="006175CA"/>
     <w:rPr>
       <w:rFonts w:ascii="Arial" w:hAnsi="Arial"/>
     </w:rPr>
@@ -3401,7 +7283,6 @@
   <w:style w:type="paragraph" w:styleId="ListParagraph">
     <w:name w:val="List Paragraph"/>
     <w:basedOn w:val="Normal"/>
-    <w:uiPriority w:val="34"/>
     <w:qFormat/>
     <w:rsid w:val="00FC693F"/>
     <w:pPr>
@@ -3926,7 +7807,6 @@
   <w:style w:type="table" w:styleId="TableGrid">
     <w:name w:val="Table Grid"/>
     <w:basedOn w:val="TableNormal"/>
-    <w:uiPriority w:val="59"/>
     <w:rsid w:val="00FC693F"/>
     <w:pPr>
       <w:spacing w:after="0" w:line="240" w:lineRule="auto"/>
@@ -13976,6 +17856,46 @@
         <w:shd w:val="clear" w:color="auto" w:fill="FBCAA2" w:themeFill="accent6" w:themeFillTint="7F"/>
       </w:tcPr>
     </w:tblStylePr>
+  </w:style>
+  <w:style w:type="paragraph" w:styleId="NormalWeb">
+    <w:name w:val="Normal (Web)"/>
+    <w:basedOn w:val="Normal"/>
+    <w:uiPriority w:val="99"/>
+    <w:semiHidden/>
+    <w:unhideWhenUsed/>
+    <w:rsid w:val="002869B4"/>
+    <w:rPr>
+      <w:rFonts w:ascii="Times New Roman" w:hAnsi="Times New Roman" w:cs="Times New Roman"/>
+      <w:sz w:val="24"/>
+      <w:szCs w:val="24"/>
+    </w:rPr>
+  </w:style>
+  <w:style w:type="paragraph" w:customStyle="1" w:styleId="Code">
+    <w:name w:val="Code"/>
+    <w:basedOn w:val="Normal"/>
+    <w:link w:val="CodeChar"/>
+    <w:rsid w:val="009934DE"/>
+    <w:pPr>
+      <w:shd w:val="clear" w:color="auto" w:fill="F5F5F5"/>
+      <w:spacing w:after="0" w:line="240" w:lineRule="auto"/>
+      <w:contextualSpacing/>
+    </w:pPr>
+    <w:rPr>
+      <w:rFonts w:ascii="Consolas" w:eastAsia="Consolas" w:hAnsi="Consolas" w:cs="Consolas"/>
+      <w:sz w:val="20"/>
+      <w:lang w:bidi="he-IL"/>
+    </w:rPr>
+  </w:style>
+  <w:style w:type="character" w:customStyle="1" w:styleId="CodeChar">
+    <w:name w:val="Code Char"/>
+    <w:link w:val="Code"/>
+    <w:rsid w:val="009934DE"/>
+    <w:rPr>
+      <w:rFonts w:ascii="Consolas" w:eastAsia="Consolas" w:hAnsi="Consolas" w:cs="Consolas"/>
+      <w:sz w:val="20"/>
+      <w:shd w:val="clear" w:color="auto" w:fill="F5F5F5"/>
+      <w:lang w:bidi="he-IL"/>
+    </w:rPr>
   </w:style>
 </w:styles>
 </file>

--- a/documentation/PROGRAMMER_DOCUMENTATION.docx
+++ b/documentation/PROGRAMMER_DOCUMENTATION.docx
@@ -2807,18 +2807,36 @@
       </w:r>
     </w:p>
     <w:p>
-      <w:r>
-        <w:rPr>
-          <w:rFonts w:ascii="Courier New" w:hAnsi="Courier New"/>
-          <w:sz w:val="19"/>
-        </w:rPr>
-        <w:t>[להוסיף קישור]</w:t>
+      <w:pPr>
+        <w:rPr>
+          <w:lang w:bidi="he-IL"/>
+        </w:rPr>
+      </w:pPr>
+      <w:hyperlink r:id="rId6" w:history="1">
+        <w:r>
+          <w:rPr>
+            <w:rStyle w:val="Hyperlink"/>
+            <w:lang w:bidi="he-IL"/>
+          </w:rPr>
+          <w:t>https://www.kaggle.com/code/alonlev001/main-for-machine-learning</w:t>
+        </w:r>
+      </w:hyperlink>
+      <w:r>
+        <w:rPr>
+          <w:lang w:bidi="he-IL"/>
+        </w:rPr>
+        <w:br/>
       </w:r>
     </w:p>
     <w:p>
       <w:pPr>
         <w:pStyle w:val="Heading2"/>
         <w:bidi/>
+        <w:rPr>
+          <w:rFonts w:hint="cs"/>
+          <w:rtl/>
+          <w:lang w:bidi="he-IL"/>
+        </w:rPr>
       </w:pPr>
       <w:r>
         <w:rPr>
@@ -3001,13 +3019,19 @@
       </w:r>
     </w:p>
     <w:p>
-      <w:r>
-        <w:rPr>
-          <w:rFonts w:ascii="Courier New" w:hAnsi="Courier New"/>
-          <w:sz w:val="19"/>
-        </w:rPr>
-        <w:t>[להוסיף קישור]</w:t>
-      </w:r>
+      <w:pPr>
+        <w:rPr>
+          <w:lang w:bidi="he-IL"/>
+        </w:rPr>
+      </w:pPr>
+      <w:hyperlink r:id="rId7" w:history="1">
+        <w:r>
+          <w:rPr>
+            <w:rStyle w:val="Hyperlink"/>
+          </w:rPr>
+          <w:t>https://www.kaggle.com/code/alonlev001/ai-accent-classifier-cnn</w:t>
+        </w:r>
+      </w:hyperlink>
     </w:p>
     <w:p>
       <w:pPr>
@@ -3147,13 +3171,16 @@
           <w:lang w:bidi="he-IL"/>
         </w:rPr>
       </w:pPr>
-      <w:r>
-        <w:rPr>
-          <w:rFonts w:ascii="Courier New" w:hAnsi="Courier New"/>
-          <w:sz w:val="19"/>
-        </w:rPr>
-        <w:t>[להוסיף קישור]</w:t>
-      </w:r>
+      <w:hyperlink r:id="rId8" w:history="1">
+        <w:r>
+          <w:rPr>
+            <w:rStyle w:val="Hyperlink"/>
+            <w:rFonts w:asciiTheme="minorBidi" w:hAnsiTheme="minorBidi"/>
+            <w:lang w:bidi="he-IL"/>
+          </w:rPr>
+          <w:t>https://www.kaggle.com/code/alonlev001/ai-accent-classifier-multimodal-cnn</w:t>
+        </w:r>
+      </w:hyperlink>
     </w:p>
     <w:p>
       <w:pPr>
@@ -5847,7 +5874,7 @@
                     <pic:cNvPicPr/>
                   </pic:nvPicPr>
                   <pic:blipFill>
-                    <a:blip r:embed="rId6"/>
+                    <a:blip r:embed="rId9"/>
                     <a:stretch>
                       <a:fillRect/>
                     </a:stretch>
@@ -17897,6 +17924,29 @@
       <w:lang w:bidi="he-IL"/>
     </w:rPr>
   </w:style>
+  <w:style w:type="character" w:styleId="Hyperlink">
+    <w:name w:val="Hyperlink"/>
+    <w:basedOn w:val="DefaultParagraphFont"/>
+    <w:uiPriority w:val="99"/>
+    <w:unhideWhenUsed/>
+    <w:rsid w:val="00427BAF"/>
+    <w:rPr>
+      <w:color w:val="0000FF" w:themeColor="hyperlink"/>
+      <w:u w:val="single"/>
+    </w:rPr>
+  </w:style>
+  <w:style w:type="character" w:styleId="UnresolvedMention">
+    <w:name w:val="Unresolved Mention"/>
+    <w:basedOn w:val="DefaultParagraphFont"/>
+    <w:uiPriority w:val="99"/>
+    <w:semiHidden/>
+    <w:unhideWhenUsed/>
+    <w:rsid w:val="00427BAF"/>
+    <w:rPr>
+      <w:color w:val="605E5C"/>
+      <w:shd w:val="clear" w:color="auto" w:fill="E1DFDD"/>
+    </w:rPr>
+  </w:style>
 </w:styles>
 </file>
 

--- a/documentation/PROGRAMMER_DOCUMENTATION.docx
+++ b/documentation/PROGRAMMER_DOCUMENTATION.docx
@@ -1459,7 +1459,6 @@
       <w:pPr>
         <w:bidi/>
         <w:rPr>
-          <w:rFonts w:hint="cs"/>
           <w:rtl/>
           <w:lang w:bidi="he-IL"/>
         </w:rPr>
@@ -1738,7 +1737,6 @@
       <w:pPr>
         <w:bidi/>
         <w:rPr>
-          <w:rtl/>
           <w:lang w:bidi="he-IL"/>
         </w:rPr>
       </w:pPr>
@@ -1751,12 +1749,35 @@
     </w:p>
     <w:p>
       <w:pPr>
+        <w:pStyle w:val="Heading2"/>
         <w:bidi/>
         <w:rPr>
-          <w:rtl/>
-          <w:lang w:bidi="he-IL"/>
-        </w:rPr>
-      </w:pPr>
+          <w:lang w:bidi="he-IL"/>
+        </w:rPr>
+      </w:pPr>
+      <w:r>
+        <w:rPr>
+          <w:rFonts w:ascii="Arial" w:hAnsi="Arial" w:hint="cs"/>
+          <w:rtl/>
+          <w:lang w:bidi="he-IL"/>
+        </w:rPr>
+        <w:t>6</w:t>
+      </w:r>
+      <w:r>
+        <w:rPr>
+          <w:rFonts w:ascii="Arial" w:hAnsi="Arial"/>
+          <w:rtl/>
+        </w:rPr>
+        <w:t xml:space="preserve">. יצירת קובצי </w:t>
+      </w:r>
+      <w:r>
+        <w:rPr>
+          <w:rFonts w:ascii="Arial" w:hAnsi="Arial" w:hint="cs"/>
+          <w:rtl/>
+          <w:lang w:bidi="he-IL"/>
+        </w:rPr>
+        <w:t>הספקטוגרמה</w:t>
+      </w:r>
     </w:p>
     <w:p>
       <w:pPr>
@@ -1766,6 +1787,142 @@
           <w:lang w:bidi="he-IL"/>
         </w:rPr>
       </w:pPr>
+      <w:r>
+        <w:rPr>
+          <w:rtl/>
+        </w:rPr>
+        <w:t>py</w:t>
+      </w:r>
+      <w:r>
+        <w:t>create_spectogram.</w:t>
+      </w:r>
+      <w:r>
+        <w:rPr>
+          <w:rtl/>
+        </w:rPr>
+        <w:t xml:space="preserve"> יוצר את קובצי </w:t>
+      </w:r>
+      <w:r>
+        <w:rPr>
+          <w:rFonts w:hint="cs"/>
+          <w:rtl/>
+          <w:lang w:bidi="he-IL"/>
+        </w:rPr>
+        <w:t>תיקיות הספקטוגרמה</w:t>
+      </w:r>
+      <w:r>
+        <w:rPr>
+          <w:rtl/>
+        </w:rPr>
+        <w:t>.</w:t>
+      </w:r>
+      <w:r>
+        <w:rPr>
+          <w:rFonts w:hint="cs"/>
+          <w:rtl/>
+          <w:lang w:bidi="he-IL"/>
+        </w:rPr>
+        <w:t xml:space="preserve"> </w:t>
+      </w:r>
+      <w:r>
+        <w:rPr>
+          <w:rtl/>
+          <w:lang w:bidi="he-IL"/>
+        </w:rPr>
+        <w:t xml:space="preserve">הקובץ </w:t>
+      </w:r>
+      <w:r>
+        <w:rPr>
+          <w:rFonts w:hint="cs"/>
+          <w:rtl/>
+          <w:lang w:bidi="he-IL"/>
+        </w:rPr>
+        <w:t>בונה לכל מאגר (</w:t>
+      </w:r>
+      <w:r>
+        <w:rPr>
+          <w:rtl/>
+          <w:lang w:bidi="he-IL"/>
+        </w:rPr>
+        <w:t xml:space="preserve">שנבחר באמצעות </w:t>
+      </w:r>
+      <w:r>
+        <w:rPr>
+          <w:lang w:bidi="he-IL"/>
+        </w:rPr>
+        <w:t>RUN_MODE</w:t>
+      </w:r>
+      <w:r>
+        <w:rPr>
+          <w:rFonts w:hint="cs"/>
+          <w:rtl/>
+          <w:lang w:bidi="he-IL"/>
+        </w:rPr>
+        <w:t>) את הספקטוגרמות של קבצי האודיו שנבחרו במטא-דאטה שלו .</w:t>
+      </w:r>
+      <w:r>
+        <w:rPr>
+          <w:rFonts w:hint="cs"/>
+          <w:rtl/>
+          <w:lang w:bidi="he-IL"/>
+        </w:rPr>
+        <w:t xml:space="preserve"> </w:t>
+      </w:r>
+      <w:r>
+        <w:rPr>
+          <w:rFonts w:hint="cs"/>
+          <w:rtl/>
+          <w:lang w:bidi="he-IL"/>
+        </w:rPr>
+        <w:t>אופן</w:t>
+      </w:r>
+      <w:r>
+        <w:rPr>
+          <w:rtl/>
+          <w:lang w:bidi="he-IL"/>
+        </w:rPr>
+        <w:t xml:space="preserve"> יצירת הספקטרוגרמות </w:t>
+      </w:r>
+      <w:r>
+        <w:rPr>
+          <w:rFonts w:hint="cs"/>
+          <w:rtl/>
+          <w:lang w:bidi="he-IL"/>
+        </w:rPr>
+        <w:t xml:space="preserve">בקוד מפורט בסעיף מבני </w:t>
+      </w:r>
+      <w:r>
+        <w:rPr>
+          <w:rFonts w:hint="cs"/>
+          <w:rtl/>
+          <w:lang w:bidi="he-IL"/>
+        </w:rPr>
+        <w:t>ה</w:t>
+      </w:r>
+      <w:r>
+        <w:rPr>
+          <w:rFonts w:hint="cs"/>
+          <w:rtl/>
+          <w:lang w:bidi="he-IL"/>
+        </w:rPr>
+        <w:t>נתונים</w:t>
+      </w:r>
+      <w:r>
+        <w:rPr>
+          <w:rFonts w:hint="cs"/>
+          <w:rtl/>
+          <w:lang w:bidi="he-IL"/>
+        </w:rPr>
+        <w:t xml:space="preserve"> בפרויקט</w:t>
+      </w:r>
+      <w:r>
+        <w:rPr>
+          <w:rFonts w:hint="cs"/>
+          <w:rtl/>
+          <w:lang w:bidi="he-IL"/>
+        </w:rPr>
+        <w:t>.</w:t>
+      </w:r>
     </w:p>
     <w:p>
       <w:pPr>
@@ -1775,15 +1932,66 @@
           <w:lang w:bidi="he-IL"/>
         </w:rPr>
       </w:pPr>
-    </w:p>
-    <w:p>
-      <w:pPr>
-        <w:bidi/>
-        <w:rPr>
-          <w:rtl/>
-          <w:lang w:bidi="he-IL"/>
-        </w:rPr>
-      </w:pPr>
+      <w:r>
+        <w:rPr>
+          <w:rFonts w:hint="cs"/>
+          <w:rtl/>
+          <w:lang w:bidi="he-IL"/>
+        </w:rPr>
+        <w:t>בסיום התהליך</w:t>
+      </w:r>
+      <w:r>
+        <w:rPr>
+          <w:rFonts w:hint="cs"/>
+          <w:rtl/>
+          <w:lang w:bidi="he-IL"/>
+        </w:rPr>
+        <w:t xml:space="preserve"> </w:t>
+      </w:r>
+      <w:r>
+        <w:rPr>
+          <w:rFonts w:hint="cs"/>
+          <w:rtl/>
+          <w:lang w:bidi="he-IL"/>
+        </w:rPr>
+        <w:t>נוצרת</w:t>
+      </w:r>
+      <w:r>
+        <w:rPr>
+          <w:rtl/>
+        </w:rPr>
+        <w:t xml:space="preserve"> </w:t>
+      </w:r>
+      <w:r>
+        <w:rPr>
+          <w:rFonts w:hint="cs"/>
+          <w:rtl/>
+          <w:lang w:bidi="he-IL"/>
+        </w:rPr>
+        <w:t xml:space="preserve">תיקיות ספקטוגרמה בשם </w:t>
+      </w:r>
+      <w:r>
+        <w:rPr>
+          <w:rFonts w:ascii="Courier New" w:hAnsi="Courier New"/>
+          <w:sz w:val="19"/>
+        </w:rPr>
+        <w:t>spectograms_logmel_&lt;mode&gt;/</w:t>
+      </w:r>
+      <w:r>
+        <w:rPr>
+          <w:rFonts w:hint="cs"/>
+          <w:rtl/>
+          <w:lang w:bidi="he-IL"/>
+        </w:rPr>
+        <w:t xml:space="preserve"> בהתאם למאגר בו בחרנו.</w:t>
+      </w:r>
+      <w:r>
+        <w:rPr>
+          <w:rtl/>
+          <w:lang w:bidi="he-IL"/>
+        </w:rPr>
+        <w:br/>
+      </w:r>
     </w:p>
     <w:p>
       <w:pPr>
@@ -2738,7 +2946,21 @@
         <w:rPr>
           <w:rtl/>
         </w:rPr>
-        <w:t>לאחר מכן מתבצע preprocessing של הטבלה: הסרת עמודות שאינן פיצ'רים, טיפול בערכים חסרים ונרמול.</w:t>
+        <w:t>לאחר מכן מתבצע preprocessing של הטבלה: הסרת עמודות שאינן פיצ'רים, טיפול בערכים חסרים ונרמול</w:t>
+      </w:r>
+      <w:r>
+        <w:rPr>
+          <w:rFonts w:hint="cs"/>
+          <w:rtl/>
+          <w:lang w:bidi="he-IL"/>
+        </w:rPr>
+        <w:t xml:space="preserve"> פיצ'רים</w:t>
+      </w:r>
+      <w:r>
+        <w:rPr>
+          <w:rtl/>
+        </w:rPr>
+        <w:t>.</w:t>
       </w:r>
     </w:p>
     <w:p>
@@ -2833,7 +3055,6 @@
         <w:pStyle w:val="Heading2"/>
         <w:bidi/>
         <w:rPr>
-          <w:rFonts w:hint="cs"/>
           <w:rtl/>
           <w:lang w:bidi="he-IL"/>
         </w:rPr>
@@ -3241,7 +3462,6 @@
         <w:bidi/>
         <w:ind w:left="360"/>
         <w:rPr>
-          <w:rFonts w:hint="cs"/>
           <w:lang w:bidi="he-IL"/>
         </w:rPr>
       </w:pPr>
@@ -3783,13 +4003,14 @@
           <w:lang w:bidi="he-IL"/>
         </w:rPr>
       </w:pPr>
-      <w:r>
-        <w:rPr>
-          <w:rFonts w:ascii="Courier New" w:hAnsi="Courier New"/>
-          <w:sz w:val="19"/>
-        </w:rPr>
-        <w:t>[להוסיף קישור]</w:t>
-      </w:r>
+      <w:hyperlink r:id="rId9" w:history="1">
+        <w:r>
+          <w:rPr>
+            <w:rStyle w:val="Hyperlink"/>
+          </w:rPr>
+          <w:t>https://www.kaggle.com/code/alonlev001/archive-cnn</w:t>
+        </w:r>
+      </w:hyperlink>
     </w:p>
     <w:p>
       <w:pPr>
@@ -4523,7 +4744,6 @@
             <w:pPr>
               <w:bidi/>
               <w:rPr>
-                <w:rFonts w:hint="cs"/>
                 <w:lang w:bidi="he-IL"/>
               </w:rPr>
             </w:pPr>
@@ -4574,7 +4794,6 @@
       <w:pPr>
         <w:bidi/>
         <w:rPr>
-          <w:rFonts w:hint="cs"/>
           <w:lang w:bidi="he-IL"/>
         </w:rPr>
       </w:pPr>
@@ -4833,6 +5052,8 @@
       <w:pPr>
         <w:bidi/>
         <w:rPr>
+          <w:rFonts w:hint="cs"/>
+          <w:rtl/>
           <w:lang w:bidi="he-IL"/>
         </w:rPr>
       </w:pPr>
@@ -5212,80 +5433,111 @@
     </w:p>
     <w:p>
       <w:pPr>
-        <w:bidi/>
-        <w:rPr>
-          <w:rtl/>
-          <w:lang w:bidi="he-IL"/>
-        </w:rPr>
-      </w:pPr>
+        <w:pStyle w:val="Heading2"/>
+        <w:jc w:val="right"/>
+      </w:pPr>
+      <w:r>
+        <w:rPr>
+          <w:rFonts w:hint="cs"/>
+          <w:rtl/>
+          <w:lang w:bidi="he-IL"/>
+        </w:rPr>
+        <w:t>4</w:t>
+      </w:r>
+      <w:r>
+        <w:rPr>
+          <w:rtl/>
+        </w:rPr>
+        <w:t xml:space="preserve">. </w:t>
+      </w:r>
+      <w:r>
+        <w:rPr>
+          <w:rtl/>
+        </w:rPr>
+        <w:t xml:space="preserve">וקטור פונטי </w:t>
+      </w:r>
     </w:p>
     <w:p>
       <w:pPr>
-        <w:pStyle w:val="Heading2"/>
-        <w:jc w:val="right"/>
-      </w:pPr>
+        <w:bidi/>
+        <w:rPr>
+          <w:rtl/>
+          <w:lang w:bidi="he-IL"/>
+        </w:rPr>
+      </w:pPr>
+      <w:r>
+        <w:rPr>
+          <w:rtl/>
+          <w:lang w:bidi="he-IL"/>
+        </w:rPr>
+        <w:t>וקטור של 5 מספרים המייצגים את שכיחות צלילי ה</w:t>
+      </w:r>
+      <w:r>
+        <w:rPr>
+          <w:lang w:bidi="he-IL"/>
+        </w:rPr>
+        <w:t xml:space="preserve">-IPA </w:t>
+      </w:r>
+      <w:r>
+        <w:rPr>
+          <w:rtl/>
+          <w:lang w:bidi="he-IL"/>
+        </w:rPr>
+        <w:t>בדיבור (כגון עיצורים קוליים, פיצוציים, תנועות ארוכות וכו'). ברשת ה</w:t>
+      </w:r>
+      <w:r>
+        <w:rPr>
+          <w:lang w:bidi="he-IL"/>
+        </w:rPr>
+        <w:t xml:space="preserve">-CNN </w:t>
+      </w:r>
+      <w:r>
+        <w:rPr>
+          <w:rtl/>
+          <w:lang w:bidi="he-IL"/>
+        </w:rPr>
+        <w:t xml:space="preserve">המולטי-מודאלית, הווקטור מוזרק במקביל לספקטרוגרמה, </w:t>
+      </w:r>
       <w:r>
         <w:rPr>
           <w:rFonts w:hint="cs"/>
           <w:rtl/>
           <w:lang w:bidi="he-IL"/>
         </w:rPr>
-        <w:t>4</w:t>
-      </w:r>
-      <w:r>
-        <w:rPr>
-          <w:rtl/>
-        </w:rPr>
-        <w:t xml:space="preserve">. </w:t>
-      </w:r>
-      <w:r>
-        <w:rPr>
-          <w:rtl/>
-        </w:rPr>
-        <w:t xml:space="preserve">וקטור פונטי </w:t>
-      </w:r>
-    </w:p>
-    <w:p>
-      <w:pPr>
-        <w:bidi/>
+        <w:t>משולב</w:t>
+      </w:r>
+      <w:r>
+        <w:rPr>
+          <w:rtl/>
+          <w:lang w:bidi="he-IL"/>
+        </w:rPr>
+        <w:t xml:space="preserve"> עם הייצוג האקוסטי של הרשת דרך מנגנון</w:t>
+      </w:r>
+      <w:r>
         <w:rPr>
           <w:rFonts w:hint="cs"/>
           <w:rtl/>
           <w:lang w:bidi="he-IL"/>
         </w:rPr>
-      </w:pPr>
-      <w:r>
-        <w:rPr>
-          <w:rtl/>
-          <w:lang w:bidi="he-IL"/>
-        </w:rPr>
-        <w:t>וקטור של 5 מספרים המייצגים את שכיחות צלילי ה</w:t>
-      </w:r>
-      <w:r>
-        <w:rPr>
-          <w:lang w:bidi="he-IL"/>
-        </w:rPr>
-        <w:t xml:space="preserve">-IPA </w:t>
-      </w:r>
-      <w:r>
-        <w:rPr>
-          <w:rtl/>
-          <w:lang w:bidi="he-IL"/>
-        </w:rPr>
-        <w:t>בדיבור (כגון עיצורים קוליים, פיצוציים, תנועות ארוכות וכו'). ברשת ה</w:t>
-      </w:r>
-      <w:r>
-        <w:rPr>
-          <w:lang w:bidi="he-IL"/>
-        </w:rPr>
-        <w:t xml:space="preserve">-CNN </w:t>
-      </w:r>
-      <w:r>
-        <w:rPr>
-          <w:rtl/>
-          <w:lang w:bidi="he-IL"/>
-        </w:rPr>
-        <w:t xml:space="preserve">המולטי-מודאלית, הווקטור מוזרק במקביל לספקטרוגרמה, </w:t>
+        <w:t xml:space="preserve"> </w:t>
+      </w:r>
+      <w:r>
+        <w:rPr>
+          <w:lang w:bidi="he-IL"/>
+        </w:rPr>
+        <w:t>Gated Residual Fusio</w:t>
+      </w:r>
+      <w:r>
+        <w:rPr>
+          <w:lang w:bidi="he-IL"/>
+        </w:rPr>
+        <w:t>n</w:t>
+      </w:r>
+      <w:r>
+        <w:rPr>
+          <w:lang w:bidi="he-IL"/>
+        </w:rPr>
+        <w:t xml:space="preserve"> </w:t>
       </w:r>
       <w:r>
         <w:rPr>
@@ -5293,14 +5545,26 @@
           <w:rtl/>
           <w:lang w:bidi="he-IL"/>
         </w:rPr>
-        <w:t>משולב</w:t>
-      </w:r>
-      <w:r>
-        <w:rPr>
-          <w:rtl/>
-          <w:lang w:bidi="he-IL"/>
-        </w:rPr>
-        <w:t xml:space="preserve"> עם הייצוג האקוסטי של הרשת דרך מנגנון</w:t>
+        <w:t xml:space="preserve"> </w:t>
+      </w:r>
+      <w:r>
+        <w:rPr>
+          <w:rtl/>
+          <w:lang w:bidi="he-IL"/>
+        </w:rPr>
+        <w:t>המבוסס על פונקציית האקטיבציה</w:t>
+      </w:r>
+      <w:r>
+        <w:rPr>
+          <w:lang w:bidi="he-IL"/>
+        </w:rPr>
+        <w:t xml:space="preserve"> Sigmoid</w:t>
+      </w:r>
+      <w:r>
+        <w:rPr>
+          <w:lang w:bidi="he-IL"/>
+        </w:rPr>
+        <w:t xml:space="preserve"> </w:t>
       </w:r>
       <w:r>
         <w:rPr>
@@ -5308,25 +5572,42 @@
           <w:rtl/>
           <w:lang w:bidi="he-IL"/>
         </w:rPr>
+        <w:t>.</w:t>
+      </w:r>
+      <w:r>
+        <w:rPr>
+          <w:rtl/>
+          <w:lang w:bidi="he-IL"/>
+        </w:rPr>
+        <w:br/>
+      </w:r>
+      <w:r>
+        <w:rPr>
+          <w:rtl/>
+          <w:lang w:bidi="he-IL"/>
+        </w:rPr>
+        <w:t>במודל ה־</w:t>
+      </w:r>
+      <w:r>
+        <w:rPr>
+          <w:lang w:bidi="he-IL"/>
+        </w:rPr>
+        <w:t xml:space="preserve">CNN </w:t>
+      </w:r>
+      <w:r>
+        <w:rPr>
+          <w:rFonts w:hint="cs"/>
+          <w:rtl/>
+          <w:lang w:bidi="he-IL"/>
+        </w:rPr>
         <w:t xml:space="preserve"> </w:t>
       </w:r>
       <w:r>
         <w:rPr>
-          <w:lang w:bidi="he-IL"/>
-        </w:rPr>
-        <w:t>Gated Residual Fusio</w:t>
-      </w:r>
-      <w:r>
-        <w:rPr>
-          <w:lang w:bidi="he-IL"/>
-        </w:rPr>
-        <w:t>n</w:t>
-      </w:r>
-      <w:r>
-        <w:rPr>
-          <w:lang w:bidi="he-IL"/>
-        </w:rPr>
-        <w:t xml:space="preserve"> </w:t>
+          <w:rtl/>
+          <w:lang w:bidi="he-IL"/>
+        </w:rPr>
+        <w:t xml:space="preserve">הדו־ענפי, הווקטור הפונטי משולב עם המידע מהספקטרוגרמה. </w:t>
       </w:r>
       <w:r>
         <w:rPr>
@@ -5334,26 +5615,14 @@
           <w:rtl/>
           <w:lang w:bidi="he-IL"/>
         </w:rPr>
-        <w:t xml:space="preserve"> </w:t>
-      </w:r>
-      <w:r>
-        <w:rPr>
-          <w:rtl/>
-          <w:lang w:bidi="he-IL"/>
-        </w:rPr>
-        <w:t>המבוסס על פונקציית האקטיבציה</w:t>
-      </w:r>
-      <w:r>
-        <w:rPr>
-          <w:lang w:bidi="he-IL"/>
-        </w:rPr>
-        <w:t xml:space="preserve"> Sigmoid</w:t>
-      </w:r>
-      <w:r>
-        <w:rPr>
-          <w:lang w:bidi="he-IL"/>
-        </w:rPr>
-        <w:t xml:space="preserve"> </w:t>
+        <w:t>בשל מגבלות חישוב,</w:t>
+      </w:r>
+      <w:r>
+        <w:rPr>
+          <w:rtl/>
+          <w:lang w:bidi="he-IL"/>
+        </w:rPr>
+        <w:t xml:space="preserve"> הווקטור אינו שומר את סדר הפונמות </w:t>
       </w:r>
       <w:r>
         <w:rPr>
@@ -5361,26 +5630,74 @@
           <w:rtl/>
           <w:lang w:bidi="he-IL"/>
         </w:rPr>
+        <w:t>לפ</w:t>
+      </w:r>
+      <w:r>
+        <w:rPr>
+          <w:rFonts w:hint="cs"/>
+          <w:rtl/>
+          <w:lang w:bidi="he-IL"/>
+        </w:rPr>
+        <w:t>י</w:t>
+      </w:r>
+      <w:r>
+        <w:rPr>
+          <w:rtl/>
+          <w:lang w:bidi="he-IL"/>
+        </w:rPr>
+        <w:t xml:space="preserve"> מיקומן בזמן, ולכן אינו מאפשר התאמה ישירה בינן לבין אזורי הספקטרוגרמה. </w:t>
+      </w:r>
+      <w:r>
+        <w:rPr>
+          <w:rFonts w:hint="cs"/>
+          <w:rtl/>
+          <w:lang w:bidi="he-IL"/>
+        </w:rPr>
+        <w:t xml:space="preserve">עם זאת </w:t>
+      </w:r>
+      <w:r>
+        <w:rPr>
+          <w:rtl/>
+          <w:lang w:bidi="he-IL"/>
+        </w:rPr>
+        <w:t xml:space="preserve">מאחר שמדובר בקטעי דיבור קצרים של עד ארבע שניות, הוא עשוי </w:t>
+      </w:r>
+      <w:r>
+        <w:rPr>
+          <w:rFonts w:hint="cs"/>
+          <w:rtl/>
+          <w:lang w:bidi="he-IL"/>
+        </w:rPr>
+        <w:t>לתרום מידע</w:t>
+      </w:r>
+      <w:r>
+        <w:rPr>
+          <w:rtl/>
+          <w:lang w:bidi="he-IL"/>
+        </w:rPr>
+        <w:t xml:space="preserve"> פונטי שימושי</w:t>
+      </w:r>
+      <w:r>
+        <w:rPr>
+          <w:rFonts w:hint="cs"/>
+          <w:rtl/>
+          <w:lang w:bidi="he-IL"/>
+        </w:rPr>
+        <w:t xml:space="preserve"> בתהליך הסיווג</w:t>
+      </w:r>
+      <w:r>
+        <w:rPr>
+          <w:rtl/>
+          <w:lang w:bidi="he-IL"/>
+        </w:rPr>
+        <w:t>, ללא צורך בהתאמה מדויקת של כל פונמה</w:t>
+      </w:r>
+      <w:r>
+        <w:rPr>
+          <w:lang w:bidi="he-IL"/>
+        </w:rPr>
         <w:t>.</w:t>
       </w:r>
-    </w:p>
-    <w:p>
-      <w:pPr>
-        <w:bidi/>
-        <w:rPr>
-          <w:lang w:bidi="he-IL"/>
-        </w:rPr>
-      </w:pPr>
-    </w:p>
-    <w:p>
-      <w:pPr>
-        <w:bidi/>
-        <w:rPr>
-          <w:rFonts w:hint="cs"/>
-          <w:rtl/>
-          <w:lang w:bidi="he-IL"/>
-        </w:rPr>
-      </w:pPr>
     </w:p>
     <w:p>
       <w:pPr>
@@ -5401,6 +5718,7 @@
           <w:szCs w:val="32"/>
           <w:rtl/>
         </w:rPr>
+        <w:lastRenderedPageBreak/>
         <w:t>קלט ופלט</w:t>
       </w:r>
       <w:r>
@@ -5635,15 +5953,7 @@
           <w:rtl/>
           <w:lang w:bidi="he-IL"/>
         </w:rPr>
-        <w:t xml:space="preserve">אודיו </w:t>
-      </w:r>
-      <w:r>
-        <w:rPr>
-          <w:rFonts w:hint="cs"/>
-          <w:rtl/>
-          <w:lang w:bidi="he-IL"/>
-        </w:rPr>
-        <w:t>ב</w:t>
+        <w:t>אודיו ב</w:t>
       </w:r>
       <w:r>
         <w:rPr>
@@ -5778,7 +6088,6 @@
       <w:pPr>
         <w:bidi/>
         <w:rPr>
-          <w:rFonts w:hint="cs"/>
           <w:rtl/>
           <w:lang w:bidi="he-IL"/>
         </w:rPr>
@@ -5874,7 +6183,7 @@
                     <pic:cNvPicPr/>
                   </pic:nvPicPr>
                   <pic:blipFill>
-                    <a:blip r:embed="rId9"/>
+                    <a:blip r:embed="rId10"/>
                     <a:stretch>
                       <a:fillRect/>
                     </a:stretch>
@@ -6893,7 +7202,7 @@
   <w:style w:type="paragraph" w:default="1" w:styleId="Normal">
     <w:name w:val="Normal"/>
     <w:qFormat/>
-    <w:rsid w:val="006175CA"/>
+    <w:rsid w:val="002023C5"/>
     <w:rPr>
       <w:rFonts w:ascii="Arial" w:hAnsi="Arial"/>
     </w:rPr>
